--- a/Data Visualization TF.docx
+++ b/Data Visualization TF.docx
@@ -13955,36 +13955,22 @@
                 <w:rFonts w:ascii="Times New Roman" w:cs="Times New Roman" w:eastAsia="Times New Roman" w:hAnsi="Times New Roman"/>
                 <w:rtl w:val="0"/>
               </w:rPr>
-              <w:t xml:space="preserve">Dueños o gerentes de pequeños negocios locales</w:t>
-            </w:r>
-            <w:r>
-              <w:rPr>
-                <w:rFonts w:ascii="Times New Roman" w:cs="Times New Roman" w:eastAsia="Times New Roman" w:hAnsi="Times New Roman"/>
-                <w:rtl w:val="0"/>
-              </w:rPr>
-              <w:t xml:space="preserve"> que quieren entender qué factores impulsan calificaciones y reseñas para mejorar su visibilidad en plataformas como Yelp.</w:t>
-            </w:r>
-          </w:p>
-          <w:p>
-            <w:pPr>
-              <w:spacing w:after="240" w:before="240" w:lineRule="auto"/>
-              <w:rPr>
-                <w:rFonts w:ascii="Times New Roman" w:cs="Times New Roman" w:eastAsia="Times New Roman" w:hAnsi="Times New Roman"/>
-              </w:rPr>
-            </w:pPr>
-            <w:r>
-              <w:rPr>
-                <w:rFonts w:ascii="Times New Roman" w:cs="Times New Roman" w:eastAsia="Times New Roman" w:hAnsi="Times New Roman"/>
-                <w:rtl w:val="0"/>
-              </w:rPr>
-              <w:t xml:space="preserve">Tomadores de decisiones de negocio / analistas</w:t>
-            </w:r>
-            <w:r>
-              <w:rPr>
-                <w:rFonts w:ascii="Times New Roman" w:cs="Times New Roman" w:eastAsia="Times New Roman" w:hAnsi="Times New Roman"/>
-                <w:rtl w:val="0"/>
-              </w:rPr>
-              <w:t xml:space="preserve"> que necesitan herramientas visuales para identificar oportunidades de inversión o mejora en mercados locales.</w:t>
+              <w:t>Dueños o gerentes de pequeños negocios locales que quieren entender qué factores impulsan calificaciones y reseñas para mejorar su visibilidad en plataformas como Yelp.</w:t>
+            </w:r>
+          </w:p>
+          <w:p>
+            <w:pPr>
+              <w:spacing w:after="240" w:before="240" w:lineRule="auto"/>
+              <w:rPr>
+                <w:rFonts w:ascii="Times New Roman" w:cs="Times New Roman" w:eastAsia="Times New Roman" w:hAnsi="Times New Roman"/>
+              </w:rPr>
+            </w:pPr>
+            <w:r>
+              <w:rPr>
+                <w:rFonts w:ascii="Times New Roman" w:cs="Times New Roman" w:eastAsia="Times New Roman" w:hAnsi="Times New Roman"/>
+                <w:rtl w:val="0"/>
+              </w:rPr>
+              <w:t>Tomadores de decisiones de negocio / analistas que necesitan herramientas visuales para identificar oportunidades de inversión o mejora en mercados locales.</w:t>
             </w:r>
           </w:p>
         </w:tc>
@@ -14473,6 +14459,8378 @@
         <w:rPr>
           <w:rtl w:val="0"/>
         </w:rPr>
+      </w:r>
+    </w:p>
+    <w:p>
+      <w:r>
+        <w:br w:type="page"/>
+      </w:r>
+    </w:p>
+    <w:p>
+      <w:pPr>
+        <w:spacing w:before="400" w:after="160"/>
+        <w:jc w:val="center"/>
+        <w:rPr>
+          <w:rFonts w:ascii="Times New Roman" w:cs="Times New Roman" w:eastAsia="Times New Roman" w:hAnsi="Times New Roman"/>
+        </w:rPr>
+      </w:pPr>
+      <w:r>
+        <w:rPr>
+          <w:rFonts w:ascii="Times New Roman" w:cs="Times New Roman" w:eastAsia="Times New Roman" w:hAnsi="Times New Roman"/>
+          <w:b/>
+          <w:bCs/>
+          <w:sz w:val="32"/>
+          <w:szCs w:val="32"/>
+        </w:rPr>
+        <w:t xml:space="preserve">E2 - Perfilado, Diccionario y Limpieza Inicial</w:t>
+      </w:r>
+    </w:p>
+    <w:p>
+      <w:pPr>
+        <w:spacing w:before="60" w:after="280"/>
+        <w:jc w:val="center"/>
+        <w:rPr>
+          <w:rFonts w:ascii="Times New Roman" w:cs="Times New Roman" w:eastAsia="Times New Roman" w:hAnsi="Times New Roman"/>
+        </w:rPr>
+      </w:pPr>
+      <w:r>
+        <w:rPr>
+          <w:rFonts w:ascii="Times New Roman" w:cs="Times New Roman" w:eastAsia="Times New Roman" w:hAnsi="Times New Roman"/>
+          <w:sz w:val="20"/>
+          <w:szCs w:val="20"/>
+        </w:rPr>
+        <w:t xml:space="preserve">Semana 5  |  Peso: 10%  |  Equipo: Rivas - Diaz - Arevalo</w:t>
+      </w:r>
+    </w:p>
+    <w:p>
+      <w:pPr>
+        <w:pStyle w:val="Heading1"/>
+        <w:spacing w:before="360" w:after="160"/>
+      </w:pPr>
+      <w:r>
+        <w:rPr>
+          <w:rFonts w:ascii="Times New Roman" w:cs="Times New Roman" w:eastAsia="Times New Roman" w:hAnsi="Times New Roman"/>
+        </w:rPr>
+        <w:t>12. Resumen ejecutivo E2</w:t>
+      </w:r>
+    </w:p>
+    <w:p>
+      <w:pPr>
+        <w:spacing w:before="160" w:after="80"/>
+        <w:rPr>
+          <w:rFonts w:ascii="Times New Roman" w:cs="Times New Roman" w:eastAsia="Times New Roman" w:hAnsi="Times New Roman"/>
+        </w:rPr>
+      </w:pPr>
+      <w:r>
+        <w:rPr>
+          <w:rFonts w:ascii="Times New Roman" w:cs="Times New Roman" w:eastAsia="Times New Roman" w:hAnsi="Times New Roman"/>
+          <w:sz w:val="22"/>
+          <w:szCs w:val="22"/>
+        </w:rPr>
+        <w:t xml:space="preserve">Esta entrega cubre el perfilado completo del Yelp Open Dataset, la construccion del diccionario de datos, la identificacion de problemas de calidad y la aplicacion de reglas de limpieza para producir un dataset limpio conectado a Tableau sin ambiguedad de tipos. Pipeline reproducible: notebooks/02_perfilado_limpieza.ipynb.</w:t>
+      </w:r>
+    </w:p>
+    <w:tbl>
+      <w:tblPr>
+        <w:tblW w:w="8000" w:type="dxa"/>
+        <w:tblBorders>
+          <w:top w:val="single" w:sz="4" w:color="AAAAAA"/>
+          <w:left w:val="single" w:sz="4" w:color="AAAAAA"/>
+          <w:bottom w:val="single" w:sz="4" w:color="AAAAAA"/>
+          <w:right w:val="single" w:sz="4" w:color="AAAAAA"/>
+          <w:insideH w:val="single" w:sz="4" w:color="AAAAAA"/>
+          <w:insideV w:val="single" w:sz="4" w:color="AAAAAA"/>
+        </w:tblBorders>
+      </w:tblPr>
+      <w:tblGrid>
+        <w:gridCol w:w="3000"/>
+        <w:gridCol w:w="1000"/>
+        <w:gridCol w:w="900"/>
+        <w:gridCol w:w="3100"/>
+      </w:tblGrid>
+      <w:tr>
+        <w:tc>
+          <w:tcPr>
+            <w:tcW w:w="3000" w:type="dxa"/>
+            <w:shd w:val="clear" w:color="auto" w:fill="D9E2F3"/>
+            <w:tcMar>
+              <w:top w:w="60" w:type="dxa"/>
+              <w:bottom w:w="60" w:type="dxa"/>
+              <w:left w:w="80" w:type="dxa"/>
+              <w:right w:w="80" w:type="dxa"/>
+            </w:tcMar>
+          </w:tcPr>
+          <w:p>
+            <w:pPr>
+              <w:rPr>
+                <w:rFonts w:ascii="Times New Roman" w:cs="Times New Roman" w:eastAsia="Times New Roman" w:hAnsi="Times New Roman"/>
+              </w:rPr>
+            </w:pPr>
+            <w:r>
+              <w:rPr>
+                <w:rFonts w:ascii="Times New Roman" w:cs="Times New Roman" w:eastAsia="Times New Roman" w:hAnsi="Times New Roman"/>
+                <w:b/>
+                <w:bCs/>
+                <w:sz w:val="18"/>
+                <w:szCs w:val="18"/>
+              </w:rPr>
+              <w:t xml:space="preserve">Dataset procesado</w:t>
+            </w:r>
+          </w:p>
+        </w:tc>
+        <w:tc>
+          <w:tcPr>
+            <w:tcW w:w="1000" w:type="dxa"/>
+            <w:shd w:val="clear" w:color="auto" w:fill="D9E2F3"/>
+            <w:tcMar>
+              <w:top w:w="60" w:type="dxa"/>
+              <w:bottom w:w="60" w:type="dxa"/>
+              <w:left w:w="80" w:type="dxa"/>
+              <w:right w:w="80" w:type="dxa"/>
+            </w:tcMar>
+          </w:tcPr>
+          <w:p>
+            <w:pPr>
+              <w:rPr>
+                <w:rFonts w:ascii="Times New Roman" w:cs="Times New Roman" w:eastAsia="Times New Roman" w:hAnsi="Times New Roman"/>
+              </w:rPr>
+            </w:pPr>
+            <w:r>
+              <w:rPr>
+                <w:rFonts w:ascii="Times New Roman" w:cs="Times New Roman" w:eastAsia="Times New Roman" w:hAnsi="Times New Roman"/>
+                <w:b/>
+                <w:bCs/>
+                <w:sz w:val="18"/>
+                <w:szCs w:val="18"/>
+              </w:rPr>
+              <w:t xml:space="preserve">Filas</w:t>
+            </w:r>
+          </w:p>
+        </w:tc>
+        <w:tc>
+          <w:tcPr>
+            <w:tcW w:w="900" w:type="dxa"/>
+            <w:shd w:val="clear" w:color="auto" w:fill="D9E2F3"/>
+            <w:tcMar>
+              <w:top w:w="60" w:type="dxa"/>
+              <w:bottom w:w="60" w:type="dxa"/>
+              <w:left w:w="80" w:type="dxa"/>
+              <w:right w:w="80" w:type="dxa"/>
+            </w:tcMar>
+          </w:tcPr>
+          <w:p>
+            <w:pPr>
+              <w:rPr>
+                <w:rFonts w:ascii="Times New Roman" w:cs="Times New Roman" w:eastAsia="Times New Roman" w:hAnsi="Times New Roman"/>
+              </w:rPr>
+            </w:pPr>
+            <w:r>
+              <w:rPr>
+                <w:rFonts w:ascii="Times New Roman" w:cs="Times New Roman" w:eastAsia="Times New Roman" w:hAnsi="Times New Roman"/>
+                <w:b/>
+                <w:bCs/>
+                <w:sz w:val="18"/>
+                <w:szCs w:val="18"/>
+              </w:rPr>
+              <w:t xml:space="preserve">Columnas</w:t>
+            </w:r>
+          </w:p>
+        </w:tc>
+        <w:tc>
+          <w:tcPr>
+            <w:tcW w:w="3100" w:type="dxa"/>
+            <w:shd w:val="clear" w:color="auto" w:fill="D9E2F3"/>
+            <w:tcMar>
+              <w:top w:w="60" w:type="dxa"/>
+              <w:bottom w:w="60" w:type="dxa"/>
+              <w:left w:w="80" w:type="dxa"/>
+              <w:right w:w="80" w:type="dxa"/>
+            </w:tcMar>
+          </w:tcPr>
+          <w:p>
+            <w:pPr>
+              <w:rPr>
+                <w:rFonts w:ascii="Times New Roman" w:cs="Times New Roman" w:eastAsia="Times New Roman" w:hAnsi="Times New Roman"/>
+              </w:rPr>
+            </w:pPr>
+            <w:r>
+              <w:rPr>
+                <w:rFonts w:ascii="Times New Roman" w:cs="Times New Roman" w:eastAsia="Times New Roman" w:hAnsi="Times New Roman"/>
+                <w:b/>
+                <w:bCs/>
+                <w:sz w:val="18"/>
+                <w:szCs w:val="18"/>
+              </w:rPr>
+              <w:t xml:space="preserve">Nulos residuales</w:t>
+            </w:r>
+          </w:p>
+        </w:tc>
+      </w:tr>
+      <w:tr>
+        <w:tc>
+          <w:tcPr>
+            <w:tcW w:w="3000" w:type="dxa"/>
+            <w:tcMar>
+              <w:top w:w="60" w:type="dxa"/>
+              <w:bottom w:w="60" w:type="dxa"/>
+              <w:left w:w="80" w:type="dxa"/>
+              <w:right w:w="80" w:type="dxa"/>
+            </w:tcMar>
+          </w:tcPr>
+          <w:p>
+            <w:pPr>
+              <w:rPr>
+                <w:rFonts w:ascii="Times New Roman" w:cs="Times New Roman" w:eastAsia="Times New Roman" w:hAnsi="Times New Roman"/>
+              </w:rPr>
+            </w:pPr>
+            <w:r>
+              <w:rPr>
+                <w:rFonts w:ascii="Times New Roman" w:cs="Times New Roman" w:eastAsia="Times New Roman" w:hAnsi="Times New Roman"/>
+                <w:sz w:val="18"/>
+                <w:szCs w:val="18"/>
+              </w:rPr>
+              <w:t xml:space="preserve">business_clean.csv (negocios activos)</w:t>
+            </w:r>
+          </w:p>
+        </w:tc>
+        <w:tc>
+          <w:tcPr>
+            <w:tcW w:w="1000" w:type="dxa"/>
+            <w:tcMar>
+              <w:top w:w="60" w:type="dxa"/>
+              <w:bottom w:w="60" w:type="dxa"/>
+              <w:left w:w="80" w:type="dxa"/>
+              <w:right w:w="80" w:type="dxa"/>
+            </w:tcMar>
+          </w:tcPr>
+          <w:p>
+            <w:pPr>
+              <w:rPr>
+                <w:rFonts w:ascii="Times New Roman" w:cs="Times New Roman" w:eastAsia="Times New Roman" w:hAnsi="Times New Roman"/>
+              </w:rPr>
+            </w:pPr>
+            <w:r>
+              <w:rPr>
+                <w:rFonts w:ascii="Times New Roman" w:cs="Times New Roman" w:eastAsia="Times New Roman" w:hAnsi="Times New Roman"/>
+                <w:sz w:val="18"/>
+                <w:szCs w:val="18"/>
+              </w:rPr>
+              <w:t xml:space="preserve">119,698</w:t>
+            </w:r>
+          </w:p>
+        </w:tc>
+        <w:tc>
+          <w:tcPr>
+            <w:tcW w:w="900" w:type="dxa"/>
+            <w:tcMar>
+              <w:top w:w="60" w:type="dxa"/>
+              <w:bottom w:w="60" w:type="dxa"/>
+              <w:left w:w="80" w:type="dxa"/>
+              <w:right w:w="80" w:type="dxa"/>
+            </w:tcMar>
+          </w:tcPr>
+          <w:p>
+            <w:pPr>
+              <w:rPr>
+                <w:rFonts w:ascii="Times New Roman" w:cs="Times New Roman" w:eastAsia="Times New Roman" w:hAnsi="Times New Roman"/>
+              </w:rPr>
+            </w:pPr>
+            <w:r>
+              <w:rPr>
+                <w:rFonts w:ascii="Times New Roman" w:cs="Times New Roman" w:eastAsia="Times New Roman" w:hAnsi="Times New Roman"/>
+                <w:sz w:val="18"/>
+                <w:szCs w:val="18"/>
+              </w:rPr>
+              <w:t xml:space="preserve">16</w:t>
+            </w:r>
+          </w:p>
+        </w:tc>
+        <w:tc>
+          <w:tcPr>
+            <w:tcW w:w="3100" w:type="dxa"/>
+            <w:tcMar>
+              <w:top w:w="60" w:type="dxa"/>
+              <w:bottom w:w="60" w:type="dxa"/>
+              <w:left w:w="80" w:type="dxa"/>
+              <w:right w:w="80" w:type="dxa"/>
+            </w:tcMar>
+          </w:tcPr>
+          <w:p>
+            <w:pPr>
+              <w:rPr>
+                <w:rFonts w:ascii="Times New Roman" w:cs="Times New Roman" w:eastAsia="Times New Roman" w:hAnsi="Times New Roman"/>
+              </w:rPr>
+            </w:pPr>
+            <w:r>
+              <w:rPr>
+                <w:rFonts w:ascii="Times New Roman" w:cs="Times New Roman" w:eastAsia="Times New Roman" w:hAnsi="Times New Roman"/>
+                <w:sz w:val="18"/>
+                <w:szCs w:val="18"/>
+              </w:rPr>
+              <w:t xml:space="preserve">95 en categories (0.08%)</w:t>
+            </w:r>
+          </w:p>
+        </w:tc>
+      </w:tr>
+      <w:tr>
+        <w:tc>
+          <w:tcPr>
+            <w:tcW w:w="3000" w:type="dxa"/>
+            <w:tcMar>
+              <w:top w:w="60" w:type="dxa"/>
+              <w:bottom w:w="60" w:type="dxa"/>
+              <w:left w:w="80" w:type="dxa"/>
+              <w:right w:w="80" w:type="dxa"/>
+            </w:tcMar>
+          </w:tcPr>
+          <w:p>
+            <w:pPr>
+              <w:rPr>
+                <w:rFonts w:ascii="Times New Roman" w:cs="Times New Roman" w:eastAsia="Times New Roman" w:hAnsi="Times New Roman"/>
+              </w:rPr>
+            </w:pPr>
+            <w:r>
+              <w:rPr>
+                <w:rFonts w:ascii="Times New Roman" w:cs="Times New Roman" w:eastAsia="Times New Roman" w:hAnsi="Times New Roman"/>
+                <w:sz w:val="18"/>
+                <w:szCs w:val="18"/>
+              </w:rPr>
+              <w:t xml:space="preserve">reviews_enriched_v1 (resenas)</w:t>
+            </w:r>
+          </w:p>
+        </w:tc>
+        <w:tc>
+          <w:tcPr>
+            <w:tcW w:w="1000" w:type="dxa"/>
+            <w:tcMar>
+              <w:top w:w="60" w:type="dxa"/>
+              <w:bottom w:w="60" w:type="dxa"/>
+              <w:left w:w="80" w:type="dxa"/>
+              <w:right w:w="80" w:type="dxa"/>
+            </w:tcMar>
+          </w:tcPr>
+          <w:p>
+            <w:pPr>
+              <w:rPr>
+                <w:rFonts w:ascii="Times New Roman" w:cs="Times New Roman" w:eastAsia="Times New Roman" w:hAnsi="Times New Roman"/>
+              </w:rPr>
+            </w:pPr>
+            <w:r>
+              <w:rPr>
+                <w:rFonts w:ascii="Times New Roman" w:cs="Times New Roman" w:eastAsia="Times New Roman" w:hAnsi="Times New Roman"/>
+                <w:sz w:val="18"/>
+                <w:szCs w:val="18"/>
+              </w:rPr>
+              <w:t xml:space="preserve">775,955</w:t>
+            </w:r>
+          </w:p>
+        </w:tc>
+        <w:tc>
+          <w:tcPr>
+            <w:tcW w:w="900" w:type="dxa"/>
+            <w:tcMar>
+              <w:top w:w="60" w:type="dxa"/>
+              <w:bottom w:w="60" w:type="dxa"/>
+              <w:left w:w="80" w:type="dxa"/>
+              <w:right w:w="80" w:type="dxa"/>
+            </w:tcMar>
+          </w:tcPr>
+          <w:p>
+            <w:pPr>
+              <w:rPr>
+                <w:rFonts w:ascii="Times New Roman" w:cs="Times New Roman" w:eastAsia="Times New Roman" w:hAnsi="Times New Roman"/>
+              </w:rPr>
+            </w:pPr>
+            <w:r>
+              <w:rPr>
+                <w:rFonts w:ascii="Times New Roman" w:cs="Times New Roman" w:eastAsia="Times New Roman" w:hAnsi="Times New Roman"/>
+                <w:sz w:val="18"/>
+                <w:szCs w:val="18"/>
+              </w:rPr>
+              <w:t xml:space="preserve">16</w:t>
+            </w:r>
+          </w:p>
+        </w:tc>
+        <w:tc>
+          <w:tcPr>
+            <w:tcW w:w="3100" w:type="dxa"/>
+            <w:tcMar>
+              <w:top w:w="60" w:type="dxa"/>
+              <w:bottom w:w="60" w:type="dxa"/>
+              <w:left w:w="80" w:type="dxa"/>
+              <w:right w:w="80" w:type="dxa"/>
+            </w:tcMar>
+          </w:tcPr>
+          <w:p>
+            <w:pPr>
+              <w:rPr>
+                <w:rFonts w:ascii="Times New Roman" w:cs="Times New Roman" w:eastAsia="Times New Roman" w:hAnsi="Times New Roman"/>
+              </w:rPr>
+            </w:pPr>
+            <w:r>
+              <w:rPr>
+                <w:rFonts w:ascii="Times New Roman" w:cs="Times New Roman" w:eastAsia="Times New Roman" w:hAnsi="Times New Roman"/>
+                <w:sz w:val="18"/>
+                <w:szCs w:val="18"/>
+              </w:rPr>
+              <w:t xml:space="preserve">0</w:t>
+            </w:r>
+          </w:p>
+        </w:tc>
+      </w:tr>
+    </w:tbl>
+    <w:p>
+      <w:pPr>
+        <w:spacing w:before="40" w:after="40"/>
+        <w:rPr>
+          <w:rFonts w:ascii="Times New Roman" w:cs="Times New Roman" w:eastAsia="Times New Roman" w:hAnsi="Times New Roman"/>
+        </w:rPr>
+      </w:pPr>
+      <w:r>
+        <w:rPr>
+          <w:rFonts w:ascii="Times New Roman" w:cs="Times New Roman" w:eastAsia="Times New Roman" w:hAnsi="Times New Roman"/>
+          <w:sz w:val="18"/>
+          <w:szCs w:val="18"/>
+        </w:rPr>
+        <w:t xml:space="preserve"/>
+      </w:r>
+    </w:p>
+    <w:p>
+      <w:pPr>
+        <w:pStyle w:val="Heading1"/>
+        <w:spacing w:before="360" w:after="160"/>
+      </w:pPr>
+      <w:r>
+        <w:rPr>
+          <w:rFonts w:ascii="Times New Roman" w:cs="Times New Roman" w:eastAsia="Times New Roman" w:hAnsi="Times New Roman"/>
+        </w:rPr>
+        <w:t>13. Perfilado del dataset</w:t>
+      </w:r>
+    </w:p>
+    <w:p>
+      <w:pPr>
+        <w:pStyle w:val="Heading2"/>
+        <w:spacing w:before="240" w:after="100"/>
+      </w:pPr>
+      <w:r>
+        <w:rPr>
+          <w:rFonts w:ascii="Times New Roman" w:cs="Times New Roman" w:eastAsia="Times New Roman" w:hAnsi="Times New Roman"/>
+        </w:rPr>
+        <w:t>13.1 Negocios (business.json) - 150,346 registros originales, 14 columnas</w:t>
+      </w:r>
+    </w:p>
+    <w:tbl>
+      <w:tblPr>
+        <w:tblW w:w="8000" w:type="dxa"/>
+        <w:tblBorders>
+          <w:top w:val="single" w:sz="4" w:color="AAAAAA"/>
+          <w:left w:val="single" w:sz="4" w:color="AAAAAA"/>
+          <w:bottom w:val="single" w:sz="4" w:color="AAAAAA"/>
+          <w:right w:val="single" w:sz="4" w:color="AAAAAA"/>
+          <w:insideH w:val="single" w:sz="4" w:color="AAAAAA"/>
+          <w:insideV w:val="single" w:sz="4" w:color="AAAAAA"/>
+        </w:tblBorders>
+      </w:tblPr>
+      <w:tblGrid>
+        <w:gridCol w:w="1800"/>
+        <w:gridCol w:w="900"/>
+        <w:gridCol w:w="700"/>
+        <w:gridCol w:w="1000"/>
+        <w:gridCol w:w="3600"/>
+      </w:tblGrid>
+      <w:tr>
+        <w:tc>
+          <w:tcPr>
+            <w:tcW w:w="1800" w:type="dxa"/>
+            <w:shd w:val="clear" w:color="auto" w:fill="D9E2F3"/>
+            <w:tcMar>
+              <w:top w:w="60" w:type="dxa"/>
+              <w:bottom w:w="60" w:type="dxa"/>
+              <w:left w:w="80" w:type="dxa"/>
+              <w:right w:w="80" w:type="dxa"/>
+            </w:tcMar>
+          </w:tcPr>
+          <w:p>
+            <w:pPr>
+              <w:rPr>
+                <w:rFonts w:ascii="Times New Roman" w:cs="Times New Roman" w:eastAsia="Times New Roman" w:hAnsi="Times New Roman"/>
+              </w:rPr>
+            </w:pPr>
+            <w:r>
+              <w:rPr>
+                <w:rFonts w:ascii="Times New Roman" w:cs="Times New Roman" w:eastAsia="Times New Roman" w:hAnsi="Times New Roman"/>
+                <w:b/>
+                <w:bCs/>
+                <w:sz w:val="18"/>
+                <w:szCs w:val="18"/>
+              </w:rPr>
+              <w:t xml:space="preserve">Variable</w:t>
+            </w:r>
+          </w:p>
+        </w:tc>
+        <w:tc>
+          <w:tcPr>
+            <w:tcW w:w="900" w:type="dxa"/>
+            <w:shd w:val="clear" w:color="auto" w:fill="D9E2F3"/>
+            <w:tcMar>
+              <w:top w:w="60" w:type="dxa"/>
+              <w:bottom w:w="60" w:type="dxa"/>
+              <w:left w:w="80" w:type="dxa"/>
+              <w:right w:w="80" w:type="dxa"/>
+            </w:tcMar>
+          </w:tcPr>
+          <w:p>
+            <w:pPr>
+              <w:rPr>
+                <w:rFonts w:ascii="Times New Roman" w:cs="Times New Roman" w:eastAsia="Times New Roman" w:hAnsi="Times New Roman"/>
+              </w:rPr>
+            </w:pPr>
+            <w:r>
+              <w:rPr>
+                <w:rFonts w:ascii="Times New Roman" w:cs="Times New Roman" w:eastAsia="Times New Roman" w:hAnsi="Times New Roman"/>
+                <w:b/>
+                <w:bCs/>
+                <w:sz w:val="18"/>
+                <w:szCs w:val="18"/>
+              </w:rPr>
+              <w:t xml:space="preserve">Tipo</w:t>
+            </w:r>
+          </w:p>
+        </w:tc>
+        <w:tc>
+          <w:tcPr>
+            <w:tcW w:w="700" w:type="dxa"/>
+            <w:shd w:val="clear" w:color="auto" w:fill="D9E2F3"/>
+            <w:tcMar>
+              <w:top w:w="60" w:type="dxa"/>
+              <w:bottom w:w="60" w:type="dxa"/>
+              <w:left w:w="80" w:type="dxa"/>
+              <w:right w:w="80" w:type="dxa"/>
+            </w:tcMar>
+          </w:tcPr>
+          <w:p>
+            <w:pPr>
+              <w:rPr>
+                <w:rFonts w:ascii="Times New Roman" w:cs="Times New Roman" w:eastAsia="Times New Roman" w:hAnsi="Times New Roman"/>
+              </w:rPr>
+            </w:pPr>
+            <w:r>
+              <w:rPr>
+                <w:rFonts w:ascii="Times New Roman" w:cs="Times New Roman" w:eastAsia="Times New Roman" w:hAnsi="Times New Roman"/>
+                <w:b/>
+                <w:bCs/>
+                <w:sz w:val="18"/>
+                <w:szCs w:val="18"/>
+              </w:rPr>
+              <w:t xml:space="preserve">Nulos %</w:t>
+            </w:r>
+          </w:p>
+        </w:tc>
+        <w:tc>
+          <w:tcPr>
+            <w:tcW w:w="1000" w:type="dxa"/>
+            <w:shd w:val="clear" w:color="auto" w:fill="D9E2F3"/>
+            <w:tcMar>
+              <w:top w:w="60" w:type="dxa"/>
+              <w:bottom w:w="60" w:type="dxa"/>
+              <w:left w:w="80" w:type="dxa"/>
+              <w:right w:w="80" w:type="dxa"/>
+            </w:tcMar>
+          </w:tcPr>
+          <w:p>
+            <w:pPr>
+              <w:rPr>
+                <w:rFonts w:ascii="Times New Roman" w:cs="Times New Roman" w:eastAsia="Times New Roman" w:hAnsi="Times New Roman"/>
+              </w:rPr>
+            </w:pPr>
+            <w:r>
+              <w:rPr>
+                <w:rFonts w:ascii="Times New Roman" w:cs="Times New Roman" w:eastAsia="Times New Roman" w:hAnsi="Times New Roman"/>
+                <w:b/>
+                <w:bCs/>
+                <w:sz w:val="18"/>
+                <w:szCs w:val="18"/>
+              </w:rPr>
+              <w:t xml:space="preserve">Cardinalidad</w:t>
+            </w:r>
+          </w:p>
+        </w:tc>
+        <w:tc>
+          <w:tcPr>
+            <w:tcW w:w="3600" w:type="dxa"/>
+            <w:shd w:val="clear" w:color="auto" w:fill="D9E2F3"/>
+            <w:tcMar>
+              <w:top w:w="60" w:type="dxa"/>
+              <w:bottom w:w="60" w:type="dxa"/>
+              <w:left w:w="80" w:type="dxa"/>
+              <w:right w:w="80" w:type="dxa"/>
+            </w:tcMar>
+          </w:tcPr>
+          <w:p>
+            <w:pPr>
+              <w:rPr>
+                <w:rFonts w:ascii="Times New Roman" w:cs="Times New Roman" w:eastAsia="Times New Roman" w:hAnsi="Times New Roman"/>
+              </w:rPr>
+            </w:pPr>
+            <w:r>
+              <w:rPr>
+                <w:rFonts w:ascii="Times New Roman" w:cs="Times New Roman" w:eastAsia="Times New Roman" w:hAnsi="Times New Roman"/>
+                <w:b/>
+                <w:bCs/>
+                <w:sz w:val="18"/>
+                <w:szCs w:val="18"/>
+              </w:rPr>
+              <w:t xml:space="preserve">Observacion de calidad</w:t>
+            </w:r>
+          </w:p>
+        </w:tc>
+      </w:tr>
+      <w:tr>
+        <w:tc>
+          <w:tcPr>
+            <w:tcW w:w="1800" w:type="dxa"/>
+            <w:tcMar>
+              <w:top w:w="60" w:type="dxa"/>
+              <w:bottom w:w="60" w:type="dxa"/>
+              <w:left w:w="80" w:type="dxa"/>
+              <w:right w:w="80" w:type="dxa"/>
+            </w:tcMar>
+          </w:tcPr>
+          <w:p>
+            <w:pPr>
+              <w:rPr>
+                <w:rFonts w:ascii="Times New Roman" w:cs="Times New Roman" w:eastAsia="Times New Roman" w:hAnsi="Times New Roman"/>
+              </w:rPr>
+            </w:pPr>
+            <w:r>
+              <w:rPr>
+                <w:rFonts w:ascii="Times New Roman" w:cs="Times New Roman" w:eastAsia="Times New Roman" w:hAnsi="Times New Roman"/>
+                <w:sz w:val="18"/>
+                <w:szCs w:val="18"/>
+              </w:rPr>
+              <w:t xml:space="preserve">business_id</w:t>
+            </w:r>
+          </w:p>
+        </w:tc>
+        <w:tc>
+          <w:tcPr>
+            <w:tcW w:w="900" w:type="dxa"/>
+            <w:tcMar>
+              <w:top w:w="60" w:type="dxa"/>
+              <w:bottom w:w="60" w:type="dxa"/>
+              <w:left w:w="80" w:type="dxa"/>
+              <w:right w:w="80" w:type="dxa"/>
+            </w:tcMar>
+          </w:tcPr>
+          <w:p>
+            <w:pPr>
+              <w:rPr>
+                <w:rFonts w:ascii="Times New Roman" w:cs="Times New Roman" w:eastAsia="Times New Roman" w:hAnsi="Times New Roman"/>
+              </w:rPr>
+            </w:pPr>
+            <w:r>
+              <w:rPr>
+                <w:rFonts w:ascii="Times New Roman" w:cs="Times New Roman" w:eastAsia="Times New Roman" w:hAnsi="Times New Roman"/>
+                <w:sz w:val="18"/>
+                <w:szCs w:val="18"/>
+              </w:rPr>
+              <w:t xml:space="preserve">STRING</w:t>
+            </w:r>
+          </w:p>
+        </w:tc>
+        <w:tc>
+          <w:tcPr>
+            <w:tcW w:w="700" w:type="dxa"/>
+            <w:tcMar>
+              <w:top w:w="60" w:type="dxa"/>
+              <w:bottom w:w="60" w:type="dxa"/>
+              <w:left w:w="80" w:type="dxa"/>
+              <w:right w:w="80" w:type="dxa"/>
+            </w:tcMar>
+          </w:tcPr>
+          <w:p>
+            <w:pPr>
+              <w:rPr>
+                <w:rFonts w:ascii="Times New Roman" w:cs="Times New Roman" w:eastAsia="Times New Roman" w:hAnsi="Times New Roman"/>
+              </w:rPr>
+            </w:pPr>
+            <w:r>
+              <w:rPr>
+                <w:rFonts w:ascii="Times New Roman" w:cs="Times New Roman" w:eastAsia="Times New Roman" w:hAnsi="Times New Roman"/>
+                <w:sz w:val="18"/>
+                <w:szCs w:val="18"/>
+              </w:rPr>
+              <w:t xml:space="preserve">0%</w:t>
+            </w:r>
+          </w:p>
+        </w:tc>
+        <w:tc>
+          <w:tcPr>
+            <w:tcW w:w="1000" w:type="dxa"/>
+            <w:tcMar>
+              <w:top w:w="60" w:type="dxa"/>
+              <w:bottom w:w="60" w:type="dxa"/>
+              <w:left w:w="80" w:type="dxa"/>
+              <w:right w:w="80" w:type="dxa"/>
+            </w:tcMar>
+          </w:tcPr>
+          <w:p>
+            <w:pPr>
+              <w:rPr>
+                <w:rFonts w:ascii="Times New Roman" w:cs="Times New Roman" w:eastAsia="Times New Roman" w:hAnsi="Times New Roman"/>
+              </w:rPr>
+            </w:pPr>
+            <w:r>
+              <w:rPr>
+                <w:rFonts w:ascii="Times New Roman" w:cs="Times New Roman" w:eastAsia="Times New Roman" w:hAnsi="Times New Roman"/>
+                <w:sz w:val="18"/>
+                <w:szCs w:val="18"/>
+              </w:rPr>
+              <w:t xml:space="preserve">150,346</w:t>
+            </w:r>
+          </w:p>
+        </w:tc>
+        <w:tc>
+          <w:tcPr>
+            <w:tcW w:w="3600" w:type="dxa"/>
+            <w:tcMar>
+              <w:top w:w="60" w:type="dxa"/>
+              <w:bottom w:w="60" w:type="dxa"/>
+              <w:left w:w="80" w:type="dxa"/>
+              <w:right w:w="80" w:type="dxa"/>
+            </w:tcMar>
+          </w:tcPr>
+          <w:p>
+            <w:pPr>
+              <w:rPr>
+                <w:rFonts w:ascii="Times New Roman" w:cs="Times New Roman" w:eastAsia="Times New Roman" w:hAnsi="Times New Roman"/>
+              </w:rPr>
+            </w:pPr>
+            <w:r>
+              <w:rPr>
+                <w:rFonts w:ascii="Times New Roman" w:cs="Times New Roman" w:eastAsia="Times New Roman" w:hAnsi="Times New Roman"/>
+                <w:sz w:val="18"/>
+                <w:szCs w:val="18"/>
+              </w:rPr>
+              <w:t xml:space="preserve">Llave primaria, sin duplicados</w:t>
+            </w:r>
+          </w:p>
+        </w:tc>
+      </w:tr>
+      <w:tr>
+        <w:tc>
+          <w:tcPr>
+            <w:tcW w:w="1800" w:type="dxa"/>
+            <w:tcMar>
+              <w:top w:w="60" w:type="dxa"/>
+              <w:bottom w:w="60" w:type="dxa"/>
+              <w:left w:w="80" w:type="dxa"/>
+              <w:right w:w="80" w:type="dxa"/>
+            </w:tcMar>
+          </w:tcPr>
+          <w:p>
+            <w:pPr>
+              <w:rPr>
+                <w:rFonts w:ascii="Times New Roman" w:cs="Times New Roman" w:eastAsia="Times New Roman" w:hAnsi="Times New Roman"/>
+              </w:rPr>
+            </w:pPr>
+            <w:r>
+              <w:rPr>
+                <w:rFonts w:ascii="Times New Roman" w:cs="Times New Roman" w:eastAsia="Times New Roman" w:hAnsi="Times New Roman"/>
+                <w:sz w:val="18"/>
+                <w:szCs w:val="18"/>
+              </w:rPr>
+              <w:t xml:space="preserve">name</w:t>
+            </w:r>
+          </w:p>
+        </w:tc>
+        <w:tc>
+          <w:tcPr>
+            <w:tcW w:w="900" w:type="dxa"/>
+            <w:tcMar>
+              <w:top w:w="60" w:type="dxa"/>
+              <w:bottom w:w="60" w:type="dxa"/>
+              <w:left w:w="80" w:type="dxa"/>
+              <w:right w:w="80" w:type="dxa"/>
+            </w:tcMar>
+          </w:tcPr>
+          <w:p>
+            <w:pPr>
+              <w:rPr>
+                <w:rFonts w:ascii="Times New Roman" w:cs="Times New Roman" w:eastAsia="Times New Roman" w:hAnsi="Times New Roman"/>
+              </w:rPr>
+            </w:pPr>
+            <w:r>
+              <w:rPr>
+                <w:rFonts w:ascii="Times New Roman" w:cs="Times New Roman" w:eastAsia="Times New Roman" w:hAnsi="Times New Roman"/>
+                <w:sz w:val="18"/>
+                <w:szCs w:val="18"/>
+              </w:rPr>
+              <w:t xml:space="preserve">STRING</w:t>
+            </w:r>
+          </w:p>
+        </w:tc>
+        <w:tc>
+          <w:tcPr>
+            <w:tcW w:w="700" w:type="dxa"/>
+            <w:tcMar>
+              <w:top w:w="60" w:type="dxa"/>
+              <w:bottom w:w="60" w:type="dxa"/>
+              <w:left w:w="80" w:type="dxa"/>
+              <w:right w:w="80" w:type="dxa"/>
+            </w:tcMar>
+          </w:tcPr>
+          <w:p>
+            <w:pPr>
+              <w:rPr>
+                <w:rFonts w:ascii="Times New Roman" w:cs="Times New Roman" w:eastAsia="Times New Roman" w:hAnsi="Times New Roman"/>
+              </w:rPr>
+            </w:pPr>
+            <w:r>
+              <w:rPr>
+                <w:rFonts w:ascii="Times New Roman" w:cs="Times New Roman" w:eastAsia="Times New Roman" w:hAnsi="Times New Roman"/>
+                <w:sz w:val="18"/>
+                <w:szCs w:val="18"/>
+              </w:rPr>
+              <w:t xml:space="preserve">0%</w:t>
+            </w:r>
+          </w:p>
+        </w:tc>
+        <w:tc>
+          <w:tcPr>
+            <w:tcW w:w="1000" w:type="dxa"/>
+            <w:tcMar>
+              <w:top w:w="60" w:type="dxa"/>
+              <w:bottom w:w="60" w:type="dxa"/>
+              <w:left w:w="80" w:type="dxa"/>
+              <w:right w:w="80" w:type="dxa"/>
+            </w:tcMar>
+          </w:tcPr>
+          <w:p>
+            <w:pPr>
+              <w:rPr>
+                <w:rFonts w:ascii="Times New Roman" w:cs="Times New Roman" w:eastAsia="Times New Roman" w:hAnsi="Times New Roman"/>
+              </w:rPr>
+            </w:pPr>
+            <w:r>
+              <w:rPr>
+                <w:rFonts w:ascii="Times New Roman" w:cs="Times New Roman" w:eastAsia="Times New Roman" w:hAnsi="Times New Roman"/>
+                <w:sz w:val="18"/>
+                <w:szCs w:val="18"/>
+              </w:rPr>
+              <w:t xml:space="preserve">114,117</w:t>
+            </w:r>
+          </w:p>
+        </w:tc>
+        <w:tc>
+          <w:tcPr>
+            <w:tcW w:w="3600" w:type="dxa"/>
+            <w:tcMar>
+              <w:top w:w="60" w:type="dxa"/>
+              <w:bottom w:w="60" w:type="dxa"/>
+              <w:left w:w="80" w:type="dxa"/>
+              <w:right w:w="80" w:type="dxa"/>
+            </w:tcMar>
+          </w:tcPr>
+          <w:p>
+            <w:pPr>
+              <w:rPr>
+                <w:rFonts w:ascii="Times New Roman" w:cs="Times New Roman" w:eastAsia="Times New Roman" w:hAnsi="Times New Roman"/>
+              </w:rPr>
+            </w:pPr>
+            <w:r>
+              <w:rPr>
+                <w:rFonts w:ascii="Times New Roman" w:cs="Times New Roman" w:eastAsia="Times New Roman" w:hAnsi="Times New Roman"/>
+                <w:sz w:val="18"/>
+                <w:szCs w:val="18"/>
+              </w:rPr>
+              <w:t xml:space="preserve">Variantes de escritura posibles</w:t>
+            </w:r>
+          </w:p>
+        </w:tc>
+      </w:tr>
+      <w:tr>
+        <w:tc>
+          <w:tcPr>
+            <w:tcW w:w="1800" w:type="dxa"/>
+            <w:tcMar>
+              <w:top w:w="60" w:type="dxa"/>
+              <w:bottom w:w="60" w:type="dxa"/>
+              <w:left w:w="80" w:type="dxa"/>
+              <w:right w:w="80" w:type="dxa"/>
+            </w:tcMar>
+          </w:tcPr>
+          <w:p>
+            <w:pPr>
+              <w:rPr>
+                <w:rFonts w:ascii="Times New Roman" w:cs="Times New Roman" w:eastAsia="Times New Roman" w:hAnsi="Times New Roman"/>
+              </w:rPr>
+            </w:pPr>
+            <w:r>
+              <w:rPr>
+                <w:rFonts w:ascii="Times New Roman" w:cs="Times New Roman" w:eastAsia="Times New Roman" w:hAnsi="Times New Roman"/>
+                <w:sz w:val="18"/>
+                <w:szCs w:val="18"/>
+              </w:rPr>
+              <w:t xml:space="preserve">city</w:t>
+            </w:r>
+          </w:p>
+        </w:tc>
+        <w:tc>
+          <w:tcPr>
+            <w:tcW w:w="900" w:type="dxa"/>
+            <w:tcMar>
+              <w:top w:w="60" w:type="dxa"/>
+              <w:bottom w:w="60" w:type="dxa"/>
+              <w:left w:w="80" w:type="dxa"/>
+              <w:right w:w="80" w:type="dxa"/>
+            </w:tcMar>
+          </w:tcPr>
+          <w:p>
+            <w:pPr>
+              <w:rPr>
+                <w:rFonts w:ascii="Times New Roman" w:cs="Times New Roman" w:eastAsia="Times New Roman" w:hAnsi="Times New Roman"/>
+              </w:rPr>
+            </w:pPr>
+            <w:r>
+              <w:rPr>
+                <w:rFonts w:ascii="Times New Roman" w:cs="Times New Roman" w:eastAsia="Times New Roman" w:hAnsi="Times New Roman"/>
+                <w:sz w:val="18"/>
+                <w:szCs w:val="18"/>
+              </w:rPr>
+              <w:t xml:space="preserve">STRING</w:t>
+            </w:r>
+          </w:p>
+        </w:tc>
+        <w:tc>
+          <w:tcPr>
+            <w:tcW w:w="700" w:type="dxa"/>
+            <w:tcMar>
+              <w:top w:w="60" w:type="dxa"/>
+              <w:bottom w:w="60" w:type="dxa"/>
+              <w:left w:w="80" w:type="dxa"/>
+              <w:right w:w="80" w:type="dxa"/>
+            </w:tcMar>
+          </w:tcPr>
+          <w:p>
+            <w:pPr>
+              <w:rPr>
+                <w:rFonts w:ascii="Times New Roman" w:cs="Times New Roman" w:eastAsia="Times New Roman" w:hAnsi="Times New Roman"/>
+              </w:rPr>
+            </w:pPr>
+            <w:r>
+              <w:rPr>
+                <w:rFonts w:ascii="Times New Roman" w:cs="Times New Roman" w:eastAsia="Times New Roman" w:hAnsi="Times New Roman"/>
+                <w:sz w:val="18"/>
+                <w:szCs w:val="18"/>
+              </w:rPr>
+              <w:t xml:space="preserve">0%</w:t>
+            </w:r>
+          </w:p>
+        </w:tc>
+        <w:tc>
+          <w:tcPr>
+            <w:tcW w:w="1000" w:type="dxa"/>
+            <w:tcMar>
+              <w:top w:w="60" w:type="dxa"/>
+              <w:bottom w:w="60" w:type="dxa"/>
+              <w:left w:w="80" w:type="dxa"/>
+              <w:right w:w="80" w:type="dxa"/>
+            </w:tcMar>
+          </w:tcPr>
+          <w:p>
+            <w:pPr>
+              <w:rPr>
+                <w:rFonts w:ascii="Times New Roman" w:cs="Times New Roman" w:eastAsia="Times New Roman" w:hAnsi="Times New Roman"/>
+              </w:rPr>
+            </w:pPr>
+            <w:r>
+              <w:rPr>
+                <w:rFonts w:ascii="Times New Roman" w:cs="Times New Roman" w:eastAsia="Times New Roman" w:hAnsi="Times New Roman"/>
+                <w:sz w:val="18"/>
+                <w:szCs w:val="18"/>
+              </w:rPr>
+              <w:t xml:space="preserve">1,416</w:t>
+            </w:r>
+          </w:p>
+        </w:tc>
+        <w:tc>
+          <w:tcPr>
+            <w:tcW w:w="3600" w:type="dxa"/>
+            <w:tcMar>
+              <w:top w:w="60" w:type="dxa"/>
+              <w:bottom w:w="60" w:type="dxa"/>
+              <w:left w:w="80" w:type="dxa"/>
+              <w:right w:w="80" w:type="dxa"/>
+            </w:tcMar>
+          </w:tcPr>
+          <w:p>
+            <w:pPr>
+              <w:rPr>
+                <w:rFonts w:ascii="Times New Roman" w:cs="Times New Roman" w:eastAsia="Times New Roman" w:hAnsi="Times New Roman"/>
+              </w:rPr>
+            </w:pPr>
+            <w:r>
+              <w:rPr>
+                <w:rFonts w:ascii="Times New Roman" w:cs="Times New Roman" w:eastAsia="Times New Roman" w:hAnsi="Times New Roman"/>
+                <w:sz w:val="18"/>
+                <w:szCs w:val="18"/>
+              </w:rPr>
+              <w:t xml:space="preserve">Homologado con str.title()</w:t>
+            </w:r>
+          </w:p>
+        </w:tc>
+      </w:tr>
+      <w:tr>
+        <w:tc>
+          <w:tcPr>
+            <w:tcW w:w="1800" w:type="dxa"/>
+            <w:tcMar>
+              <w:top w:w="60" w:type="dxa"/>
+              <w:bottom w:w="60" w:type="dxa"/>
+              <w:left w:w="80" w:type="dxa"/>
+              <w:right w:w="80" w:type="dxa"/>
+            </w:tcMar>
+          </w:tcPr>
+          <w:p>
+            <w:pPr>
+              <w:rPr>
+                <w:rFonts w:ascii="Times New Roman" w:cs="Times New Roman" w:eastAsia="Times New Roman" w:hAnsi="Times New Roman"/>
+              </w:rPr>
+            </w:pPr>
+            <w:r>
+              <w:rPr>
+                <w:rFonts w:ascii="Times New Roman" w:cs="Times New Roman" w:eastAsia="Times New Roman" w:hAnsi="Times New Roman"/>
+                <w:sz w:val="18"/>
+                <w:szCs w:val="18"/>
+              </w:rPr>
+              <w:t xml:space="preserve">state</w:t>
+            </w:r>
+          </w:p>
+        </w:tc>
+        <w:tc>
+          <w:tcPr>
+            <w:tcW w:w="900" w:type="dxa"/>
+            <w:tcMar>
+              <w:top w:w="60" w:type="dxa"/>
+              <w:bottom w:w="60" w:type="dxa"/>
+              <w:left w:w="80" w:type="dxa"/>
+              <w:right w:w="80" w:type="dxa"/>
+            </w:tcMar>
+          </w:tcPr>
+          <w:p>
+            <w:pPr>
+              <w:rPr>
+                <w:rFonts w:ascii="Times New Roman" w:cs="Times New Roman" w:eastAsia="Times New Roman" w:hAnsi="Times New Roman"/>
+              </w:rPr>
+            </w:pPr>
+            <w:r>
+              <w:rPr>
+                <w:rFonts w:ascii="Times New Roman" w:cs="Times New Roman" w:eastAsia="Times New Roman" w:hAnsi="Times New Roman"/>
+                <w:sz w:val="18"/>
+                <w:szCs w:val="18"/>
+              </w:rPr>
+              <w:t xml:space="preserve">STRING</w:t>
+            </w:r>
+          </w:p>
+        </w:tc>
+        <w:tc>
+          <w:tcPr>
+            <w:tcW w:w="700" w:type="dxa"/>
+            <w:tcMar>
+              <w:top w:w="60" w:type="dxa"/>
+              <w:bottom w:w="60" w:type="dxa"/>
+              <w:left w:w="80" w:type="dxa"/>
+              <w:right w:w="80" w:type="dxa"/>
+            </w:tcMar>
+          </w:tcPr>
+          <w:p>
+            <w:pPr>
+              <w:rPr>
+                <w:rFonts w:ascii="Times New Roman" w:cs="Times New Roman" w:eastAsia="Times New Roman" w:hAnsi="Times New Roman"/>
+              </w:rPr>
+            </w:pPr>
+            <w:r>
+              <w:rPr>
+                <w:rFonts w:ascii="Times New Roman" w:cs="Times New Roman" w:eastAsia="Times New Roman" w:hAnsi="Times New Roman"/>
+                <w:sz w:val="18"/>
+                <w:szCs w:val="18"/>
+              </w:rPr>
+              <w:t xml:space="preserve">0%</w:t>
+            </w:r>
+          </w:p>
+        </w:tc>
+        <w:tc>
+          <w:tcPr>
+            <w:tcW w:w="1000" w:type="dxa"/>
+            <w:tcMar>
+              <w:top w:w="60" w:type="dxa"/>
+              <w:bottom w:w="60" w:type="dxa"/>
+              <w:left w:w="80" w:type="dxa"/>
+              <w:right w:w="80" w:type="dxa"/>
+            </w:tcMar>
+          </w:tcPr>
+          <w:p>
+            <w:pPr>
+              <w:rPr>
+                <w:rFonts w:ascii="Times New Roman" w:cs="Times New Roman" w:eastAsia="Times New Roman" w:hAnsi="Times New Roman"/>
+              </w:rPr>
+            </w:pPr>
+            <w:r>
+              <w:rPr>
+                <w:rFonts w:ascii="Times New Roman" w:cs="Times New Roman" w:eastAsia="Times New Roman" w:hAnsi="Times New Roman"/>
+                <w:sz w:val="18"/>
+                <w:szCs w:val="18"/>
+              </w:rPr>
+              <w:t xml:space="preserve">27</w:t>
+            </w:r>
+          </w:p>
+        </w:tc>
+        <w:tc>
+          <w:tcPr>
+            <w:tcW w:w="3600" w:type="dxa"/>
+            <w:tcMar>
+              <w:top w:w="60" w:type="dxa"/>
+              <w:bottom w:w="60" w:type="dxa"/>
+              <w:left w:w="80" w:type="dxa"/>
+              <w:right w:w="80" w:type="dxa"/>
+            </w:tcMar>
+          </w:tcPr>
+          <w:p>
+            <w:pPr>
+              <w:rPr>
+                <w:rFonts w:ascii="Times New Roman" w:cs="Times New Roman" w:eastAsia="Times New Roman" w:hAnsi="Times New Roman"/>
+              </w:rPr>
+            </w:pPr>
+            <w:r>
+              <w:rPr>
+                <w:rFonts w:ascii="Times New Roman" w:cs="Times New Roman" w:eastAsia="Times New Roman" w:hAnsi="Times New Roman"/>
+                <w:sz w:val="18"/>
+                <w:szCs w:val="18"/>
+              </w:rPr>
+              <w:t xml:space="preserve">Estandarizado 2-3 letras</w:t>
+            </w:r>
+          </w:p>
+        </w:tc>
+      </w:tr>
+      <w:tr>
+        <w:tc>
+          <w:tcPr>
+            <w:tcW w:w="1800" w:type="dxa"/>
+            <w:tcMar>
+              <w:top w:w="60" w:type="dxa"/>
+              <w:bottom w:w="60" w:type="dxa"/>
+              <w:left w:w="80" w:type="dxa"/>
+              <w:right w:w="80" w:type="dxa"/>
+            </w:tcMar>
+          </w:tcPr>
+          <w:p>
+            <w:pPr>
+              <w:rPr>
+                <w:rFonts w:ascii="Times New Roman" w:cs="Times New Roman" w:eastAsia="Times New Roman" w:hAnsi="Times New Roman"/>
+              </w:rPr>
+            </w:pPr>
+            <w:r>
+              <w:rPr>
+                <w:rFonts w:ascii="Times New Roman" w:cs="Times New Roman" w:eastAsia="Times New Roman" w:hAnsi="Times New Roman"/>
+                <w:sz w:val="18"/>
+                <w:szCs w:val="18"/>
+              </w:rPr>
+              <w:t xml:space="preserve">latitude / longitude</w:t>
+            </w:r>
+          </w:p>
+        </w:tc>
+        <w:tc>
+          <w:tcPr>
+            <w:tcW w:w="900" w:type="dxa"/>
+            <w:tcMar>
+              <w:top w:w="60" w:type="dxa"/>
+              <w:bottom w:w="60" w:type="dxa"/>
+              <w:left w:w="80" w:type="dxa"/>
+              <w:right w:w="80" w:type="dxa"/>
+            </w:tcMar>
+          </w:tcPr>
+          <w:p>
+            <w:pPr>
+              <w:rPr>
+                <w:rFonts w:ascii="Times New Roman" w:cs="Times New Roman" w:eastAsia="Times New Roman" w:hAnsi="Times New Roman"/>
+              </w:rPr>
+            </w:pPr>
+            <w:r>
+              <w:rPr>
+                <w:rFonts w:ascii="Times New Roman" w:cs="Times New Roman" w:eastAsia="Times New Roman" w:hAnsi="Times New Roman"/>
+                <w:sz w:val="18"/>
+                <w:szCs w:val="18"/>
+              </w:rPr>
+              <w:t xml:space="preserve">FLOAT</w:t>
+            </w:r>
+          </w:p>
+        </w:tc>
+        <w:tc>
+          <w:tcPr>
+            <w:tcW w:w="700" w:type="dxa"/>
+            <w:tcMar>
+              <w:top w:w="60" w:type="dxa"/>
+              <w:bottom w:w="60" w:type="dxa"/>
+              <w:left w:w="80" w:type="dxa"/>
+              <w:right w:w="80" w:type="dxa"/>
+            </w:tcMar>
+          </w:tcPr>
+          <w:p>
+            <w:pPr>
+              <w:rPr>
+                <w:rFonts w:ascii="Times New Roman" w:cs="Times New Roman" w:eastAsia="Times New Roman" w:hAnsi="Times New Roman"/>
+              </w:rPr>
+            </w:pPr>
+            <w:r>
+              <w:rPr>
+                <w:rFonts w:ascii="Times New Roman" w:cs="Times New Roman" w:eastAsia="Times New Roman" w:hAnsi="Times New Roman"/>
+                <w:sz w:val="18"/>
+                <w:szCs w:val="18"/>
+              </w:rPr>
+              <w:t xml:space="preserve">0%</w:t>
+            </w:r>
+          </w:p>
+        </w:tc>
+        <w:tc>
+          <w:tcPr>
+            <w:tcW w:w="1000" w:type="dxa"/>
+            <w:tcMar>
+              <w:top w:w="60" w:type="dxa"/>
+              <w:bottom w:w="60" w:type="dxa"/>
+              <w:left w:w="80" w:type="dxa"/>
+              <w:right w:w="80" w:type="dxa"/>
+            </w:tcMar>
+          </w:tcPr>
+          <w:p>
+            <w:pPr>
+              <w:rPr>
+                <w:rFonts w:ascii="Times New Roman" w:cs="Times New Roman" w:eastAsia="Times New Roman" w:hAnsi="Times New Roman"/>
+              </w:rPr>
+            </w:pPr>
+            <w:r>
+              <w:rPr>
+                <w:rFonts w:ascii="Times New Roman" w:cs="Times New Roman" w:eastAsia="Times New Roman" w:hAnsi="Times New Roman"/>
+                <w:sz w:val="18"/>
+                <w:szCs w:val="18"/>
+              </w:rPr>
+              <w:t xml:space="preserve">&gt;130K</w:t>
+            </w:r>
+          </w:p>
+        </w:tc>
+        <w:tc>
+          <w:tcPr>
+            <w:tcW w:w="3600" w:type="dxa"/>
+            <w:tcMar>
+              <w:top w:w="60" w:type="dxa"/>
+              <w:bottom w:w="60" w:type="dxa"/>
+              <w:left w:w="80" w:type="dxa"/>
+              <w:right w:w="80" w:type="dxa"/>
+            </w:tcMar>
+          </w:tcPr>
+          <w:p>
+            <w:pPr>
+              <w:rPr>
+                <w:rFonts w:ascii="Times New Roman" w:cs="Times New Roman" w:eastAsia="Times New Roman" w:hAnsi="Times New Roman"/>
+              </w:rPr>
+            </w:pPr>
+            <w:r>
+              <w:rPr>
+                <w:rFonts w:ascii="Times New Roman" w:cs="Times New Roman" w:eastAsia="Times New Roman" w:hAnsi="Times New Roman"/>
+                <w:sz w:val="18"/>
+                <w:szCs w:val="18"/>
+              </w:rPr>
+              <w:t xml:space="preserve">Validado rango EE.UU./Canada</w:t>
+            </w:r>
+          </w:p>
+        </w:tc>
+      </w:tr>
+      <w:tr>
+        <w:tc>
+          <w:tcPr>
+            <w:tcW w:w="1800" w:type="dxa"/>
+            <w:tcMar>
+              <w:top w:w="60" w:type="dxa"/>
+              <w:bottom w:w="60" w:type="dxa"/>
+              <w:left w:w="80" w:type="dxa"/>
+              <w:right w:w="80" w:type="dxa"/>
+            </w:tcMar>
+          </w:tcPr>
+          <w:p>
+            <w:pPr>
+              <w:rPr>
+                <w:rFonts w:ascii="Times New Roman" w:cs="Times New Roman" w:eastAsia="Times New Roman" w:hAnsi="Times New Roman"/>
+              </w:rPr>
+            </w:pPr>
+            <w:r>
+              <w:rPr>
+                <w:rFonts w:ascii="Times New Roman" w:cs="Times New Roman" w:eastAsia="Times New Roman" w:hAnsi="Times New Roman"/>
+                <w:sz w:val="18"/>
+                <w:szCs w:val="18"/>
+              </w:rPr>
+              <w:t xml:space="preserve">stars</w:t>
+            </w:r>
+          </w:p>
+        </w:tc>
+        <w:tc>
+          <w:tcPr>
+            <w:tcW w:w="900" w:type="dxa"/>
+            <w:tcMar>
+              <w:top w:w="60" w:type="dxa"/>
+              <w:bottom w:w="60" w:type="dxa"/>
+              <w:left w:w="80" w:type="dxa"/>
+              <w:right w:w="80" w:type="dxa"/>
+            </w:tcMar>
+          </w:tcPr>
+          <w:p>
+            <w:pPr>
+              <w:rPr>
+                <w:rFonts w:ascii="Times New Roman" w:cs="Times New Roman" w:eastAsia="Times New Roman" w:hAnsi="Times New Roman"/>
+              </w:rPr>
+            </w:pPr>
+            <w:r>
+              <w:rPr>
+                <w:rFonts w:ascii="Times New Roman" w:cs="Times New Roman" w:eastAsia="Times New Roman" w:hAnsi="Times New Roman"/>
+                <w:sz w:val="18"/>
+                <w:szCs w:val="18"/>
+              </w:rPr>
+              <w:t xml:space="preserve">FLOAT {1-5}</w:t>
+            </w:r>
+          </w:p>
+        </w:tc>
+        <w:tc>
+          <w:tcPr>
+            <w:tcW w:w="700" w:type="dxa"/>
+            <w:tcMar>
+              <w:top w:w="60" w:type="dxa"/>
+              <w:bottom w:w="60" w:type="dxa"/>
+              <w:left w:w="80" w:type="dxa"/>
+              <w:right w:w="80" w:type="dxa"/>
+            </w:tcMar>
+          </w:tcPr>
+          <w:p>
+            <w:pPr>
+              <w:rPr>
+                <w:rFonts w:ascii="Times New Roman" w:cs="Times New Roman" w:eastAsia="Times New Roman" w:hAnsi="Times New Roman"/>
+              </w:rPr>
+            </w:pPr>
+            <w:r>
+              <w:rPr>
+                <w:rFonts w:ascii="Times New Roman" w:cs="Times New Roman" w:eastAsia="Times New Roman" w:hAnsi="Times New Roman"/>
+                <w:sz w:val="18"/>
+                <w:szCs w:val="18"/>
+              </w:rPr>
+              <w:t xml:space="preserve">0%</w:t>
+            </w:r>
+          </w:p>
+        </w:tc>
+        <w:tc>
+          <w:tcPr>
+            <w:tcW w:w="1000" w:type="dxa"/>
+            <w:tcMar>
+              <w:top w:w="60" w:type="dxa"/>
+              <w:bottom w:w="60" w:type="dxa"/>
+              <w:left w:w="80" w:type="dxa"/>
+              <w:right w:w="80" w:type="dxa"/>
+            </w:tcMar>
+          </w:tcPr>
+          <w:p>
+            <w:pPr>
+              <w:rPr>
+                <w:rFonts w:ascii="Times New Roman" w:cs="Times New Roman" w:eastAsia="Times New Roman" w:hAnsi="Times New Roman"/>
+              </w:rPr>
+            </w:pPr>
+            <w:r>
+              <w:rPr>
+                <w:rFonts w:ascii="Times New Roman" w:cs="Times New Roman" w:eastAsia="Times New Roman" w:hAnsi="Times New Roman"/>
+                <w:sz w:val="18"/>
+                <w:szCs w:val="18"/>
+              </w:rPr>
+              <w:t xml:space="preserve">9</w:t>
+            </w:r>
+          </w:p>
+        </w:tc>
+        <w:tc>
+          <w:tcPr>
+            <w:tcW w:w="3600" w:type="dxa"/>
+            <w:tcMar>
+              <w:top w:w="60" w:type="dxa"/>
+              <w:bottom w:w="60" w:type="dxa"/>
+              <w:left w:w="80" w:type="dxa"/>
+              <w:right w:w="80" w:type="dxa"/>
+            </w:tcMar>
+          </w:tcPr>
+          <w:p>
+            <w:pPr>
+              <w:rPr>
+                <w:rFonts w:ascii="Times New Roman" w:cs="Times New Roman" w:eastAsia="Times New Roman" w:hAnsi="Times New Roman"/>
+              </w:rPr>
+            </w:pPr>
+            <w:r>
+              <w:rPr>
+                <w:rFonts w:ascii="Times New Roman" w:cs="Times New Roman" w:eastAsia="Times New Roman" w:hAnsi="Times New Roman"/>
+                <w:sz w:val="18"/>
+                <w:szCs w:val="18"/>
+              </w:rPr>
+              <w:t xml:space="preserve">Sesgo a valores altos; rara vez &lt; 2.5</w:t>
+            </w:r>
+          </w:p>
+        </w:tc>
+      </w:tr>
+      <w:tr>
+        <w:tc>
+          <w:tcPr>
+            <w:tcW w:w="1800" w:type="dxa"/>
+            <w:tcMar>
+              <w:top w:w="60" w:type="dxa"/>
+              <w:bottom w:w="60" w:type="dxa"/>
+              <w:left w:w="80" w:type="dxa"/>
+              <w:right w:w="80" w:type="dxa"/>
+            </w:tcMar>
+          </w:tcPr>
+          <w:p>
+            <w:pPr>
+              <w:rPr>
+                <w:rFonts w:ascii="Times New Roman" w:cs="Times New Roman" w:eastAsia="Times New Roman" w:hAnsi="Times New Roman"/>
+              </w:rPr>
+            </w:pPr>
+            <w:r>
+              <w:rPr>
+                <w:rFonts w:ascii="Times New Roman" w:cs="Times New Roman" w:eastAsia="Times New Roman" w:hAnsi="Times New Roman"/>
+                <w:sz w:val="18"/>
+                <w:szCs w:val="18"/>
+              </w:rPr>
+              <w:t xml:space="preserve">review_count</w:t>
+            </w:r>
+          </w:p>
+        </w:tc>
+        <w:tc>
+          <w:tcPr>
+            <w:tcW w:w="900" w:type="dxa"/>
+            <w:tcMar>
+              <w:top w:w="60" w:type="dxa"/>
+              <w:bottom w:w="60" w:type="dxa"/>
+              <w:left w:w="80" w:type="dxa"/>
+              <w:right w:w="80" w:type="dxa"/>
+            </w:tcMar>
+          </w:tcPr>
+          <w:p>
+            <w:pPr>
+              <w:rPr>
+                <w:rFonts w:ascii="Times New Roman" w:cs="Times New Roman" w:eastAsia="Times New Roman" w:hAnsi="Times New Roman"/>
+              </w:rPr>
+            </w:pPr>
+            <w:r>
+              <w:rPr>
+                <w:rFonts w:ascii="Times New Roman" w:cs="Times New Roman" w:eastAsia="Times New Roman" w:hAnsi="Times New Roman"/>
+                <w:sz w:val="18"/>
+                <w:szCs w:val="18"/>
+              </w:rPr>
+              <w:t xml:space="preserve">INT &gt;= 0</w:t>
+            </w:r>
+          </w:p>
+        </w:tc>
+        <w:tc>
+          <w:tcPr>
+            <w:tcW w:w="700" w:type="dxa"/>
+            <w:tcMar>
+              <w:top w:w="60" w:type="dxa"/>
+              <w:bottom w:w="60" w:type="dxa"/>
+              <w:left w:w="80" w:type="dxa"/>
+              <w:right w:w="80" w:type="dxa"/>
+            </w:tcMar>
+          </w:tcPr>
+          <w:p>
+            <w:pPr>
+              <w:rPr>
+                <w:rFonts w:ascii="Times New Roman" w:cs="Times New Roman" w:eastAsia="Times New Roman" w:hAnsi="Times New Roman"/>
+              </w:rPr>
+            </w:pPr>
+            <w:r>
+              <w:rPr>
+                <w:rFonts w:ascii="Times New Roman" w:cs="Times New Roman" w:eastAsia="Times New Roman" w:hAnsi="Times New Roman"/>
+                <w:sz w:val="18"/>
+                <w:szCs w:val="18"/>
+              </w:rPr>
+              <w:t xml:space="preserve">0%</w:t>
+            </w:r>
+          </w:p>
+        </w:tc>
+        <w:tc>
+          <w:tcPr>
+            <w:tcW w:w="1000" w:type="dxa"/>
+            <w:tcMar>
+              <w:top w:w="60" w:type="dxa"/>
+              <w:bottom w:w="60" w:type="dxa"/>
+              <w:left w:w="80" w:type="dxa"/>
+              <w:right w:w="80" w:type="dxa"/>
+            </w:tcMar>
+          </w:tcPr>
+          <w:p>
+            <w:pPr>
+              <w:rPr>
+                <w:rFonts w:ascii="Times New Roman" w:cs="Times New Roman" w:eastAsia="Times New Roman" w:hAnsi="Times New Roman"/>
+              </w:rPr>
+            </w:pPr>
+            <w:r>
+              <w:rPr>
+                <w:rFonts w:ascii="Times New Roman" w:cs="Times New Roman" w:eastAsia="Times New Roman" w:hAnsi="Times New Roman"/>
+                <w:sz w:val="18"/>
+                <w:szCs w:val="18"/>
+              </w:rPr>
+              <w:t xml:space="preserve">1,158</w:t>
+            </w:r>
+          </w:p>
+        </w:tc>
+        <w:tc>
+          <w:tcPr>
+            <w:tcW w:w="3600" w:type="dxa"/>
+            <w:tcMar>
+              <w:top w:w="60" w:type="dxa"/>
+              <w:bottom w:w="60" w:type="dxa"/>
+              <w:left w:w="80" w:type="dxa"/>
+              <w:right w:w="80" w:type="dxa"/>
+            </w:tcMar>
+          </w:tcPr>
+          <w:p>
+            <w:pPr>
+              <w:rPr>
+                <w:rFonts w:ascii="Times New Roman" w:cs="Times New Roman" w:eastAsia="Times New Roman" w:hAnsi="Times New Roman"/>
+              </w:rPr>
+            </w:pPr>
+            <w:r>
+              <w:rPr>
+                <w:rFonts w:ascii="Times New Roman" w:cs="Times New Roman" w:eastAsia="Times New Roman" w:hAnsi="Times New Roman"/>
+                <w:sz w:val="18"/>
+                <w:szCs w:val="18"/>
+              </w:rPr>
+              <w:t xml:space="preserve">Distribucion sesgada - se aplica log1p</w:t>
+            </w:r>
+          </w:p>
+        </w:tc>
+      </w:tr>
+      <w:tr>
+        <w:tc>
+          <w:tcPr>
+            <w:tcW w:w="1800" w:type="dxa"/>
+            <w:tcMar>
+              <w:top w:w="60" w:type="dxa"/>
+              <w:bottom w:w="60" w:type="dxa"/>
+              <w:left w:w="80" w:type="dxa"/>
+              <w:right w:w="80" w:type="dxa"/>
+            </w:tcMar>
+          </w:tcPr>
+          <w:p>
+            <w:pPr>
+              <w:rPr>
+                <w:rFonts w:ascii="Times New Roman" w:cs="Times New Roman" w:eastAsia="Times New Roman" w:hAnsi="Times New Roman"/>
+              </w:rPr>
+            </w:pPr>
+            <w:r>
+              <w:rPr>
+                <w:rFonts w:ascii="Times New Roman" w:cs="Times New Roman" w:eastAsia="Times New Roman" w:hAnsi="Times New Roman"/>
+                <w:sz w:val="18"/>
+                <w:szCs w:val="18"/>
+              </w:rPr>
+              <w:t xml:space="preserve">is_open</w:t>
+            </w:r>
+          </w:p>
+        </w:tc>
+        <w:tc>
+          <w:tcPr>
+            <w:tcW w:w="900" w:type="dxa"/>
+            <w:tcMar>
+              <w:top w:w="60" w:type="dxa"/>
+              <w:bottom w:w="60" w:type="dxa"/>
+              <w:left w:w="80" w:type="dxa"/>
+              <w:right w:w="80" w:type="dxa"/>
+            </w:tcMar>
+          </w:tcPr>
+          <w:p>
+            <w:pPr>
+              <w:rPr>
+                <w:rFonts w:ascii="Times New Roman" w:cs="Times New Roman" w:eastAsia="Times New Roman" w:hAnsi="Times New Roman"/>
+              </w:rPr>
+            </w:pPr>
+            <w:r>
+              <w:rPr>
+                <w:rFonts w:ascii="Times New Roman" w:cs="Times New Roman" w:eastAsia="Times New Roman" w:hAnsi="Times New Roman"/>
+                <w:sz w:val="18"/>
+                <w:szCs w:val="18"/>
+              </w:rPr>
+              <w:t xml:space="preserve">INT {0,1}</w:t>
+            </w:r>
+          </w:p>
+        </w:tc>
+        <w:tc>
+          <w:tcPr>
+            <w:tcW w:w="700" w:type="dxa"/>
+            <w:tcMar>
+              <w:top w:w="60" w:type="dxa"/>
+              <w:bottom w:w="60" w:type="dxa"/>
+              <w:left w:w="80" w:type="dxa"/>
+              <w:right w:w="80" w:type="dxa"/>
+            </w:tcMar>
+          </w:tcPr>
+          <w:p>
+            <w:pPr>
+              <w:rPr>
+                <w:rFonts w:ascii="Times New Roman" w:cs="Times New Roman" w:eastAsia="Times New Roman" w:hAnsi="Times New Roman"/>
+              </w:rPr>
+            </w:pPr>
+            <w:r>
+              <w:rPr>
+                <w:rFonts w:ascii="Times New Roman" w:cs="Times New Roman" w:eastAsia="Times New Roman" w:hAnsi="Times New Roman"/>
+                <w:sz w:val="18"/>
+                <w:szCs w:val="18"/>
+              </w:rPr>
+              <w:t xml:space="preserve">0%</w:t>
+            </w:r>
+          </w:p>
+        </w:tc>
+        <w:tc>
+          <w:tcPr>
+            <w:tcW w:w="1000" w:type="dxa"/>
+            <w:tcMar>
+              <w:top w:w="60" w:type="dxa"/>
+              <w:bottom w:w="60" w:type="dxa"/>
+              <w:left w:w="80" w:type="dxa"/>
+              <w:right w:w="80" w:type="dxa"/>
+            </w:tcMar>
+          </w:tcPr>
+          <w:p>
+            <w:pPr>
+              <w:rPr>
+                <w:rFonts w:ascii="Times New Roman" w:cs="Times New Roman" w:eastAsia="Times New Roman" w:hAnsi="Times New Roman"/>
+              </w:rPr>
+            </w:pPr>
+            <w:r>
+              <w:rPr>
+                <w:rFonts w:ascii="Times New Roman" w:cs="Times New Roman" w:eastAsia="Times New Roman" w:hAnsi="Times New Roman"/>
+                <w:sz w:val="18"/>
+                <w:szCs w:val="18"/>
+              </w:rPr>
+              <w:t xml:space="preserve">2</w:t>
+            </w:r>
+          </w:p>
+        </w:tc>
+        <w:tc>
+          <w:tcPr>
+            <w:tcW w:w="3600" w:type="dxa"/>
+            <w:tcMar>
+              <w:top w:w="60" w:type="dxa"/>
+              <w:bottom w:w="60" w:type="dxa"/>
+              <w:left w:w="80" w:type="dxa"/>
+              <w:right w:w="80" w:type="dxa"/>
+            </w:tcMar>
+          </w:tcPr>
+          <w:p>
+            <w:pPr>
+              <w:rPr>
+                <w:rFonts w:ascii="Times New Roman" w:cs="Times New Roman" w:eastAsia="Times New Roman" w:hAnsi="Times New Roman"/>
+              </w:rPr>
+            </w:pPr>
+            <w:r>
+              <w:rPr>
+                <w:rFonts w:ascii="Times New Roman" w:cs="Times New Roman" w:eastAsia="Times New Roman" w:hAnsi="Times New Roman"/>
+                <w:sz w:val="18"/>
+                <w:szCs w:val="18"/>
+              </w:rPr>
+              <w:t xml:space="preserve">119,698 abiertos / 30,648 cerrados</w:t>
+            </w:r>
+          </w:p>
+        </w:tc>
+      </w:tr>
+      <w:tr>
+        <w:tc>
+          <w:tcPr>
+            <w:tcW w:w="1800" w:type="dxa"/>
+            <w:tcMar>
+              <w:top w:w="60" w:type="dxa"/>
+              <w:bottom w:w="60" w:type="dxa"/>
+              <w:left w:w="80" w:type="dxa"/>
+              <w:right w:w="80" w:type="dxa"/>
+            </w:tcMar>
+          </w:tcPr>
+          <w:p>
+            <w:pPr>
+              <w:rPr>
+                <w:rFonts w:ascii="Times New Roman" w:cs="Times New Roman" w:eastAsia="Times New Roman" w:hAnsi="Times New Roman"/>
+              </w:rPr>
+            </w:pPr>
+            <w:r>
+              <w:rPr>
+                <w:rFonts w:ascii="Times New Roman" w:cs="Times New Roman" w:eastAsia="Times New Roman" w:hAnsi="Times New Roman"/>
+                <w:sz w:val="18"/>
+                <w:szCs w:val="18"/>
+              </w:rPr>
+              <w:t xml:space="preserve">categories</w:t>
+            </w:r>
+          </w:p>
+        </w:tc>
+        <w:tc>
+          <w:tcPr>
+            <w:tcW w:w="900" w:type="dxa"/>
+            <w:tcMar>
+              <w:top w:w="60" w:type="dxa"/>
+              <w:bottom w:w="60" w:type="dxa"/>
+              <w:left w:w="80" w:type="dxa"/>
+              <w:right w:w="80" w:type="dxa"/>
+            </w:tcMar>
+          </w:tcPr>
+          <w:p>
+            <w:pPr>
+              <w:rPr>
+                <w:rFonts w:ascii="Times New Roman" w:cs="Times New Roman" w:eastAsia="Times New Roman" w:hAnsi="Times New Roman"/>
+              </w:rPr>
+            </w:pPr>
+            <w:r>
+              <w:rPr>
+                <w:rFonts w:ascii="Times New Roman" w:cs="Times New Roman" w:eastAsia="Times New Roman" w:hAnsi="Times New Roman"/>
+                <w:sz w:val="18"/>
+                <w:szCs w:val="18"/>
+              </w:rPr>
+              <w:t xml:space="preserve">STRING</w:t>
+            </w:r>
+          </w:p>
+        </w:tc>
+        <w:tc>
+          <w:tcPr>
+            <w:tcW w:w="700" w:type="dxa"/>
+            <w:tcMar>
+              <w:top w:w="60" w:type="dxa"/>
+              <w:bottom w:w="60" w:type="dxa"/>
+              <w:left w:w="80" w:type="dxa"/>
+              <w:right w:w="80" w:type="dxa"/>
+            </w:tcMar>
+          </w:tcPr>
+          <w:p>
+            <w:pPr>
+              <w:rPr>
+                <w:rFonts w:ascii="Times New Roman" w:cs="Times New Roman" w:eastAsia="Times New Roman" w:hAnsi="Times New Roman"/>
+              </w:rPr>
+            </w:pPr>
+            <w:r>
+              <w:rPr>
+                <w:rFonts w:ascii="Times New Roman" w:cs="Times New Roman" w:eastAsia="Times New Roman" w:hAnsi="Times New Roman"/>
+                <w:sz w:val="18"/>
+                <w:szCs w:val="18"/>
+              </w:rPr>
+              <w:t xml:space="preserve">0.07%</w:t>
+            </w:r>
+          </w:p>
+        </w:tc>
+        <w:tc>
+          <w:tcPr>
+            <w:tcW w:w="1000" w:type="dxa"/>
+            <w:tcMar>
+              <w:top w:w="60" w:type="dxa"/>
+              <w:bottom w:w="60" w:type="dxa"/>
+              <w:left w:w="80" w:type="dxa"/>
+              <w:right w:w="80" w:type="dxa"/>
+            </w:tcMar>
+          </w:tcPr>
+          <w:p>
+            <w:pPr>
+              <w:rPr>
+                <w:rFonts w:ascii="Times New Roman" w:cs="Times New Roman" w:eastAsia="Times New Roman" w:hAnsi="Times New Roman"/>
+              </w:rPr>
+            </w:pPr>
+            <w:r>
+              <w:rPr>
+                <w:rFonts w:ascii="Times New Roman" w:cs="Times New Roman" w:eastAsia="Times New Roman" w:hAnsi="Times New Roman"/>
+                <w:sz w:val="18"/>
+                <w:szCs w:val="18"/>
+              </w:rPr>
+              <w:t xml:space="preserve">83,160</w:t>
+            </w:r>
+          </w:p>
+        </w:tc>
+        <w:tc>
+          <w:tcPr>
+            <w:tcW w:w="3600" w:type="dxa"/>
+            <w:tcMar>
+              <w:top w:w="60" w:type="dxa"/>
+              <w:bottom w:w="60" w:type="dxa"/>
+              <w:left w:w="80" w:type="dxa"/>
+              <w:right w:w="80" w:type="dxa"/>
+            </w:tcMar>
+          </w:tcPr>
+          <w:p>
+            <w:pPr>
+              <w:rPr>
+                <w:rFonts w:ascii="Times New Roman" w:cs="Times New Roman" w:eastAsia="Times New Roman" w:hAnsi="Times New Roman"/>
+              </w:rPr>
+            </w:pPr>
+            <w:r>
+              <w:rPr>
+                <w:rFonts w:ascii="Times New Roman" w:cs="Times New Roman" w:eastAsia="Times New Roman" w:hAnsi="Times New Roman"/>
+                <w:sz w:val="18"/>
+                <w:szCs w:val="18"/>
+              </w:rPr>
+              <w:t xml:space="preserve">Multi-valor; se parsea primary_category</w:t>
+            </w:r>
+          </w:p>
+        </w:tc>
+      </w:tr>
+    </w:tbl>
+    <w:p>
+      <w:pPr>
+        <w:spacing w:before="40" w:after="40"/>
+        <w:rPr>
+          <w:rFonts w:ascii="Times New Roman" w:cs="Times New Roman" w:eastAsia="Times New Roman" w:hAnsi="Times New Roman"/>
+        </w:rPr>
+      </w:pPr>
+      <w:r>
+        <w:rPr>
+          <w:rFonts w:ascii="Times New Roman" w:cs="Times New Roman" w:eastAsia="Times New Roman" w:hAnsi="Times New Roman"/>
+          <w:sz w:val="18"/>
+          <w:szCs w:val="18"/>
+        </w:rPr>
+        <w:t xml:space="preserve"/>
+      </w:r>
+    </w:p>
+    <w:p>
+      <w:pPr>
+        <w:pStyle w:val="Heading2"/>
+        <w:spacing w:before="240" w:after="100"/>
+      </w:pPr>
+      <w:r>
+        <w:rPr>
+          <w:rFonts w:ascii="Times New Roman" w:cs="Times New Roman" w:eastAsia="Times New Roman" w:hAnsi="Times New Roman"/>
+        </w:rPr>
+        <w:t>13.2 Resenas (reviews_enriched_v1) - 775,955 registros, 16 columnas</w:t>
+      </w:r>
+    </w:p>
+    <w:p>
+      <w:pPr>
+        <w:spacing w:before="160" w:after="80"/>
+        <w:rPr>
+          <w:rFonts w:ascii="Times New Roman" w:cs="Times New Roman" w:eastAsia="Times New Roman" w:hAnsi="Times New Roman"/>
+        </w:rPr>
+      </w:pPr>
+      <w:r>
+        <w:rPr>
+          <w:rFonts w:ascii="Times New Roman" w:cs="Times New Roman" w:eastAsia="Times New Roman" w:hAnsi="Times New Roman"/>
+          <w:sz w:val="22"/>
+          <w:szCs w:val="22"/>
+        </w:rPr>
+        <w:t xml:space="preserve">Rango temporal: 2005-02-16 a 2022-01-19. Caida COVID documentada en 2020-2021 (no es error de datos).</w:t>
+      </w:r>
+    </w:p>
+    <w:tbl>
+      <w:tblPr>
+        <w:tblW w:w="8000" w:type="dxa"/>
+        <w:tblBorders>
+          <w:top w:val="single" w:sz="4" w:color="AAAAAA"/>
+          <w:left w:val="single" w:sz="4" w:color="AAAAAA"/>
+          <w:bottom w:val="single" w:sz="4" w:color="AAAAAA"/>
+          <w:right w:val="single" w:sz="4" w:color="AAAAAA"/>
+          <w:insideH w:val="single" w:sz="4" w:color="AAAAAA"/>
+          <w:insideV w:val="single" w:sz="4" w:color="AAAAAA"/>
+        </w:tblBorders>
+      </w:tblPr>
+      <w:tblGrid>
+        <w:gridCol w:w="1800"/>
+        <w:gridCol w:w="900"/>
+        <w:gridCol w:w="700"/>
+        <w:gridCol w:w="1000"/>
+        <w:gridCol w:w="3600"/>
+      </w:tblGrid>
+      <w:tr>
+        <w:tc>
+          <w:tcPr>
+            <w:tcW w:w="1800" w:type="dxa"/>
+            <w:shd w:val="clear" w:color="auto" w:fill="D9E2F3"/>
+            <w:tcMar>
+              <w:top w:w="60" w:type="dxa"/>
+              <w:bottom w:w="60" w:type="dxa"/>
+              <w:left w:w="80" w:type="dxa"/>
+              <w:right w:w="80" w:type="dxa"/>
+            </w:tcMar>
+          </w:tcPr>
+          <w:p>
+            <w:pPr>
+              <w:rPr>
+                <w:rFonts w:ascii="Times New Roman" w:cs="Times New Roman" w:eastAsia="Times New Roman" w:hAnsi="Times New Roman"/>
+              </w:rPr>
+            </w:pPr>
+            <w:r>
+              <w:rPr>
+                <w:rFonts w:ascii="Times New Roman" w:cs="Times New Roman" w:eastAsia="Times New Roman" w:hAnsi="Times New Roman"/>
+                <w:b/>
+                <w:bCs/>
+                <w:sz w:val="18"/>
+                <w:szCs w:val="18"/>
+              </w:rPr>
+              <w:t xml:space="preserve">Variable</w:t>
+            </w:r>
+          </w:p>
+        </w:tc>
+        <w:tc>
+          <w:tcPr>
+            <w:tcW w:w="900" w:type="dxa"/>
+            <w:shd w:val="clear" w:color="auto" w:fill="D9E2F3"/>
+            <w:tcMar>
+              <w:top w:w="60" w:type="dxa"/>
+              <w:bottom w:w="60" w:type="dxa"/>
+              <w:left w:w="80" w:type="dxa"/>
+              <w:right w:w="80" w:type="dxa"/>
+            </w:tcMar>
+          </w:tcPr>
+          <w:p>
+            <w:pPr>
+              <w:rPr>
+                <w:rFonts w:ascii="Times New Roman" w:cs="Times New Roman" w:eastAsia="Times New Roman" w:hAnsi="Times New Roman"/>
+              </w:rPr>
+            </w:pPr>
+            <w:r>
+              <w:rPr>
+                <w:rFonts w:ascii="Times New Roman" w:cs="Times New Roman" w:eastAsia="Times New Roman" w:hAnsi="Times New Roman"/>
+                <w:b/>
+                <w:bCs/>
+                <w:sz w:val="18"/>
+                <w:szCs w:val="18"/>
+              </w:rPr>
+              <w:t xml:space="preserve">Tipo</w:t>
+            </w:r>
+          </w:p>
+        </w:tc>
+        <w:tc>
+          <w:tcPr>
+            <w:tcW w:w="700" w:type="dxa"/>
+            <w:shd w:val="clear" w:color="auto" w:fill="D9E2F3"/>
+            <w:tcMar>
+              <w:top w:w="60" w:type="dxa"/>
+              <w:bottom w:w="60" w:type="dxa"/>
+              <w:left w:w="80" w:type="dxa"/>
+              <w:right w:w="80" w:type="dxa"/>
+            </w:tcMar>
+          </w:tcPr>
+          <w:p>
+            <w:pPr>
+              <w:rPr>
+                <w:rFonts w:ascii="Times New Roman" w:cs="Times New Roman" w:eastAsia="Times New Roman" w:hAnsi="Times New Roman"/>
+              </w:rPr>
+            </w:pPr>
+            <w:r>
+              <w:rPr>
+                <w:rFonts w:ascii="Times New Roman" w:cs="Times New Roman" w:eastAsia="Times New Roman" w:hAnsi="Times New Roman"/>
+                <w:b/>
+                <w:bCs/>
+                <w:sz w:val="18"/>
+                <w:szCs w:val="18"/>
+              </w:rPr>
+              <w:t xml:space="preserve">Nulos %</w:t>
+            </w:r>
+          </w:p>
+        </w:tc>
+        <w:tc>
+          <w:tcPr>
+            <w:tcW w:w="1000" w:type="dxa"/>
+            <w:shd w:val="clear" w:color="auto" w:fill="D9E2F3"/>
+            <w:tcMar>
+              <w:top w:w="60" w:type="dxa"/>
+              <w:bottom w:w="60" w:type="dxa"/>
+              <w:left w:w="80" w:type="dxa"/>
+              <w:right w:w="80" w:type="dxa"/>
+            </w:tcMar>
+          </w:tcPr>
+          <w:p>
+            <w:pPr>
+              <w:rPr>
+                <w:rFonts w:ascii="Times New Roman" w:cs="Times New Roman" w:eastAsia="Times New Roman" w:hAnsi="Times New Roman"/>
+              </w:rPr>
+            </w:pPr>
+            <w:r>
+              <w:rPr>
+                <w:rFonts w:ascii="Times New Roman" w:cs="Times New Roman" w:eastAsia="Times New Roman" w:hAnsi="Times New Roman"/>
+                <w:b/>
+                <w:bCs/>
+                <w:sz w:val="18"/>
+                <w:szCs w:val="18"/>
+              </w:rPr>
+              <w:t xml:space="preserve">Cardinalidad</w:t>
+            </w:r>
+          </w:p>
+        </w:tc>
+        <w:tc>
+          <w:tcPr>
+            <w:tcW w:w="3600" w:type="dxa"/>
+            <w:shd w:val="clear" w:color="auto" w:fill="D9E2F3"/>
+            <w:tcMar>
+              <w:top w:w="60" w:type="dxa"/>
+              <w:bottom w:w="60" w:type="dxa"/>
+              <w:left w:w="80" w:type="dxa"/>
+              <w:right w:w="80" w:type="dxa"/>
+            </w:tcMar>
+          </w:tcPr>
+          <w:p>
+            <w:pPr>
+              <w:rPr>
+                <w:rFonts w:ascii="Times New Roman" w:cs="Times New Roman" w:eastAsia="Times New Roman" w:hAnsi="Times New Roman"/>
+              </w:rPr>
+            </w:pPr>
+            <w:r>
+              <w:rPr>
+                <w:rFonts w:ascii="Times New Roman" w:cs="Times New Roman" w:eastAsia="Times New Roman" w:hAnsi="Times New Roman"/>
+                <w:b/>
+                <w:bCs/>
+                <w:sz w:val="18"/>
+                <w:szCs w:val="18"/>
+              </w:rPr>
+              <w:t xml:space="preserve">Observacion de calidad</w:t>
+            </w:r>
+          </w:p>
+        </w:tc>
+      </w:tr>
+      <w:tr>
+        <w:tc>
+          <w:tcPr>
+            <w:tcW w:w="1800" w:type="dxa"/>
+            <w:tcMar>
+              <w:top w:w="60" w:type="dxa"/>
+              <w:bottom w:w="60" w:type="dxa"/>
+              <w:left w:w="80" w:type="dxa"/>
+              <w:right w:w="80" w:type="dxa"/>
+            </w:tcMar>
+          </w:tcPr>
+          <w:p>
+            <w:pPr>
+              <w:rPr>
+                <w:rFonts w:ascii="Times New Roman" w:cs="Times New Roman" w:eastAsia="Times New Roman" w:hAnsi="Times New Roman"/>
+              </w:rPr>
+            </w:pPr>
+            <w:r>
+              <w:rPr>
+                <w:rFonts w:ascii="Times New Roman" w:cs="Times New Roman" w:eastAsia="Times New Roman" w:hAnsi="Times New Roman"/>
+                <w:sz w:val="18"/>
+                <w:szCs w:val="18"/>
+              </w:rPr>
+              <w:t xml:space="preserve">review_id</w:t>
+            </w:r>
+          </w:p>
+        </w:tc>
+        <w:tc>
+          <w:tcPr>
+            <w:tcW w:w="900" w:type="dxa"/>
+            <w:tcMar>
+              <w:top w:w="60" w:type="dxa"/>
+              <w:bottom w:w="60" w:type="dxa"/>
+              <w:left w:w="80" w:type="dxa"/>
+              <w:right w:w="80" w:type="dxa"/>
+            </w:tcMar>
+          </w:tcPr>
+          <w:p>
+            <w:pPr>
+              <w:rPr>
+                <w:rFonts w:ascii="Times New Roman" w:cs="Times New Roman" w:eastAsia="Times New Roman" w:hAnsi="Times New Roman"/>
+              </w:rPr>
+            </w:pPr>
+            <w:r>
+              <w:rPr>
+                <w:rFonts w:ascii="Times New Roman" w:cs="Times New Roman" w:eastAsia="Times New Roman" w:hAnsi="Times New Roman"/>
+                <w:sz w:val="18"/>
+                <w:szCs w:val="18"/>
+              </w:rPr>
+              <w:t xml:space="preserve">STRING</w:t>
+            </w:r>
+          </w:p>
+        </w:tc>
+        <w:tc>
+          <w:tcPr>
+            <w:tcW w:w="700" w:type="dxa"/>
+            <w:tcMar>
+              <w:top w:w="60" w:type="dxa"/>
+              <w:bottom w:w="60" w:type="dxa"/>
+              <w:left w:w="80" w:type="dxa"/>
+              <w:right w:w="80" w:type="dxa"/>
+            </w:tcMar>
+          </w:tcPr>
+          <w:p>
+            <w:pPr>
+              <w:rPr>
+                <w:rFonts w:ascii="Times New Roman" w:cs="Times New Roman" w:eastAsia="Times New Roman" w:hAnsi="Times New Roman"/>
+              </w:rPr>
+            </w:pPr>
+            <w:r>
+              <w:rPr>
+                <w:rFonts w:ascii="Times New Roman" w:cs="Times New Roman" w:eastAsia="Times New Roman" w:hAnsi="Times New Roman"/>
+                <w:sz w:val="18"/>
+                <w:szCs w:val="18"/>
+              </w:rPr>
+              <w:t xml:space="preserve">0%</w:t>
+            </w:r>
+          </w:p>
+        </w:tc>
+        <w:tc>
+          <w:tcPr>
+            <w:tcW w:w="1000" w:type="dxa"/>
+            <w:tcMar>
+              <w:top w:w="60" w:type="dxa"/>
+              <w:bottom w:w="60" w:type="dxa"/>
+              <w:left w:w="80" w:type="dxa"/>
+              <w:right w:w="80" w:type="dxa"/>
+            </w:tcMar>
+          </w:tcPr>
+          <w:p>
+            <w:pPr>
+              <w:rPr>
+                <w:rFonts w:ascii="Times New Roman" w:cs="Times New Roman" w:eastAsia="Times New Roman" w:hAnsi="Times New Roman"/>
+              </w:rPr>
+            </w:pPr>
+            <w:r>
+              <w:rPr>
+                <w:rFonts w:ascii="Times New Roman" w:cs="Times New Roman" w:eastAsia="Times New Roman" w:hAnsi="Times New Roman"/>
+                <w:sz w:val="18"/>
+                <w:szCs w:val="18"/>
+              </w:rPr>
+              <w:t xml:space="preserve">775,955</w:t>
+            </w:r>
+          </w:p>
+        </w:tc>
+        <w:tc>
+          <w:tcPr>
+            <w:tcW w:w="3600" w:type="dxa"/>
+            <w:tcMar>
+              <w:top w:w="60" w:type="dxa"/>
+              <w:bottom w:w="60" w:type="dxa"/>
+              <w:left w:w="80" w:type="dxa"/>
+              <w:right w:w="80" w:type="dxa"/>
+            </w:tcMar>
+          </w:tcPr>
+          <w:p>
+            <w:pPr>
+              <w:rPr>
+                <w:rFonts w:ascii="Times New Roman" w:cs="Times New Roman" w:eastAsia="Times New Roman" w:hAnsi="Times New Roman"/>
+              </w:rPr>
+            </w:pPr>
+            <w:r>
+              <w:rPr>
+                <w:rFonts w:ascii="Times New Roman" w:cs="Times New Roman" w:eastAsia="Times New Roman" w:hAnsi="Times New Roman"/>
+                <w:sz w:val="18"/>
+                <w:szCs w:val="18"/>
+              </w:rPr>
+              <w:t xml:space="preserve">Llave primaria, sin duplicados</w:t>
+            </w:r>
+          </w:p>
+        </w:tc>
+      </w:tr>
+      <w:tr>
+        <w:tc>
+          <w:tcPr>
+            <w:tcW w:w="1800" w:type="dxa"/>
+            <w:tcMar>
+              <w:top w:w="60" w:type="dxa"/>
+              <w:bottom w:w="60" w:type="dxa"/>
+              <w:left w:w="80" w:type="dxa"/>
+              <w:right w:w="80" w:type="dxa"/>
+            </w:tcMar>
+          </w:tcPr>
+          <w:p>
+            <w:pPr>
+              <w:rPr>
+                <w:rFonts w:ascii="Times New Roman" w:cs="Times New Roman" w:eastAsia="Times New Roman" w:hAnsi="Times New Roman"/>
+              </w:rPr>
+            </w:pPr>
+            <w:r>
+              <w:rPr>
+                <w:rFonts w:ascii="Times New Roman" w:cs="Times New Roman" w:eastAsia="Times New Roman" w:hAnsi="Times New Roman"/>
+                <w:sz w:val="18"/>
+                <w:szCs w:val="18"/>
+              </w:rPr>
+              <w:t xml:space="preserve">business_id</w:t>
+            </w:r>
+          </w:p>
+        </w:tc>
+        <w:tc>
+          <w:tcPr>
+            <w:tcW w:w="900" w:type="dxa"/>
+            <w:tcMar>
+              <w:top w:w="60" w:type="dxa"/>
+              <w:bottom w:w="60" w:type="dxa"/>
+              <w:left w:w="80" w:type="dxa"/>
+              <w:right w:w="80" w:type="dxa"/>
+            </w:tcMar>
+          </w:tcPr>
+          <w:p>
+            <w:pPr>
+              <w:rPr>
+                <w:rFonts w:ascii="Times New Roman" w:cs="Times New Roman" w:eastAsia="Times New Roman" w:hAnsi="Times New Roman"/>
+              </w:rPr>
+            </w:pPr>
+            <w:r>
+              <w:rPr>
+                <w:rFonts w:ascii="Times New Roman" w:cs="Times New Roman" w:eastAsia="Times New Roman" w:hAnsi="Times New Roman"/>
+                <w:sz w:val="18"/>
+                <w:szCs w:val="18"/>
+              </w:rPr>
+              <w:t xml:space="preserve">STRING</w:t>
+            </w:r>
+          </w:p>
+        </w:tc>
+        <w:tc>
+          <w:tcPr>
+            <w:tcW w:w="700" w:type="dxa"/>
+            <w:tcMar>
+              <w:top w:w="60" w:type="dxa"/>
+              <w:bottom w:w="60" w:type="dxa"/>
+              <w:left w:w="80" w:type="dxa"/>
+              <w:right w:w="80" w:type="dxa"/>
+            </w:tcMar>
+          </w:tcPr>
+          <w:p>
+            <w:pPr>
+              <w:rPr>
+                <w:rFonts w:ascii="Times New Roman" w:cs="Times New Roman" w:eastAsia="Times New Roman" w:hAnsi="Times New Roman"/>
+              </w:rPr>
+            </w:pPr>
+            <w:r>
+              <w:rPr>
+                <w:rFonts w:ascii="Times New Roman" w:cs="Times New Roman" w:eastAsia="Times New Roman" w:hAnsi="Times New Roman"/>
+                <w:sz w:val="18"/>
+                <w:szCs w:val="18"/>
+              </w:rPr>
+              <w:t xml:space="preserve">0%</w:t>
+            </w:r>
+          </w:p>
+        </w:tc>
+        <w:tc>
+          <w:tcPr>
+            <w:tcW w:w="1000" w:type="dxa"/>
+            <w:tcMar>
+              <w:top w:w="60" w:type="dxa"/>
+              <w:bottom w:w="60" w:type="dxa"/>
+              <w:left w:w="80" w:type="dxa"/>
+              <w:right w:w="80" w:type="dxa"/>
+            </w:tcMar>
+          </w:tcPr>
+          <w:p>
+            <w:pPr>
+              <w:rPr>
+                <w:rFonts w:ascii="Times New Roman" w:cs="Times New Roman" w:eastAsia="Times New Roman" w:hAnsi="Times New Roman"/>
+              </w:rPr>
+            </w:pPr>
+            <w:r>
+              <w:rPr>
+                <w:rFonts w:ascii="Times New Roman" w:cs="Times New Roman" w:eastAsia="Times New Roman" w:hAnsi="Times New Roman"/>
+                <w:sz w:val="18"/>
+                <w:szCs w:val="18"/>
+              </w:rPr>
+              <w:t xml:space="preserve">9,930</w:t>
+            </w:r>
+          </w:p>
+        </w:tc>
+        <w:tc>
+          <w:tcPr>
+            <w:tcW w:w="3600" w:type="dxa"/>
+            <w:tcMar>
+              <w:top w:w="60" w:type="dxa"/>
+              <w:bottom w:w="60" w:type="dxa"/>
+              <w:left w:w="80" w:type="dxa"/>
+              <w:right w:w="80" w:type="dxa"/>
+            </w:tcMar>
+          </w:tcPr>
+          <w:p>
+            <w:pPr>
+              <w:rPr>
+                <w:rFonts w:ascii="Times New Roman" w:cs="Times New Roman" w:eastAsia="Times New Roman" w:hAnsi="Times New Roman"/>
+              </w:rPr>
+            </w:pPr>
+            <w:r>
+              <w:rPr>
+                <w:rFonts w:ascii="Times New Roman" w:cs="Times New Roman" w:eastAsia="Times New Roman" w:hAnsi="Times New Roman"/>
+                <w:sz w:val="18"/>
+                <w:szCs w:val="18"/>
+              </w:rPr>
+              <w:t xml:space="preserve">FK a negocios</w:t>
+            </w:r>
+          </w:p>
+        </w:tc>
+      </w:tr>
+      <w:tr>
+        <w:tc>
+          <w:tcPr>
+            <w:tcW w:w="1800" w:type="dxa"/>
+            <w:tcMar>
+              <w:top w:w="60" w:type="dxa"/>
+              <w:bottom w:w="60" w:type="dxa"/>
+              <w:left w:w="80" w:type="dxa"/>
+              <w:right w:w="80" w:type="dxa"/>
+            </w:tcMar>
+          </w:tcPr>
+          <w:p>
+            <w:pPr>
+              <w:rPr>
+                <w:rFonts w:ascii="Times New Roman" w:cs="Times New Roman" w:eastAsia="Times New Roman" w:hAnsi="Times New Roman"/>
+              </w:rPr>
+            </w:pPr>
+            <w:r>
+              <w:rPr>
+                <w:rFonts w:ascii="Times New Roman" w:cs="Times New Roman" w:eastAsia="Times New Roman" w:hAnsi="Times New Roman"/>
+                <w:sz w:val="18"/>
+                <w:szCs w:val="18"/>
+              </w:rPr>
+              <w:t xml:space="preserve">user_id</w:t>
+            </w:r>
+          </w:p>
+        </w:tc>
+        <w:tc>
+          <w:tcPr>
+            <w:tcW w:w="900" w:type="dxa"/>
+            <w:tcMar>
+              <w:top w:w="60" w:type="dxa"/>
+              <w:bottom w:w="60" w:type="dxa"/>
+              <w:left w:w="80" w:type="dxa"/>
+              <w:right w:w="80" w:type="dxa"/>
+            </w:tcMar>
+          </w:tcPr>
+          <w:p>
+            <w:pPr>
+              <w:rPr>
+                <w:rFonts w:ascii="Times New Roman" w:cs="Times New Roman" w:eastAsia="Times New Roman" w:hAnsi="Times New Roman"/>
+              </w:rPr>
+            </w:pPr>
+            <w:r>
+              <w:rPr>
+                <w:rFonts w:ascii="Times New Roman" w:cs="Times New Roman" w:eastAsia="Times New Roman" w:hAnsi="Times New Roman"/>
+                <w:sz w:val="18"/>
+                <w:szCs w:val="18"/>
+              </w:rPr>
+              <w:t xml:space="preserve">STRING</w:t>
+            </w:r>
+          </w:p>
+        </w:tc>
+        <w:tc>
+          <w:tcPr>
+            <w:tcW w:w="700" w:type="dxa"/>
+            <w:tcMar>
+              <w:top w:w="60" w:type="dxa"/>
+              <w:bottom w:w="60" w:type="dxa"/>
+              <w:left w:w="80" w:type="dxa"/>
+              <w:right w:w="80" w:type="dxa"/>
+            </w:tcMar>
+          </w:tcPr>
+          <w:p>
+            <w:pPr>
+              <w:rPr>
+                <w:rFonts w:ascii="Times New Roman" w:cs="Times New Roman" w:eastAsia="Times New Roman" w:hAnsi="Times New Roman"/>
+              </w:rPr>
+            </w:pPr>
+            <w:r>
+              <w:rPr>
+                <w:rFonts w:ascii="Times New Roman" w:cs="Times New Roman" w:eastAsia="Times New Roman" w:hAnsi="Times New Roman"/>
+                <w:sz w:val="18"/>
+                <w:szCs w:val="18"/>
+              </w:rPr>
+              <w:t xml:space="preserve">0%</w:t>
+            </w:r>
+          </w:p>
+        </w:tc>
+        <w:tc>
+          <w:tcPr>
+            <w:tcW w:w="1000" w:type="dxa"/>
+            <w:tcMar>
+              <w:top w:w="60" w:type="dxa"/>
+              <w:bottom w:w="60" w:type="dxa"/>
+              <w:left w:w="80" w:type="dxa"/>
+              <w:right w:w="80" w:type="dxa"/>
+            </w:tcMar>
+          </w:tcPr>
+          <w:p>
+            <w:pPr>
+              <w:rPr>
+                <w:rFonts w:ascii="Times New Roman" w:cs="Times New Roman" w:eastAsia="Times New Roman" w:hAnsi="Times New Roman"/>
+              </w:rPr>
+            </w:pPr>
+            <w:r>
+              <w:rPr>
+                <w:rFonts w:ascii="Times New Roman" w:cs="Times New Roman" w:eastAsia="Times New Roman" w:hAnsi="Times New Roman"/>
+                <w:sz w:val="18"/>
+                <w:szCs w:val="18"/>
+              </w:rPr>
+              <w:t xml:space="preserve">154,035</w:t>
+            </w:r>
+          </w:p>
+        </w:tc>
+        <w:tc>
+          <w:tcPr>
+            <w:tcW w:w="3600" w:type="dxa"/>
+            <w:tcMar>
+              <w:top w:w="60" w:type="dxa"/>
+              <w:bottom w:w="60" w:type="dxa"/>
+              <w:left w:w="80" w:type="dxa"/>
+              <w:right w:w="80" w:type="dxa"/>
+            </w:tcMar>
+          </w:tcPr>
+          <w:p>
+            <w:pPr>
+              <w:rPr>
+                <w:rFonts w:ascii="Times New Roman" w:cs="Times New Roman" w:eastAsia="Times New Roman" w:hAnsi="Times New Roman"/>
+              </w:rPr>
+            </w:pPr>
+            <w:r>
+              <w:rPr>
+                <w:rFonts w:ascii="Times New Roman" w:cs="Times New Roman" w:eastAsia="Times New Roman" w:hAnsi="Times New Roman"/>
+                <w:sz w:val="18"/>
+                <w:szCs w:val="18"/>
+              </w:rPr>
+              <w:t xml:space="preserve">FK a usuarios</w:t>
+            </w:r>
+          </w:p>
+        </w:tc>
+      </w:tr>
+      <w:tr>
+        <w:tc>
+          <w:tcPr>
+            <w:tcW w:w="1800" w:type="dxa"/>
+            <w:tcMar>
+              <w:top w:w="60" w:type="dxa"/>
+              <w:bottom w:w="60" w:type="dxa"/>
+              <w:left w:w="80" w:type="dxa"/>
+              <w:right w:w="80" w:type="dxa"/>
+            </w:tcMar>
+          </w:tcPr>
+          <w:p>
+            <w:pPr>
+              <w:rPr>
+                <w:rFonts w:ascii="Times New Roman" w:cs="Times New Roman" w:eastAsia="Times New Roman" w:hAnsi="Times New Roman"/>
+              </w:rPr>
+            </w:pPr>
+            <w:r>
+              <w:rPr>
+                <w:rFonts w:ascii="Times New Roman" w:cs="Times New Roman" w:eastAsia="Times New Roman" w:hAnsi="Times New Roman"/>
+                <w:sz w:val="18"/>
+                <w:szCs w:val="18"/>
+              </w:rPr>
+              <w:t xml:space="preserve">review_stars</w:t>
+            </w:r>
+          </w:p>
+        </w:tc>
+        <w:tc>
+          <w:tcPr>
+            <w:tcW w:w="900" w:type="dxa"/>
+            <w:tcMar>
+              <w:top w:w="60" w:type="dxa"/>
+              <w:bottom w:w="60" w:type="dxa"/>
+              <w:left w:w="80" w:type="dxa"/>
+              <w:right w:w="80" w:type="dxa"/>
+            </w:tcMar>
+          </w:tcPr>
+          <w:p>
+            <w:pPr>
+              <w:rPr>
+                <w:rFonts w:ascii="Times New Roman" w:cs="Times New Roman" w:eastAsia="Times New Roman" w:hAnsi="Times New Roman"/>
+              </w:rPr>
+            </w:pPr>
+            <w:r>
+              <w:rPr>
+                <w:rFonts w:ascii="Times New Roman" w:cs="Times New Roman" w:eastAsia="Times New Roman" w:hAnsi="Times New Roman"/>
+                <w:sz w:val="18"/>
+                <w:szCs w:val="18"/>
+              </w:rPr>
+              <w:t xml:space="preserve">FLOAT {1-5}</w:t>
+            </w:r>
+          </w:p>
+        </w:tc>
+        <w:tc>
+          <w:tcPr>
+            <w:tcW w:w="700" w:type="dxa"/>
+            <w:tcMar>
+              <w:top w:w="60" w:type="dxa"/>
+              <w:bottom w:w="60" w:type="dxa"/>
+              <w:left w:w="80" w:type="dxa"/>
+              <w:right w:w="80" w:type="dxa"/>
+            </w:tcMar>
+          </w:tcPr>
+          <w:p>
+            <w:pPr>
+              <w:rPr>
+                <w:rFonts w:ascii="Times New Roman" w:cs="Times New Roman" w:eastAsia="Times New Roman" w:hAnsi="Times New Roman"/>
+              </w:rPr>
+            </w:pPr>
+            <w:r>
+              <w:rPr>
+                <w:rFonts w:ascii="Times New Roman" w:cs="Times New Roman" w:eastAsia="Times New Roman" w:hAnsi="Times New Roman"/>
+                <w:sz w:val="18"/>
+                <w:szCs w:val="18"/>
+              </w:rPr>
+              <w:t xml:space="preserve">0%</w:t>
+            </w:r>
+          </w:p>
+        </w:tc>
+        <w:tc>
+          <w:tcPr>
+            <w:tcW w:w="1000" w:type="dxa"/>
+            <w:tcMar>
+              <w:top w:w="60" w:type="dxa"/>
+              <w:bottom w:w="60" w:type="dxa"/>
+              <w:left w:w="80" w:type="dxa"/>
+              <w:right w:w="80" w:type="dxa"/>
+            </w:tcMar>
+          </w:tcPr>
+          <w:p>
+            <w:pPr>
+              <w:rPr>
+                <w:rFonts w:ascii="Times New Roman" w:cs="Times New Roman" w:eastAsia="Times New Roman" w:hAnsi="Times New Roman"/>
+              </w:rPr>
+            </w:pPr>
+            <w:r>
+              <w:rPr>
+                <w:rFonts w:ascii="Times New Roman" w:cs="Times New Roman" w:eastAsia="Times New Roman" w:hAnsi="Times New Roman"/>
+                <w:sz w:val="18"/>
+                <w:szCs w:val="18"/>
+              </w:rPr>
+              <w:t xml:space="preserve">5</w:t>
+            </w:r>
+          </w:p>
+        </w:tc>
+        <w:tc>
+          <w:tcPr>
+            <w:tcW w:w="3600" w:type="dxa"/>
+            <w:tcMar>
+              <w:top w:w="60" w:type="dxa"/>
+              <w:bottom w:w="60" w:type="dxa"/>
+              <w:left w:w="80" w:type="dxa"/>
+              <w:right w:w="80" w:type="dxa"/>
+            </w:tcMar>
+          </w:tcPr>
+          <w:p>
+            <w:pPr>
+              <w:rPr>
+                <w:rFonts w:ascii="Times New Roman" w:cs="Times New Roman" w:eastAsia="Times New Roman" w:hAnsi="Times New Roman"/>
+              </w:rPr>
+            </w:pPr>
+            <w:r>
+              <w:rPr>
+                <w:rFonts w:ascii="Times New Roman" w:cs="Times New Roman" w:eastAsia="Times New Roman" w:hAnsi="Times New Roman"/>
+                <w:sz w:val="18"/>
+                <w:szCs w:val="18"/>
+              </w:rPr>
+              <w:t xml:space="preserve">Distribucion en J-curve</w:t>
+            </w:r>
+          </w:p>
+        </w:tc>
+      </w:tr>
+      <w:tr>
+        <w:tc>
+          <w:tcPr>
+            <w:tcW w:w="1800" w:type="dxa"/>
+            <w:tcMar>
+              <w:top w:w="60" w:type="dxa"/>
+              <w:bottom w:w="60" w:type="dxa"/>
+              <w:left w:w="80" w:type="dxa"/>
+              <w:right w:w="80" w:type="dxa"/>
+            </w:tcMar>
+          </w:tcPr>
+          <w:p>
+            <w:pPr>
+              <w:rPr>
+                <w:rFonts w:ascii="Times New Roman" w:cs="Times New Roman" w:eastAsia="Times New Roman" w:hAnsi="Times New Roman"/>
+              </w:rPr>
+            </w:pPr>
+            <w:r>
+              <w:rPr>
+                <w:rFonts w:ascii="Times New Roman" w:cs="Times New Roman" w:eastAsia="Times New Roman" w:hAnsi="Times New Roman"/>
+                <w:sz w:val="18"/>
+                <w:szCs w:val="18"/>
+              </w:rPr>
+              <w:t xml:space="preserve">date</w:t>
+            </w:r>
+          </w:p>
+        </w:tc>
+        <w:tc>
+          <w:tcPr>
+            <w:tcW w:w="900" w:type="dxa"/>
+            <w:tcMar>
+              <w:top w:w="60" w:type="dxa"/>
+              <w:bottom w:w="60" w:type="dxa"/>
+              <w:left w:w="80" w:type="dxa"/>
+              <w:right w:w="80" w:type="dxa"/>
+            </w:tcMar>
+          </w:tcPr>
+          <w:p>
+            <w:pPr>
+              <w:rPr>
+                <w:rFonts w:ascii="Times New Roman" w:cs="Times New Roman" w:eastAsia="Times New Roman" w:hAnsi="Times New Roman"/>
+              </w:rPr>
+            </w:pPr>
+            <w:r>
+              <w:rPr>
+                <w:rFonts w:ascii="Times New Roman" w:cs="Times New Roman" w:eastAsia="Times New Roman" w:hAnsi="Times New Roman"/>
+                <w:sz w:val="18"/>
+                <w:szCs w:val="18"/>
+              </w:rPr>
+              <w:t xml:space="preserve">DATETIME</w:t>
+            </w:r>
+          </w:p>
+        </w:tc>
+        <w:tc>
+          <w:tcPr>
+            <w:tcW w:w="700" w:type="dxa"/>
+            <w:tcMar>
+              <w:top w:w="60" w:type="dxa"/>
+              <w:bottom w:w="60" w:type="dxa"/>
+              <w:left w:w="80" w:type="dxa"/>
+              <w:right w:w="80" w:type="dxa"/>
+            </w:tcMar>
+          </w:tcPr>
+          <w:p>
+            <w:pPr>
+              <w:rPr>
+                <w:rFonts w:ascii="Times New Roman" w:cs="Times New Roman" w:eastAsia="Times New Roman" w:hAnsi="Times New Roman"/>
+              </w:rPr>
+            </w:pPr>
+            <w:r>
+              <w:rPr>
+                <w:rFonts w:ascii="Times New Roman" w:cs="Times New Roman" w:eastAsia="Times New Roman" w:hAnsi="Times New Roman"/>
+                <w:sz w:val="18"/>
+                <w:szCs w:val="18"/>
+              </w:rPr>
+              <w:t xml:space="preserve">0%</w:t>
+            </w:r>
+          </w:p>
+        </w:tc>
+        <w:tc>
+          <w:tcPr>
+            <w:tcW w:w="1000" w:type="dxa"/>
+            <w:tcMar>
+              <w:top w:w="60" w:type="dxa"/>
+              <w:bottom w:w="60" w:type="dxa"/>
+              <w:left w:w="80" w:type="dxa"/>
+              <w:right w:w="80" w:type="dxa"/>
+            </w:tcMar>
+          </w:tcPr>
+          <w:p>
+            <w:pPr>
+              <w:rPr>
+                <w:rFonts w:ascii="Times New Roman" w:cs="Times New Roman" w:eastAsia="Times New Roman" w:hAnsi="Times New Roman"/>
+              </w:rPr>
+            </w:pPr>
+            <w:r>
+              <w:rPr>
+                <w:rFonts w:ascii="Times New Roman" w:cs="Times New Roman" w:eastAsia="Times New Roman" w:hAnsi="Times New Roman"/>
+                <w:sz w:val="18"/>
+                <w:szCs w:val="18"/>
+              </w:rPr>
+              <w:t xml:space="preserve">774,500</w:t>
+            </w:r>
+          </w:p>
+        </w:tc>
+        <w:tc>
+          <w:tcPr>
+            <w:tcW w:w="3600" w:type="dxa"/>
+            <w:tcMar>
+              <w:top w:w="60" w:type="dxa"/>
+              <w:bottom w:w="60" w:type="dxa"/>
+              <w:left w:w="80" w:type="dxa"/>
+              <w:right w:w="80" w:type="dxa"/>
+            </w:tcMar>
+          </w:tcPr>
+          <w:p>
+            <w:pPr>
+              <w:rPr>
+                <w:rFonts w:ascii="Times New Roman" w:cs="Times New Roman" w:eastAsia="Times New Roman" w:hAnsi="Times New Roman"/>
+              </w:rPr>
+            </w:pPr>
+            <w:r>
+              <w:rPr>
+                <w:rFonts w:ascii="Times New Roman" w:cs="Times New Roman" w:eastAsia="Times New Roman" w:hAnsi="Times New Roman"/>
+                <w:sz w:val="18"/>
+                <w:szCs w:val="18"/>
+              </w:rPr>
+              <w:t xml:space="preserve">Convertido a datetime64</w:t>
+            </w:r>
+          </w:p>
+        </w:tc>
+      </w:tr>
+      <w:tr>
+        <w:tc>
+          <w:tcPr>
+            <w:tcW w:w="1800" w:type="dxa"/>
+            <w:tcMar>
+              <w:top w:w="60" w:type="dxa"/>
+              <w:bottom w:w="60" w:type="dxa"/>
+              <w:left w:w="80" w:type="dxa"/>
+              <w:right w:w="80" w:type="dxa"/>
+            </w:tcMar>
+          </w:tcPr>
+          <w:p>
+            <w:pPr>
+              <w:rPr>
+                <w:rFonts w:ascii="Times New Roman" w:cs="Times New Roman" w:eastAsia="Times New Roman" w:hAnsi="Times New Roman"/>
+              </w:rPr>
+            </w:pPr>
+            <w:r>
+              <w:rPr>
+                <w:rFonts w:ascii="Times New Roman" w:cs="Times New Roman" w:eastAsia="Times New Roman" w:hAnsi="Times New Roman"/>
+                <w:sz w:val="18"/>
+                <w:szCs w:val="18"/>
+              </w:rPr>
+              <w:t xml:space="preserve">review_useful/funny/cool</w:t>
+            </w:r>
+          </w:p>
+        </w:tc>
+        <w:tc>
+          <w:tcPr>
+            <w:tcW w:w="900" w:type="dxa"/>
+            <w:tcMar>
+              <w:top w:w="60" w:type="dxa"/>
+              <w:bottom w:w="60" w:type="dxa"/>
+              <w:left w:w="80" w:type="dxa"/>
+              <w:right w:w="80" w:type="dxa"/>
+            </w:tcMar>
+          </w:tcPr>
+          <w:p>
+            <w:pPr>
+              <w:rPr>
+                <w:rFonts w:ascii="Times New Roman" w:cs="Times New Roman" w:eastAsia="Times New Roman" w:hAnsi="Times New Roman"/>
+              </w:rPr>
+            </w:pPr>
+            <w:r>
+              <w:rPr>
+                <w:rFonts w:ascii="Times New Roman" w:cs="Times New Roman" w:eastAsia="Times New Roman" w:hAnsi="Times New Roman"/>
+                <w:sz w:val="18"/>
+                <w:szCs w:val="18"/>
+              </w:rPr>
+              <w:t xml:space="preserve">INT &gt;= 0</w:t>
+            </w:r>
+          </w:p>
+        </w:tc>
+        <w:tc>
+          <w:tcPr>
+            <w:tcW w:w="700" w:type="dxa"/>
+            <w:tcMar>
+              <w:top w:w="60" w:type="dxa"/>
+              <w:bottom w:w="60" w:type="dxa"/>
+              <w:left w:w="80" w:type="dxa"/>
+              <w:right w:w="80" w:type="dxa"/>
+            </w:tcMar>
+          </w:tcPr>
+          <w:p>
+            <w:pPr>
+              <w:rPr>
+                <w:rFonts w:ascii="Times New Roman" w:cs="Times New Roman" w:eastAsia="Times New Roman" w:hAnsi="Times New Roman"/>
+              </w:rPr>
+            </w:pPr>
+            <w:r>
+              <w:rPr>
+                <w:rFonts w:ascii="Times New Roman" w:cs="Times New Roman" w:eastAsia="Times New Roman" w:hAnsi="Times New Roman"/>
+                <w:sz w:val="18"/>
+                <w:szCs w:val="18"/>
+              </w:rPr>
+              <w:t xml:space="preserve">0%</w:t>
+            </w:r>
+          </w:p>
+        </w:tc>
+        <w:tc>
+          <w:tcPr>
+            <w:tcW w:w="1000" w:type="dxa"/>
+            <w:tcMar>
+              <w:top w:w="60" w:type="dxa"/>
+              <w:bottom w:w="60" w:type="dxa"/>
+              <w:left w:w="80" w:type="dxa"/>
+              <w:right w:w="80" w:type="dxa"/>
+            </w:tcMar>
+          </w:tcPr>
+          <w:p>
+            <w:pPr>
+              <w:rPr>
+                <w:rFonts w:ascii="Times New Roman" w:cs="Times New Roman" w:eastAsia="Times New Roman" w:hAnsi="Times New Roman"/>
+              </w:rPr>
+            </w:pPr>
+            <w:r>
+              <w:rPr>
+                <w:rFonts w:ascii="Times New Roman" w:cs="Times New Roman" w:eastAsia="Times New Roman" w:hAnsi="Times New Roman"/>
+                <w:sz w:val="18"/>
+                <w:szCs w:val="18"/>
+              </w:rPr>
+              <w:t xml:space="preserve">-</w:t>
+            </w:r>
+          </w:p>
+        </w:tc>
+        <w:tc>
+          <w:tcPr>
+            <w:tcW w:w="3600" w:type="dxa"/>
+            <w:tcMar>
+              <w:top w:w="60" w:type="dxa"/>
+              <w:bottom w:w="60" w:type="dxa"/>
+              <w:left w:w="80" w:type="dxa"/>
+              <w:right w:w="80" w:type="dxa"/>
+            </w:tcMar>
+          </w:tcPr>
+          <w:p>
+            <w:pPr>
+              <w:rPr>
+                <w:rFonts w:ascii="Times New Roman" w:cs="Times New Roman" w:eastAsia="Times New Roman" w:hAnsi="Times New Roman"/>
+              </w:rPr>
+            </w:pPr>
+            <w:r>
+              <w:rPr>
+                <w:rFonts w:ascii="Times New Roman" w:cs="Times New Roman" w:eastAsia="Times New Roman" w:hAnsi="Times New Roman"/>
+                <w:sz w:val="18"/>
+                <w:szCs w:val="18"/>
+              </w:rPr>
+              <w:t xml:space="preserve">Votos de engagement</w:t>
+            </w:r>
+          </w:p>
+        </w:tc>
+      </w:tr>
+      <w:tr>
+        <w:tc>
+          <w:tcPr>
+            <w:tcW w:w="1800" w:type="dxa"/>
+            <w:tcMar>
+              <w:top w:w="60" w:type="dxa"/>
+              <w:bottom w:w="60" w:type="dxa"/>
+              <w:left w:w="80" w:type="dxa"/>
+              <w:right w:w="80" w:type="dxa"/>
+            </w:tcMar>
+          </w:tcPr>
+          <w:p>
+            <w:pPr>
+              <w:rPr>
+                <w:rFonts w:ascii="Times New Roman" w:cs="Times New Roman" w:eastAsia="Times New Roman" w:hAnsi="Times New Roman"/>
+              </w:rPr>
+            </w:pPr>
+            <w:r>
+              <w:rPr>
+                <w:rFonts w:ascii="Times New Roman" w:cs="Times New Roman" w:eastAsia="Times New Roman" w:hAnsi="Times New Roman"/>
+                <w:sz w:val="18"/>
+                <w:szCs w:val="18"/>
+              </w:rPr>
+              <w:t xml:space="preserve">user_average_stars</w:t>
+            </w:r>
+          </w:p>
+        </w:tc>
+        <w:tc>
+          <w:tcPr>
+            <w:tcW w:w="900" w:type="dxa"/>
+            <w:tcMar>
+              <w:top w:w="60" w:type="dxa"/>
+              <w:bottom w:w="60" w:type="dxa"/>
+              <w:left w:w="80" w:type="dxa"/>
+              <w:right w:w="80" w:type="dxa"/>
+            </w:tcMar>
+          </w:tcPr>
+          <w:p>
+            <w:pPr>
+              <w:rPr>
+                <w:rFonts w:ascii="Times New Roman" w:cs="Times New Roman" w:eastAsia="Times New Roman" w:hAnsi="Times New Roman"/>
+              </w:rPr>
+            </w:pPr>
+            <w:r>
+              <w:rPr>
+                <w:rFonts w:ascii="Times New Roman" w:cs="Times New Roman" w:eastAsia="Times New Roman" w:hAnsi="Times New Roman"/>
+                <w:sz w:val="18"/>
+                <w:szCs w:val="18"/>
+              </w:rPr>
+              <w:t xml:space="preserve">FLOAT</w:t>
+            </w:r>
+          </w:p>
+        </w:tc>
+        <w:tc>
+          <w:tcPr>
+            <w:tcW w:w="700" w:type="dxa"/>
+            <w:tcMar>
+              <w:top w:w="60" w:type="dxa"/>
+              <w:bottom w:w="60" w:type="dxa"/>
+              <w:left w:w="80" w:type="dxa"/>
+              <w:right w:w="80" w:type="dxa"/>
+            </w:tcMar>
+          </w:tcPr>
+          <w:p>
+            <w:pPr>
+              <w:rPr>
+                <w:rFonts w:ascii="Times New Roman" w:cs="Times New Roman" w:eastAsia="Times New Roman" w:hAnsi="Times New Roman"/>
+              </w:rPr>
+            </w:pPr>
+            <w:r>
+              <w:rPr>
+                <w:rFonts w:ascii="Times New Roman" w:cs="Times New Roman" w:eastAsia="Times New Roman" w:hAnsi="Times New Roman"/>
+                <w:sz w:val="18"/>
+                <w:szCs w:val="18"/>
+              </w:rPr>
+              <w:t xml:space="preserve">0%</w:t>
+            </w:r>
+          </w:p>
+        </w:tc>
+        <w:tc>
+          <w:tcPr>
+            <w:tcW w:w="1000" w:type="dxa"/>
+            <w:tcMar>
+              <w:top w:w="60" w:type="dxa"/>
+              <w:bottom w:w="60" w:type="dxa"/>
+              <w:left w:w="80" w:type="dxa"/>
+              <w:right w:w="80" w:type="dxa"/>
+            </w:tcMar>
+          </w:tcPr>
+          <w:p>
+            <w:pPr>
+              <w:rPr>
+                <w:rFonts w:ascii="Times New Roman" w:cs="Times New Roman" w:eastAsia="Times New Roman" w:hAnsi="Times New Roman"/>
+              </w:rPr>
+            </w:pPr>
+            <w:r>
+              <w:rPr>
+                <w:rFonts w:ascii="Times New Roman" w:cs="Times New Roman" w:eastAsia="Times New Roman" w:hAnsi="Times New Roman"/>
+                <w:sz w:val="18"/>
+                <w:szCs w:val="18"/>
+              </w:rPr>
+              <w:t xml:space="preserve">-</w:t>
+            </w:r>
+          </w:p>
+        </w:tc>
+        <w:tc>
+          <w:tcPr>
+            <w:tcW w:w="3600" w:type="dxa"/>
+            <w:tcMar>
+              <w:top w:w="60" w:type="dxa"/>
+              <w:bottom w:w="60" w:type="dxa"/>
+              <w:left w:w="80" w:type="dxa"/>
+              <w:right w:w="80" w:type="dxa"/>
+            </w:tcMar>
+          </w:tcPr>
+          <w:p>
+            <w:pPr>
+              <w:rPr>
+                <w:rFonts w:ascii="Times New Roman" w:cs="Times New Roman" w:eastAsia="Times New Roman" w:hAnsi="Times New Roman"/>
+              </w:rPr>
+            </w:pPr>
+            <w:r>
+              <w:rPr>
+                <w:rFonts w:ascii="Times New Roman" w:cs="Times New Roman" w:eastAsia="Times New Roman" w:hAnsi="Times New Roman"/>
+                <w:sz w:val="18"/>
+                <w:szCs w:val="18"/>
+              </w:rPr>
+              <w:t xml:space="preserve">Desnorm. de user.json - permite calificacion ajustada</w:t>
+            </w:r>
+          </w:p>
+        </w:tc>
+      </w:tr>
+      <w:tr>
+        <w:tc>
+          <w:tcPr>
+            <w:tcW w:w="1800" w:type="dxa"/>
+            <w:tcMar>
+              <w:top w:w="60" w:type="dxa"/>
+              <w:bottom w:w="60" w:type="dxa"/>
+              <w:left w:w="80" w:type="dxa"/>
+              <w:right w:w="80" w:type="dxa"/>
+            </w:tcMar>
+          </w:tcPr>
+          <w:p>
+            <w:pPr>
+              <w:rPr>
+                <w:rFonts w:ascii="Times New Roman" w:cs="Times New Roman" w:eastAsia="Times New Roman" w:hAnsi="Times New Roman"/>
+              </w:rPr>
+            </w:pPr>
+            <w:r>
+              <w:rPr>
+                <w:rFonts w:ascii="Times New Roman" w:cs="Times New Roman" w:eastAsia="Times New Roman" w:hAnsi="Times New Roman"/>
+                <w:sz w:val="18"/>
+                <w:szCs w:val="18"/>
+              </w:rPr>
+              <w:t xml:space="preserve">user_review_count</w:t>
+            </w:r>
+          </w:p>
+        </w:tc>
+        <w:tc>
+          <w:tcPr>
+            <w:tcW w:w="900" w:type="dxa"/>
+            <w:tcMar>
+              <w:top w:w="60" w:type="dxa"/>
+              <w:bottom w:w="60" w:type="dxa"/>
+              <w:left w:w="80" w:type="dxa"/>
+              <w:right w:w="80" w:type="dxa"/>
+            </w:tcMar>
+          </w:tcPr>
+          <w:p>
+            <w:pPr>
+              <w:rPr>
+                <w:rFonts w:ascii="Times New Roman" w:cs="Times New Roman" w:eastAsia="Times New Roman" w:hAnsi="Times New Roman"/>
+              </w:rPr>
+            </w:pPr>
+            <w:r>
+              <w:rPr>
+                <w:rFonts w:ascii="Times New Roman" w:cs="Times New Roman" w:eastAsia="Times New Roman" w:hAnsi="Times New Roman"/>
+                <w:sz w:val="18"/>
+                <w:szCs w:val="18"/>
+              </w:rPr>
+              <w:t xml:space="preserve">INT</w:t>
+            </w:r>
+          </w:p>
+        </w:tc>
+        <w:tc>
+          <w:tcPr>
+            <w:tcW w:w="700" w:type="dxa"/>
+            <w:tcMar>
+              <w:top w:w="60" w:type="dxa"/>
+              <w:bottom w:w="60" w:type="dxa"/>
+              <w:left w:w="80" w:type="dxa"/>
+              <w:right w:w="80" w:type="dxa"/>
+            </w:tcMar>
+          </w:tcPr>
+          <w:p>
+            <w:pPr>
+              <w:rPr>
+                <w:rFonts w:ascii="Times New Roman" w:cs="Times New Roman" w:eastAsia="Times New Roman" w:hAnsi="Times New Roman"/>
+              </w:rPr>
+            </w:pPr>
+            <w:r>
+              <w:rPr>
+                <w:rFonts w:ascii="Times New Roman" w:cs="Times New Roman" w:eastAsia="Times New Roman" w:hAnsi="Times New Roman"/>
+                <w:sz w:val="18"/>
+                <w:szCs w:val="18"/>
+              </w:rPr>
+              <w:t xml:space="preserve">0%</w:t>
+            </w:r>
+          </w:p>
+        </w:tc>
+        <w:tc>
+          <w:tcPr>
+            <w:tcW w:w="1000" w:type="dxa"/>
+            <w:tcMar>
+              <w:top w:w="60" w:type="dxa"/>
+              <w:bottom w:w="60" w:type="dxa"/>
+              <w:left w:w="80" w:type="dxa"/>
+              <w:right w:w="80" w:type="dxa"/>
+            </w:tcMar>
+          </w:tcPr>
+          <w:p>
+            <w:pPr>
+              <w:rPr>
+                <w:rFonts w:ascii="Times New Roman" w:cs="Times New Roman" w:eastAsia="Times New Roman" w:hAnsi="Times New Roman"/>
+              </w:rPr>
+            </w:pPr>
+            <w:r>
+              <w:rPr>
+                <w:rFonts w:ascii="Times New Roman" w:cs="Times New Roman" w:eastAsia="Times New Roman" w:hAnsi="Times New Roman"/>
+                <w:sz w:val="18"/>
+                <w:szCs w:val="18"/>
+              </w:rPr>
+              <w:t xml:space="preserve">-</w:t>
+            </w:r>
+          </w:p>
+        </w:tc>
+        <w:tc>
+          <w:tcPr>
+            <w:tcW w:w="3600" w:type="dxa"/>
+            <w:tcMar>
+              <w:top w:w="60" w:type="dxa"/>
+              <w:bottom w:w="60" w:type="dxa"/>
+              <w:left w:w="80" w:type="dxa"/>
+              <w:right w:w="80" w:type="dxa"/>
+            </w:tcMar>
+          </w:tcPr>
+          <w:p>
+            <w:pPr>
+              <w:rPr>
+                <w:rFonts w:ascii="Times New Roman" w:cs="Times New Roman" w:eastAsia="Times New Roman" w:hAnsi="Times New Roman"/>
+              </w:rPr>
+            </w:pPr>
+            <w:r>
+              <w:rPr>
+                <w:rFonts w:ascii="Times New Roman" w:cs="Times New Roman" w:eastAsia="Times New Roman" w:hAnsi="Times New Roman"/>
+                <w:sz w:val="18"/>
+                <w:szCs w:val="18"/>
+              </w:rPr>
+              <w:t xml:space="preserve">Desnorm. de user.json - proxy de experiencia</w:t>
+            </w:r>
+          </w:p>
+        </w:tc>
+      </w:tr>
+    </w:tbl>
+    <w:p>
+      <w:pPr>
+        <w:spacing w:before="40" w:after="40"/>
+        <w:rPr>
+          <w:rFonts w:ascii="Times New Roman" w:cs="Times New Roman" w:eastAsia="Times New Roman" w:hAnsi="Times New Roman"/>
+        </w:rPr>
+      </w:pPr>
+      <w:r>
+        <w:rPr>
+          <w:rFonts w:ascii="Times New Roman" w:cs="Times New Roman" w:eastAsia="Times New Roman" w:hAnsi="Times New Roman"/>
+          <w:sz w:val="18"/>
+          <w:szCs w:val="18"/>
+        </w:rPr>
+        <w:t xml:space="preserve"/>
+      </w:r>
+    </w:p>
+    <w:p>
+      <w:pPr>
+        <w:pStyle w:val="Heading1"/>
+        <w:spacing w:before="360" w:after="160"/>
+      </w:pPr>
+      <w:r>
+        <w:rPr>
+          <w:rFonts w:ascii="Times New Roman" w:cs="Times New Roman" w:eastAsia="Times New Roman" w:hAnsi="Times New Roman"/>
+        </w:rPr>
+        <w:t>14. Diccionario de datos</w:t>
+      </w:r>
+    </w:p>
+    <w:tbl>
+      <w:tblPr>
+        <w:tblW w:w="8000" w:type="dxa"/>
+        <w:tblBorders>
+          <w:top w:val="single" w:sz="4" w:color="AAAAAA"/>
+          <w:left w:val="single" w:sz="4" w:color="AAAAAA"/>
+          <w:bottom w:val="single" w:sz="4" w:color="AAAAAA"/>
+          <w:right w:val="single" w:sz="4" w:color="AAAAAA"/>
+          <w:insideH w:val="single" w:sz="4" w:color="AAAAAA"/>
+          <w:insideV w:val="single" w:sz="4" w:color="AAAAAA"/>
+        </w:tblBorders>
+      </w:tblPr>
+      <w:tblGrid>
+        <w:gridCol w:w="1600"/>
+        <w:gridCol w:w="1000"/>
+        <w:gridCol w:w="1200"/>
+        <w:gridCol w:w="4200"/>
+      </w:tblGrid>
+      <w:tr>
+        <w:tc>
+          <w:tcPr>
+            <w:tcW w:w="1600" w:type="dxa"/>
+            <w:shd w:val="clear" w:color="auto" w:fill="D9E2F3"/>
+            <w:tcMar>
+              <w:top w:w="60" w:type="dxa"/>
+              <w:bottom w:w="60" w:type="dxa"/>
+              <w:left w:w="80" w:type="dxa"/>
+              <w:right w:w="80" w:type="dxa"/>
+            </w:tcMar>
+          </w:tcPr>
+          <w:p>
+            <w:pPr>
+              <w:rPr>
+                <w:rFonts w:ascii="Times New Roman" w:cs="Times New Roman" w:eastAsia="Times New Roman" w:hAnsi="Times New Roman"/>
+              </w:rPr>
+            </w:pPr>
+            <w:r>
+              <w:rPr>
+                <w:rFonts w:ascii="Times New Roman" w:cs="Times New Roman" w:eastAsia="Times New Roman" w:hAnsi="Times New Roman"/>
+                <w:b/>
+                <w:bCs/>
+                <w:sz w:val="18"/>
+                <w:szCs w:val="18"/>
+              </w:rPr>
+              <w:t xml:space="preserve">Variable</w:t>
+            </w:r>
+          </w:p>
+        </w:tc>
+        <w:tc>
+          <w:tcPr>
+            <w:tcW w:w="1000" w:type="dxa"/>
+            <w:shd w:val="clear" w:color="auto" w:fill="D9E2F3"/>
+            <w:tcMar>
+              <w:top w:w="60" w:type="dxa"/>
+              <w:bottom w:w="60" w:type="dxa"/>
+              <w:left w:w="80" w:type="dxa"/>
+              <w:right w:w="80" w:type="dxa"/>
+            </w:tcMar>
+          </w:tcPr>
+          <w:p>
+            <w:pPr>
+              <w:rPr>
+                <w:rFonts w:ascii="Times New Roman" w:cs="Times New Roman" w:eastAsia="Times New Roman" w:hAnsi="Times New Roman"/>
+              </w:rPr>
+            </w:pPr>
+            <w:r>
+              <w:rPr>
+                <w:rFonts w:ascii="Times New Roman" w:cs="Times New Roman" w:eastAsia="Times New Roman" w:hAnsi="Times New Roman"/>
+                <w:b/>
+                <w:bCs/>
+                <w:sz w:val="18"/>
+                <w:szCs w:val="18"/>
+              </w:rPr>
+              <w:t xml:space="preserve">Archivo</w:t>
+            </w:r>
+          </w:p>
+        </w:tc>
+        <w:tc>
+          <w:tcPr>
+            <w:tcW w:w="1200" w:type="dxa"/>
+            <w:shd w:val="clear" w:color="auto" w:fill="D9E2F3"/>
+            <w:tcMar>
+              <w:top w:w="60" w:type="dxa"/>
+              <w:bottom w:w="60" w:type="dxa"/>
+              <w:left w:w="80" w:type="dxa"/>
+              <w:right w:w="80" w:type="dxa"/>
+            </w:tcMar>
+          </w:tcPr>
+          <w:p>
+            <w:pPr>
+              <w:rPr>
+                <w:rFonts w:ascii="Times New Roman" w:cs="Times New Roman" w:eastAsia="Times New Roman" w:hAnsi="Times New Roman"/>
+              </w:rPr>
+            </w:pPr>
+            <w:r>
+              <w:rPr>
+                <w:rFonts w:ascii="Times New Roman" w:cs="Times New Roman" w:eastAsia="Times New Roman" w:hAnsi="Times New Roman"/>
+                <w:b/>
+                <w:bCs/>
+                <w:sz w:val="18"/>
+                <w:szCs w:val="18"/>
+              </w:rPr>
+              <w:t xml:space="preserve">Rol</w:t>
+            </w:r>
+          </w:p>
+        </w:tc>
+        <w:tc>
+          <w:tcPr>
+            <w:tcW w:w="4200" w:type="dxa"/>
+            <w:shd w:val="clear" w:color="auto" w:fill="D9E2F3"/>
+            <w:tcMar>
+              <w:top w:w="60" w:type="dxa"/>
+              <w:bottom w:w="60" w:type="dxa"/>
+              <w:left w:w="80" w:type="dxa"/>
+              <w:right w:w="80" w:type="dxa"/>
+            </w:tcMar>
+          </w:tcPr>
+          <w:p>
+            <w:pPr>
+              <w:rPr>
+                <w:rFonts w:ascii="Times New Roman" w:cs="Times New Roman" w:eastAsia="Times New Roman" w:hAnsi="Times New Roman"/>
+              </w:rPr>
+            </w:pPr>
+            <w:r>
+              <w:rPr>
+                <w:rFonts w:ascii="Times New Roman" w:cs="Times New Roman" w:eastAsia="Times New Roman" w:hAnsi="Times New Roman"/>
+                <w:b/>
+                <w:bCs/>
+                <w:sz w:val="18"/>
+                <w:szCs w:val="18"/>
+              </w:rPr>
+              <w:t xml:space="preserve">Descripcion</w:t>
+            </w:r>
+          </w:p>
+        </w:tc>
+      </w:tr>
+      <w:tr>
+        <w:tc>
+          <w:tcPr>
+            <w:tcW w:w="1600" w:type="dxa"/>
+            <w:tcMar>
+              <w:top w:w="60" w:type="dxa"/>
+              <w:bottom w:w="60" w:type="dxa"/>
+              <w:left w:w="80" w:type="dxa"/>
+              <w:right w:w="80" w:type="dxa"/>
+            </w:tcMar>
+          </w:tcPr>
+          <w:p>
+            <w:pPr>
+              <w:rPr>
+                <w:rFonts w:ascii="Times New Roman" w:cs="Times New Roman" w:eastAsia="Times New Roman" w:hAnsi="Times New Roman"/>
+              </w:rPr>
+            </w:pPr>
+            <w:r>
+              <w:rPr>
+                <w:rFonts w:ascii="Times New Roman" w:cs="Times New Roman" w:eastAsia="Times New Roman" w:hAnsi="Times New Roman"/>
+                <w:sz w:val="18"/>
+                <w:szCs w:val="18"/>
+              </w:rPr>
+              <w:t xml:space="preserve">stars (negocio)</w:t>
+            </w:r>
+          </w:p>
+        </w:tc>
+        <w:tc>
+          <w:tcPr>
+            <w:tcW w:w="1000" w:type="dxa"/>
+            <w:tcMar>
+              <w:top w:w="60" w:type="dxa"/>
+              <w:bottom w:w="60" w:type="dxa"/>
+              <w:left w:w="80" w:type="dxa"/>
+              <w:right w:w="80" w:type="dxa"/>
+            </w:tcMar>
+          </w:tcPr>
+          <w:p>
+            <w:pPr>
+              <w:rPr>
+                <w:rFonts w:ascii="Times New Roman" w:cs="Times New Roman" w:eastAsia="Times New Roman" w:hAnsi="Times New Roman"/>
+              </w:rPr>
+            </w:pPr>
+            <w:r>
+              <w:rPr>
+                <w:rFonts w:ascii="Times New Roman" w:cs="Times New Roman" w:eastAsia="Times New Roman" w:hAnsi="Times New Roman"/>
+                <w:sz w:val="18"/>
+                <w:szCs w:val="18"/>
+              </w:rPr>
+              <w:t xml:space="preserve">business</w:t>
+            </w:r>
+          </w:p>
+        </w:tc>
+        <w:tc>
+          <w:tcPr>
+            <w:tcW w:w="1200" w:type="dxa"/>
+            <w:tcMar>
+              <w:top w:w="60" w:type="dxa"/>
+              <w:bottom w:w="60" w:type="dxa"/>
+              <w:left w:w="80" w:type="dxa"/>
+              <w:right w:w="80" w:type="dxa"/>
+            </w:tcMar>
+          </w:tcPr>
+          <w:p>
+            <w:pPr>
+              <w:rPr>
+                <w:rFonts w:ascii="Times New Roman" w:cs="Times New Roman" w:eastAsia="Times New Roman" w:hAnsi="Times New Roman"/>
+              </w:rPr>
+            </w:pPr>
+            <w:r>
+              <w:rPr>
+                <w:rFonts w:ascii="Times New Roman" w:cs="Times New Roman" w:eastAsia="Times New Roman" w:hAnsi="Times New Roman"/>
+                <w:sz w:val="18"/>
+                <w:szCs w:val="18"/>
+              </w:rPr>
+              <w:t xml:space="preserve">KPI principal</w:t>
+            </w:r>
+          </w:p>
+        </w:tc>
+        <w:tc>
+          <w:tcPr>
+            <w:tcW w:w="4200" w:type="dxa"/>
+            <w:tcMar>
+              <w:top w:w="60" w:type="dxa"/>
+              <w:bottom w:w="60" w:type="dxa"/>
+              <w:left w:w="80" w:type="dxa"/>
+              <w:right w:w="80" w:type="dxa"/>
+            </w:tcMar>
+          </w:tcPr>
+          <w:p>
+            <w:pPr>
+              <w:rPr>
+                <w:rFonts w:ascii="Times New Roman" w:cs="Times New Roman" w:eastAsia="Times New Roman" w:hAnsi="Times New Roman"/>
+              </w:rPr>
+            </w:pPr>
+            <w:r>
+              <w:rPr>
+                <w:rFonts w:ascii="Times New Roman" w:cs="Times New Roman" w:eastAsia="Times New Roman" w:hAnsi="Times New Roman"/>
+                <w:sz w:val="18"/>
+                <w:szCs w:val="18"/>
+              </w:rPr>
+              <w:t xml:space="preserve">Calificacion agregada Yelp. Eje de calidad en score de oportunidad.</w:t>
+            </w:r>
+          </w:p>
+        </w:tc>
+      </w:tr>
+      <w:tr>
+        <w:tc>
+          <w:tcPr>
+            <w:tcW w:w="1600" w:type="dxa"/>
+            <w:tcMar>
+              <w:top w:w="60" w:type="dxa"/>
+              <w:bottom w:w="60" w:type="dxa"/>
+              <w:left w:w="80" w:type="dxa"/>
+              <w:right w:w="80" w:type="dxa"/>
+            </w:tcMar>
+          </w:tcPr>
+          <w:p>
+            <w:pPr>
+              <w:rPr>
+                <w:rFonts w:ascii="Times New Roman" w:cs="Times New Roman" w:eastAsia="Times New Roman" w:hAnsi="Times New Roman"/>
+              </w:rPr>
+            </w:pPr>
+            <w:r>
+              <w:rPr>
+                <w:rFonts w:ascii="Times New Roman" w:cs="Times New Roman" w:eastAsia="Times New Roman" w:hAnsi="Times New Roman"/>
+                <w:sz w:val="18"/>
+                <w:szCs w:val="18"/>
+              </w:rPr>
+              <w:t xml:space="preserve">review_count</w:t>
+            </w:r>
+          </w:p>
+        </w:tc>
+        <w:tc>
+          <w:tcPr>
+            <w:tcW w:w="1000" w:type="dxa"/>
+            <w:tcMar>
+              <w:top w:w="60" w:type="dxa"/>
+              <w:bottom w:w="60" w:type="dxa"/>
+              <w:left w:w="80" w:type="dxa"/>
+              <w:right w:w="80" w:type="dxa"/>
+            </w:tcMar>
+          </w:tcPr>
+          <w:p>
+            <w:pPr>
+              <w:rPr>
+                <w:rFonts w:ascii="Times New Roman" w:cs="Times New Roman" w:eastAsia="Times New Roman" w:hAnsi="Times New Roman"/>
+              </w:rPr>
+            </w:pPr>
+            <w:r>
+              <w:rPr>
+                <w:rFonts w:ascii="Times New Roman" w:cs="Times New Roman" w:eastAsia="Times New Roman" w:hAnsi="Times New Roman"/>
+                <w:sz w:val="18"/>
+                <w:szCs w:val="18"/>
+              </w:rPr>
+              <w:t xml:space="preserve">business</w:t>
+            </w:r>
+          </w:p>
+        </w:tc>
+        <w:tc>
+          <w:tcPr>
+            <w:tcW w:w="1200" w:type="dxa"/>
+            <w:tcMar>
+              <w:top w:w="60" w:type="dxa"/>
+              <w:bottom w:w="60" w:type="dxa"/>
+              <w:left w:w="80" w:type="dxa"/>
+              <w:right w:w="80" w:type="dxa"/>
+            </w:tcMar>
+          </w:tcPr>
+          <w:p>
+            <w:pPr>
+              <w:rPr>
+                <w:rFonts w:ascii="Times New Roman" w:cs="Times New Roman" w:eastAsia="Times New Roman" w:hAnsi="Times New Roman"/>
+              </w:rPr>
+            </w:pPr>
+            <w:r>
+              <w:rPr>
+                <w:rFonts w:ascii="Times New Roman" w:cs="Times New Roman" w:eastAsia="Times New Roman" w:hAnsi="Times New Roman"/>
+                <w:sz w:val="18"/>
+                <w:szCs w:val="18"/>
+              </w:rPr>
+              <w:t xml:space="preserve">KPI principal</w:t>
+            </w:r>
+          </w:p>
+        </w:tc>
+        <w:tc>
+          <w:tcPr>
+            <w:tcW w:w="4200" w:type="dxa"/>
+            <w:tcMar>
+              <w:top w:w="60" w:type="dxa"/>
+              <w:bottom w:w="60" w:type="dxa"/>
+              <w:left w:w="80" w:type="dxa"/>
+              <w:right w:w="80" w:type="dxa"/>
+            </w:tcMar>
+          </w:tcPr>
+          <w:p>
+            <w:pPr>
+              <w:rPr>
+                <w:rFonts w:ascii="Times New Roman" w:cs="Times New Roman" w:eastAsia="Times New Roman" w:hAnsi="Times New Roman"/>
+              </w:rPr>
+            </w:pPr>
+            <w:r>
+              <w:rPr>
+                <w:rFonts w:ascii="Times New Roman" w:cs="Times New Roman" w:eastAsia="Times New Roman" w:hAnsi="Times New Roman"/>
+                <w:sz w:val="18"/>
+                <w:szCs w:val="18"/>
+              </w:rPr>
+              <w:t xml:space="preserve">Proxy de demanda. Distribucion sesgada; requiere log1p.</w:t>
+            </w:r>
+          </w:p>
+        </w:tc>
+      </w:tr>
+      <w:tr>
+        <w:tc>
+          <w:tcPr>
+            <w:tcW w:w="1600" w:type="dxa"/>
+            <w:tcMar>
+              <w:top w:w="60" w:type="dxa"/>
+              <w:bottom w:w="60" w:type="dxa"/>
+              <w:left w:w="80" w:type="dxa"/>
+              <w:right w:w="80" w:type="dxa"/>
+            </w:tcMar>
+          </w:tcPr>
+          <w:p>
+            <w:pPr>
+              <w:rPr>
+                <w:rFonts w:ascii="Times New Roman" w:cs="Times New Roman" w:eastAsia="Times New Roman" w:hAnsi="Times New Roman"/>
+              </w:rPr>
+            </w:pPr>
+            <w:r>
+              <w:rPr>
+                <w:rFonts w:ascii="Times New Roman" w:cs="Times New Roman" w:eastAsia="Times New Roman" w:hAnsi="Times New Roman"/>
+                <w:sz w:val="18"/>
+                <w:szCs w:val="18"/>
+              </w:rPr>
+              <w:t xml:space="preserve">categories</w:t>
+            </w:r>
+          </w:p>
+        </w:tc>
+        <w:tc>
+          <w:tcPr>
+            <w:tcW w:w="1000" w:type="dxa"/>
+            <w:tcMar>
+              <w:top w:w="60" w:type="dxa"/>
+              <w:bottom w:w="60" w:type="dxa"/>
+              <w:left w:w="80" w:type="dxa"/>
+              <w:right w:w="80" w:type="dxa"/>
+            </w:tcMar>
+          </w:tcPr>
+          <w:p>
+            <w:pPr>
+              <w:rPr>
+                <w:rFonts w:ascii="Times New Roman" w:cs="Times New Roman" w:eastAsia="Times New Roman" w:hAnsi="Times New Roman"/>
+              </w:rPr>
+            </w:pPr>
+            <w:r>
+              <w:rPr>
+                <w:rFonts w:ascii="Times New Roman" w:cs="Times New Roman" w:eastAsia="Times New Roman" w:hAnsi="Times New Roman"/>
+                <w:sz w:val="18"/>
+                <w:szCs w:val="18"/>
+              </w:rPr>
+              <w:t xml:space="preserve">business</w:t>
+            </w:r>
+          </w:p>
+        </w:tc>
+        <w:tc>
+          <w:tcPr>
+            <w:tcW w:w="1200" w:type="dxa"/>
+            <w:tcMar>
+              <w:top w:w="60" w:type="dxa"/>
+              <w:bottom w:w="60" w:type="dxa"/>
+              <w:left w:w="80" w:type="dxa"/>
+              <w:right w:w="80" w:type="dxa"/>
+            </w:tcMar>
+          </w:tcPr>
+          <w:p>
+            <w:pPr>
+              <w:rPr>
+                <w:rFonts w:ascii="Times New Roman" w:cs="Times New Roman" w:eastAsia="Times New Roman" w:hAnsi="Times New Roman"/>
+              </w:rPr>
+            </w:pPr>
+            <w:r>
+              <w:rPr>
+                <w:rFonts w:ascii="Times New Roman" w:cs="Times New Roman" w:eastAsia="Times New Roman" w:hAnsi="Times New Roman"/>
+                <w:sz w:val="18"/>
+                <w:szCs w:val="18"/>
+              </w:rPr>
+              <w:t xml:space="preserve">Segmentacion</w:t>
+            </w:r>
+          </w:p>
+        </w:tc>
+        <w:tc>
+          <w:tcPr>
+            <w:tcW w:w="4200" w:type="dxa"/>
+            <w:tcMar>
+              <w:top w:w="60" w:type="dxa"/>
+              <w:bottom w:w="60" w:type="dxa"/>
+              <w:left w:w="80" w:type="dxa"/>
+              <w:right w:w="80" w:type="dxa"/>
+            </w:tcMar>
+          </w:tcPr>
+          <w:p>
+            <w:pPr>
+              <w:rPr>
+                <w:rFonts w:ascii="Times New Roman" w:cs="Times New Roman" w:eastAsia="Times New Roman" w:hAnsi="Times New Roman"/>
+              </w:rPr>
+            </w:pPr>
+            <w:r>
+              <w:rPr>
+                <w:rFonts w:ascii="Times New Roman" w:cs="Times New Roman" w:eastAsia="Times New Roman" w:hAnsi="Times New Roman"/>
+                <w:sz w:val="18"/>
+                <w:szCs w:val="18"/>
+              </w:rPr>
+              <w:t xml:space="preserve">Multi-valor por coma. primary_category = primera etiqueta.</w:t>
+            </w:r>
+          </w:p>
+        </w:tc>
+      </w:tr>
+      <w:tr>
+        <w:tc>
+          <w:tcPr>
+            <w:tcW w:w="1600" w:type="dxa"/>
+            <w:tcMar>
+              <w:top w:w="60" w:type="dxa"/>
+              <w:bottom w:w="60" w:type="dxa"/>
+              <w:left w:w="80" w:type="dxa"/>
+              <w:right w:w="80" w:type="dxa"/>
+            </w:tcMar>
+          </w:tcPr>
+          <w:p>
+            <w:pPr>
+              <w:rPr>
+                <w:rFonts w:ascii="Times New Roman" w:cs="Times New Roman" w:eastAsia="Times New Roman" w:hAnsi="Times New Roman"/>
+              </w:rPr>
+            </w:pPr>
+            <w:r>
+              <w:rPr>
+                <w:rFonts w:ascii="Times New Roman" w:cs="Times New Roman" w:eastAsia="Times New Roman" w:hAnsi="Times New Roman"/>
+                <w:sz w:val="18"/>
+                <w:szCs w:val="18"/>
+              </w:rPr>
+              <w:t xml:space="preserve">city / state</w:t>
+            </w:r>
+          </w:p>
+        </w:tc>
+        <w:tc>
+          <w:tcPr>
+            <w:tcW w:w="1000" w:type="dxa"/>
+            <w:tcMar>
+              <w:top w:w="60" w:type="dxa"/>
+              <w:bottom w:w="60" w:type="dxa"/>
+              <w:left w:w="80" w:type="dxa"/>
+              <w:right w:w="80" w:type="dxa"/>
+            </w:tcMar>
+          </w:tcPr>
+          <w:p>
+            <w:pPr>
+              <w:rPr>
+                <w:rFonts w:ascii="Times New Roman" w:cs="Times New Roman" w:eastAsia="Times New Roman" w:hAnsi="Times New Roman"/>
+              </w:rPr>
+            </w:pPr>
+            <w:r>
+              <w:rPr>
+                <w:rFonts w:ascii="Times New Roman" w:cs="Times New Roman" w:eastAsia="Times New Roman" w:hAnsi="Times New Roman"/>
+                <w:sz w:val="18"/>
+                <w:szCs w:val="18"/>
+              </w:rPr>
+              <w:t xml:space="preserve">business</w:t>
+            </w:r>
+          </w:p>
+        </w:tc>
+        <w:tc>
+          <w:tcPr>
+            <w:tcW w:w="1200" w:type="dxa"/>
+            <w:tcMar>
+              <w:top w:w="60" w:type="dxa"/>
+              <w:bottom w:w="60" w:type="dxa"/>
+              <w:left w:w="80" w:type="dxa"/>
+              <w:right w:w="80" w:type="dxa"/>
+            </w:tcMar>
+          </w:tcPr>
+          <w:p>
+            <w:pPr>
+              <w:rPr>
+                <w:rFonts w:ascii="Times New Roman" w:cs="Times New Roman" w:eastAsia="Times New Roman" w:hAnsi="Times New Roman"/>
+              </w:rPr>
+            </w:pPr>
+            <w:r>
+              <w:rPr>
+                <w:rFonts w:ascii="Times New Roman" w:cs="Times New Roman" w:eastAsia="Times New Roman" w:hAnsi="Times New Roman"/>
+                <w:sz w:val="18"/>
+                <w:szCs w:val="18"/>
+              </w:rPr>
+              <w:t xml:space="preserve">Segmentacion</w:t>
+            </w:r>
+          </w:p>
+        </w:tc>
+        <w:tc>
+          <w:tcPr>
+            <w:tcW w:w="4200" w:type="dxa"/>
+            <w:tcMar>
+              <w:top w:w="60" w:type="dxa"/>
+              <w:bottom w:w="60" w:type="dxa"/>
+              <w:left w:w="80" w:type="dxa"/>
+              <w:right w:w="80" w:type="dxa"/>
+            </w:tcMar>
+          </w:tcPr>
+          <w:p>
+            <w:pPr>
+              <w:rPr>
+                <w:rFonts w:ascii="Times New Roman" w:cs="Times New Roman" w:eastAsia="Times New Roman" w:hAnsi="Times New Roman"/>
+              </w:rPr>
+            </w:pPr>
+            <w:r>
+              <w:rPr>
+                <w:rFonts w:ascii="Times New Roman" w:cs="Times New Roman" w:eastAsia="Times New Roman" w:hAnsi="Times New Roman"/>
+                <w:sz w:val="18"/>
+                <w:szCs w:val="18"/>
+              </w:rPr>
+              <w:t xml:space="preserve">Segmentacion espacial. Homologados con str.title().</w:t>
+            </w:r>
+          </w:p>
+        </w:tc>
+      </w:tr>
+      <w:tr>
+        <w:tc>
+          <w:tcPr>
+            <w:tcW w:w="1600" w:type="dxa"/>
+            <w:tcMar>
+              <w:top w:w="60" w:type="dxa"/>
+              <w:bottom w:w="60" w:type="dxa"/>
+              <w:left w:w="80" w:type="dxa"/>
+              <w:right w:w="80" w:type="dxa"/>
+            </w:tcMar>
+          </w:tcPr>
+          <w:p>
+            <w:pPr>
+              <w:rPr>
+                <w:rFonts w:ascii="Times New Roman" w:cs="Times New Roman" w:eastAsia="Times New Roman" w:hAnsi="Times New Roman"/>
+              </w:rPr>
+            </w:pPr>
+            <w:r>
+              <w:rPr>
+                <w:rFonts w:ascii="Times New Roman" w:cs="Times New Roman" w:eastAsia="Times New Roman" w:hAnsi="Times New Roman"/>
+                <w:sz w:val="18"/>
+                <w:szCs w:val="18"/>
+              </w:rPr>
+              <w:t xml:space="preserve">latitude / longitude</w:t>
+            </w:r>
+          </w:p>
+        </w:tc>
+        <w:tc>
+          <w:tcPr>
+            <w:tcW w:w="1000" w:type="dxa"/>
+            <w:tcMar>
+              <w:top w:w="60" w:type="dxa"/>
+              <w:bottom w:w="60" w:type="dxa"/>
+              <w:left w:w="80" w:type="dxa"/>
+              <w:right w:w="80" w:type="dxa"/>
+            </w:tcMar>
+          </w:tcPr>
+          <w:p>
+            <w:pPr>
+              <w:rPr>
+                <w:rFonts w:ascii="Times New Roman" w:cs="Times New Roman" w:eastAsia="Times New Roman" w:hAnsi="Times New Roman"/>
+              </w:rPr>
+            </w:pPr>
+            <w:r>
+              <w:rPr>
+                <w:rFonts w:ascii="Times New Roman" w:cs="Times New Roman" w:eastAsia="Times New Roman" w:hAnsi="Times New Roman"/>
+                <w:sz w:val="18"/>
+                <w:szCs w:val="18"/>
+              </w:rPr>
+              <w:t xml:space="preserve">business</w:t>
+            </w:r>
+          </w:p>
+        </w:tc>
+        <w:tc>
+          <w:tcPr>
+            <w:tcW w:w="1200" w:type="dxa"/>
+            <w:tcMar>
+              <w:top w:w="60" w:type="dxa"/>
+              <w:bottom w:w="60" w:type="dxa"/>
+              <w:left w:w="80" w:type="dxa"/>
+              <w:right w:w="80" w:type="dxa"/>
+            </w:tcMar>
+          </w:tcPr>
+          <w:p>
+            <w:pPr>
+              <w:rPr>
+                <w:rFonts w:ascii="Times New Roman" w:cs="Times New Roman" w:eastAsia="Times New Roman" w:hAnsi="Times New Roman"/>
+              </w:rPr>
+            </w:pPr>
+            <w:r>
+              <w:rPr>
+                <w:rFonts w:ascii="Times New Roman" w:cs="Times New Roman" w:eastAsia="Times New Roman" w:hAnsi="Times New Roman"/>
+                <w:sz w:val="18"/>
+                <w:szCs w:val="18"/>
+              </w:rPr>
+              <w:t xml:space="preserve">Segmentacion</w:t>
+            </w:r>
+          </w:p>
+        </w:tc>
+        <w:tc>
+          <w:tcPr>
+            <w:tcW w:w="4200" w:type="dxa"/>
+            <w:tcMar>
+              <w:top w:w="60" w:type="dxa"/>
+              <w:bottom w:w="60" w:type="dxa"/>
+              <w:left w:w="80" w:type="dxa"/>
+              <w:right w:w="80" w:type="dxa"/>
+            </w:tcMar>
+          </w:tcPr>
+          <w:p>
+            <w:pPr>
+              <w:rPr>
+                <w:rFonts w:ascii="Times New Roman" w:cs="Times New Roman" w:eastAsia="Times New Roman" w:hAnsi="Times New Roman"/>
+              </w:rPr>
+            </w:pPr>
+            <w:r>
+              <w:rPr>
+                <w:rFonts w:ascii="Times New Roman" w:cs="Times New Roman" w:eastAsia="Times New Roman" w:hAnsi="Times New Roman"/>
+                <w:sz w:val="18"/>
+                <w:szCs w:val="18"/>
+              </w:rPr>
+              <w:t xml:space="preserve">Coordenadas para mapa en Tableau. Validados.</w:t>
+            </w:r>
+          </w:p>
+        </w:tc>
+      </w:tr>
+      <w:tr>
+        <w:tc>
+          <w:tcPr>
+            <w:tcW w:w="1600" w:type="dxa"/>
+            <w:tcMar>
+              <w:top w:w="60" w:type="dxa"/>
+              <w:bottom w:w="60" w:type="dxa"/>
+              <w:left w:w="80" w:type="dxa"/>
+              <w:right w:w="80" w:type="dxa"/>
+            </w:tcMar>
+          </w:tcPr>
+          <w:p>
+            <w:pPr>
+              <w:rPr>
+                <w:rFonts w:ascii="Times New Roman" w:cs="Times New Roman" w:eastAsia="Times New Roman" w:hAnsi="Times New Roman"/>
+              </w:rPr>
+            </w:pPr>
+            <w:r>
+              <w:rPr>
+                <w:rFonts w:ascii="Times New Roman" w:cs="Times New Roman" w:eastAsia="Times New Roman" w:hAnsi="Times New Roman"/>
+                <w:sz w:val="18"/>
+                <w:szCs w:val="18"/>
+              </w:rPr>
+              <w:t xml:space="preserve">is_open</w:t>
+            </w:r>
+          </w:p>
+        </w:tc>
+        <w:tc>
+          <w:tcPr>
+            <w:tcW w:w="1000" w:type="dxa"/>
+            <w:tcMar>
+              <w:top w:w="60" w:type="dxa"/>
+              <w:bottom w:w="60" w:type="dxa"/>
+              <w:left w:w="80" w:type="dxa"/>
+              <w:right w:w="80" w:type="dxa"/>
+            </w:tcMar>
+          </w:tcPr>
+          <w:p>
+            <w:pPr>
+              <w:rPr>
+                <w:rFonts w:ascii="Times New Roman" w:cs="Times New Roman" w:eastAsia="Times New Roman" w:hAnsi="Times New Roman"/>
+              </w:rPr>
+            </w:pPr>
+            <w:r>
+              <w:rPr>
+                <w:rFonts w:ascii="Times New Roman" w:cs="Times New Roman" w:eastAsia="Times New Roman" w:hAnsi="Times New Roman"/>
+                <w:sz w:val="18"/>
+                <w:szCs w:val="18"/>
+              </w:rPr>
+              <w:t xml:space="preserve">business</w:t>
+            </w:r>
+          </w:p>
+        </w:tc>
+        <w:tc>
+          <w:tcPr>
+            <w:tcW w:w="1200" w:type="dxa"/>
+            <w:tcMar>
+              <w:top w:w="60" w:type="dxa"/>
+              <w:bottom w:w="60" w:type="dxa"/>
+              <w:left w:w="80" w:type="dxa"/>
+              <w:right w:w="80" w:type="dxa"/>
+            </w:tcMar>
+          </w:tcPr>
+          <w:p>
+            <w:pPr>
+              <w:rPr>
+                <w:rFonts w:ascii="Times New Roman" w:cs="Times New Roman" w:eastAsia="Times New Roman" w:hAnsi="Times New Roman"/>
+              </w:rPr>
+            </w:pPr>
+            <w:r>
+              <w:rPr>
+                <w:rFonts w:ascii="Times New Roman" w:cs="Times New Roman" w:eastAsia="Times New Roman" w:hAnsi="Times New Roman"/>
+                <w:sz w:val="18"/>
+                <w:szCs w:val="18"/>
+              </w:rPr>
+              <w:t xml:space="preserve">Filtro</w:t>
+            </w:r>
+          </w:p>
+        </w:tc>
+        <w:tc>
+          <w:tcPr>
+            <w:tcW w:w="4200" w:type="dxa"/>
+            <w:tcMar>
+              <w:top w:w="60" w:type="dxa"/>
+              <w:bottom w:w="60" w:type="dxa"/>
+              <w:left w:w="80" w:type="dxa"/>
+              <w:right w:w="80" w:type="dxa"/>
+            </w:tcMar>
+          </w:tcPr>
+          <w:p>
+            <w:pPr>
+              <w:rPr>
+                <w:rFonts w:ascii="Times New Roman" w:cs="Times New Roman" w:eastAsia="Times New Roman" w:hAnsi="Times New Roman"/>
+              </w:rPr>
+            </w:pPr>
+            <w:r>
+              <w:rPr>
+                <w:rFonts w:ascii="Times New Roman" w:cs="Times New Roman" w:eastAsia="Times New Roman" w:hAnsi="Times New Roman"/>
+                <w:sz w:val="18"/>
+                <w:szCs w:val="18"/>
+              </w:rPr>
+              <w:t xml:space="preserve">Solo negocios activos (is_open=1) en analisis de oportunidad.</w:t>
+            </w:r>
+          </w:p>
+        </w:tc>
+      </w:tr>
+      <w:tr>
+        <w:tc>
+          <w:tcPr>
+            <w:tcW w:w="1600" w:type="dxa"/>
+            <w:tcMar>
+              <w:top w:w="60" w:type="dxa"/>
+              <w:bottom w:w="60" w:type="dxa"/>
+              <w:left w:w="80" w:type="dxa"/>
+              <w:right w:w="80" w:type="dxa"/>
+            </w:tcMar>
+          </w:tcPr>
+          <w:p>
+            <w:pPr>
+              <w:rPr>
+                <w:rFonts w:ascii="Times New Roman" w:cs="Times New Roman" w:eastAsia="Times New Roman" w:hAnsi="Times New Roman"/>
+              </w:rPr>
+            </w:pPr>
+            <w:r>
+              <w:rPr>
+                <w:rFonts w:ascii="Times New Roman" w:cs="Times New Roman" w:eastAsia="Times New Roman" w:hAnsi="Times New Roman"/>
+                <w:sz w:val="18"/>
+                <w:szCs w:val="18"/>
+              </w:rPr>
+              <w:t xml:space="preserve">review_stars</w:t>
+            </w:r>
+          </w:p>
+        </w:tc>
+        <w:tc>
+          <w:tcPr>
+            <w:tcW w:w="1000" w:type="dxa"/>
+            <w:tcMar>
+              <w:top w:w="60" w:type="dxa"/>
+              <w:bottom w:w="60" w:type="dxa"/>
+              <w:left w:w="80" w:type="dxa"/>
+              <w:right w:w="80" w:type="dxa"/>
+            </w:tcMar>
+          </w:tcPr>
+          <w:p>
+            <w:pPr>
+              <w:rPr>
+                <w:rFonts w:ascii="Times New Roman" w:cs="Times New Roman" w:eastAsia="Times New Roman" w:hAnsi="Times New Roman"/>
+              </w:rPr>
+            </w:pPr>
+            <w:r>
+              <w:rPr>
+                <w:rFonts w:ascii="Times New Roman" w:cs="Times New Roman" w:eastAsia="Times New Roman" w:hAnsi="Times New Roman"/>
+                <w:sz w:val="18"/>
+                <w:szCs w:val="18"/>
+              </w:rPr>
+              <w:t xml:space="preserve">reviews</w:t>
+            </w:r>
+          </w:p>
+        </w:tc>
+        <w:tc>
+          <w:tcPr>
+            <w:tcW w:w="1200" w:type="dxa"/>
+            <w:tcMar>
+              <w:top w:w="60" w:type="dxa"/>
+              <w:bottom w:w="60" w:type="dxa"/>
+              <w:left w:w="80" w:type="dxa"/>
+              <w:right w:w="80" w:type="dxa"/>
+            </w:tcMar>
+          </w:tcPr>
+          <w:p>
+            <w:pPr>
+              <w:rPr>
+                <w:rFonts w:ascii="Times New Roman" w:cs="Times New Roman" w:eastAsia="Times New Roman" w:hAnsi="Times New Roman"/>
+              </w:rPr>
+            </w:pPr>
+            <w:r>
+              <w:rPr>
+                <w:rFonts w:ascii="Times New Roman" w:cs="Times New Roman" w:eastAsia="Times New Roman" w:hAnsi="Times New Roman"/>
+                <w:sz w:val="18"/>
+                <w:szCs w:val="18"/>
+              </w:rPr>
+              <w:t xml:space="preserve">KPI principal</w:t>
+            </w:r>
+          </w:p>
+        </w:tc>
+        <w:tc>
+          <w:tcPr>
+            <w:tcW w:w="4200" w:type="dxa"/>
+            <w:tcMar>
+              <w:top w:w="60" w:type="dxa"/>
+              <w:bottom w:w="60" w:type="dxa"/>
+              <w:left w:w="80" w:type="dxa"/>
+              <w:right w:w="80" w:type="dxa"/>
+            </w:tcMar>
+          </w:tcPr>
+          <w:p>
+            <w:pPr>
+              <w:rPr>
+                <w:rFonts w:ascii="Times New Roman" w:cs="Times New Roman" w:eastAsia="Times New Roman" w:hAnsi="Times New Roman"/>
+              </w:rPr>
+            </w:pPr>
+            <w:r>
+              <w:rPr>
+                <w:rFonts w:ascii="Times New Roman" w:cs="Times New Roman" w:eastAsia="Times New Roman" w:hAnsi="Times New Roman"/>
+                <w:sz w:val="18"/>
+                <w:szCs w:val="18"/>
+              </w:rPr>
+              <w:t xml:space="preserve">Calificacion atomica por resena. Base para calidad matizada.</w:t>
+            </w:r>
+          </w:p>
+        </w:tc>
+      </w:tr>
+      <w:tr>
+        <w:tc>
+          <w:tcPr>
+            <w:tcW w:w="1600" w:type="dxa"/>
+            <w:tcMar>
+              <w:top w:w="60" w:type="dxa"/>
+              <w:bottom w:w="60" w:type="dxa"/>
+              <w:left w:w="80" w:type="dxa"/>
+              <w:right w:w="80" w:type="dxa"/>
+            </w:tcMar>
+          </w:tcPr>
+          <w:p>
+            <w:pPr>
+              <w:rPr>
+                <w:rFonts w:ascii="Times New Roman" w:cs="Times New Roman" w:eastAsia="Times New Roman" w:hAnsi="Times New Roman"/>
+              </w:rPr>
+            </w:pPr>
+            <w:r>
+              <w:rPr>
+                <w:rFonts w:ascii="Times New Roman" w:cs="Times New Roman" w:eastAsia="Times New Roman" w:hAnsi="Times New Roman"/>
+                <w:sz w:val="18"/>
+                <w:szCs w:val="18"/>
+              </w:rPr>
+              <w:t xml:space="preserve">date</w:t>
+            </w:r>
+          </w:p>
+        </w:tc>
+        <w:tc>
+          <w:tcPr>
+            <w:tcW w:w="1000" w:type="dxa"/>
+            <w:tcMar>
+              <w:top w:w="60" w:type="dxa"/>
+              <w:bottom w:w="60" w:type="dxa"/>
+              <w:left w:w="80" w:type="dxa"/>
+              <w:right w:w="80" w:type="dxa"/>
+            </w:tcMar>
+          </w:tcPr>
+          <w:p>
+            <w:pPr>
+              <w:rPr>
+                <w:rFonts w:ascii="Times New Roman" w:cs="Times New Roman" w:eastAsia="Times New Roman" w:hAnsi="Times New Roman"/>
+              </w:rPr>
+            </w:pPr>
+            <w:r>
+              <w:rPr>
+                <w:rFonts w:ascii="Times New Roman" w:cs="Times New Roman" w:eastAsia="Times New Roman" w:hAnsi="Times New Roman"/>
+                <w:sz w:val="18"/>
+                <w:szCs w:val="18"/>
+              </w:rPr>
+              <w:t xml:space="preserve">reviews</w:t>
+            </w:r>
+          </w:p>
+        </w:tc>
+        <w:tc>
+          <w:tcPr>
+            <w:tcW w:w="1200" w:type="dxa"/>
+            <w:tcMar>
+              <w:top w:w="60" w:type="dxa"/>
+              <w:bottom w:w="60" w:type="dxa"/>
+              <w:left w:w="80" w:type="dxa"/>
+              <w:right w:w="80" w:type="dxa"/>
+            </w:tcMar>
+          </w:tcPr>
+          <w:p>
+            <w:pPr>
+              <w:rPr>
+                <w:rFonts w:ascii="Times New Roman" w:cs="Times New Roman" w:eastAsia="Times New Roman" w:hAnsi="Times New Roman"/>
+              </w:rPr>
+            </w:pPr>
+            <w:r>
+              <w:rPr>
+                <w:rFonts w:ascii="Times New Roman" w:cs="Times New Roman" w:eastAsia="Times New Roman" w:hAnsi="Times New Roman"/>
+                <w:sz w:val="18"/>
+                <w:szCs w:val="18"/>
+              </w:rPr>
+              <w:t xml:space="preserve">Serie temporal</w:t>
+            </w:r>
+          </w:p>
+        </w:tc>
+        <w:tc>
+          <w:tcPr>
+            <w:tcW w:w="4200" w:type="dxa"/>
+            <w:tcMar>
+              <w:top w:w="60" w:type="dxa"/>
+              <w:bottom w:w="60" w:type="dxa"/>
+              <w:left w:w="80" w:type="dxa"/>
+              <w:right w:w="80" w:type="dxa"/>
+            </w:tcMar>
+          </w:tcPr>
+          <w:p>
+            <w:pPr>
+              <w:rPr>
+                <w:rFonts w:ascii="Times New Roman" w:cs="Times New Roman" w:eastAsia="Times New Roman" w:hAnsi="Times New Roman"/>
+              </w:rPr>
+            </w:pPr>
+            <w:r>
+              <w:rPr>
+                <w:rFonts w:ascii="Times New Roman" w:cs="Times New Roman" w:eastAsia="Times New Roman" w:hAnsi="Times New Roman"/>
+                <w:sz w:val="18"/>
+                <w:szCs w:val="18"/>
+              </w:rPr>
+              <w:t xml:space="preserve">Insumo para analisis longitudinal y deteccion de anomalias.</w:t>
+            </w:r>
+          </w:p>
+        </w:tc>
+      </w:tr>
+      <w:tr>
+        <w:tc>
+          <w:tcPr>
+            <w:tcW w:w="1600" w:type="dxa"/>
+            <w:tcMar>
+              <w:top w:w="60" w:type="dxa"/>
+              <w:bottom w:w="60" w:type="dxa"/>
+              <w:left w:w="80" w:type="dxa"/>
+              <w:right w:w="80" w:type="dxa"/>
+            </w:tcMar>
+          </w:tcPr>
+          <w:p>
+            <w:pPr>
+              <w:rPr>
+                <w:rFonts w:ascii="Times New Roman" w:cs="Times New Roman" w:eastAsia="Times New Roman" w:hAnsi="Times New Roman"/>
+              </w:rPr>
+            </w:pPr>
+            <w:r>
+              <w:rPr>
+                <w:rFonts w:ascii="Times New Roman" w:cs="Times New Roman" w:eastAsia="Times New Roman" w:hAnsi="Times New Roman"/>
+                <w:sz w:val="18"/>
+                <w:szCs w:val="18"/>
+              </w:rPr>
+              <w:t xml:space="preserve">useful / funny / cool</w:t>
+            </w:r>
+          </w:p>
+        </w:tc>
+        <w:tc>
+          <w:tcPr>
+            <w:tcW w:w="1000" w:type="dxa"/>
+            <w:tcMar>
+              <w:top w:w="60" w:type="dxa"/>
+              <w:bottom w:w="60" w:type="dxa"/>
+              <w:left w:w="80" w:type="dxa"/>
+              <w:right w:w="80" w:type="dxa"/>
+            </w:tcMar>
+          </w:tcPr>
+          <w:p>
+            <w:pPr>
+              <w:rPr>
+                <w:rFonts w:ascii="Times New Roman" w:cs="Times New Roman" w:eastAsia="Times New Roman" w:hAnsi="Times New Roman"/>
+              </w:rPr>
+            </w:pPr>
+            <w:r>
+              <w:rPr>
+                <w:rFonts w:ascii="Times New Roman" w:cs="Times New Roman" w:eastAsia="Times New Roman" w:hAnsi="Times New Roman"/>
+                <w:sz w:val="18"/>
+                <w:szCs w:val="18"/>
+              </w:rPr>
+              <w:t xml:space="preserve">reviews</w:t>
+            </w:r>
+          </w:p>
+        </w:tc>
+        <w:tc>
+          <w:tcPr>
+            <w:tcW w:w="1200" w:type="dxa"/>
+            <w:tcMar>
+              <w:top w:w="60" w:type="dxa"/>
+              <w:bottom w:w="60" w:type="dxa"/>
+              <w:left w:w="80" w:type="dxa"/>
+              <w:right w:w="80" w:type="dxa"/>
+            </w:tcMar>
+          </w:tcPr>
+          <w:p>
+            <w:pPr>
+              <w:rPr>
+                <w:rFonts w:ascii="Times New Roman" w:cs="Times New Roman" w:eastAsia="Times New Roman" w:hAnsi="Times New Roman"/>
+              </w:rPr>
+            </w:pPr>
+            <w:r>
+              <w:rPr>
+                <w:rFonts w:ascii="Times New Roman" w:cs="Times New Roman" w:eastAsia="Times New Roman" w:hAnsi="Times New Roman"/>
+                <w:sz w:val="18"/>
+                <w:szCs w:val="18"/>
+              </w:rPr>
+              <w:t xml:space="preserve">Soporte</w:t>
+            </w:r>
+          </w:p>
+        </w:tc>
+        <w:tc>
+          <w:tcPr>
+            <w:tcW w:w="4200" w:type="dxa"/>
+            <w:tcMar>
+              <w:top w:w="60" w:type="dxa"/>
+              <w:bottom w:w="60" w:type="dxa"/>
+              <w:left w:w="80" w:type="dxa"/>
+              <w:right w:w="80" w:type="dxa"/>
+            </w:tcMar>
+          </w:tcPr>
+          <w:p>
+            <w:pPr>
+              <w:rPr>
+                <w:rFonts w:ascii="Times New Roman" w:cs="Times New Roman" w:eastAsia="Times New Roman" w:hAnsi="Times New Roman"/>
+              </w:rPr>
+            </w:pPr>
+            <w:r>
+              <w:rPr>
+                <w:rFonts w:ascii="Times New Roman" w:cs="Times New Roman" w:eastAsia="Times New Roman" w:hAnsi="Times New Roman"/>
+                <w:sz w:val="18"/>
+                <w:szCs w:val="18"/>
+              </w:rPr>
+              <w:t xml:space="preserve">'useful' como proxy de credibilidad de la resena.</w:t>
+            </w:r>
+          </w:p>
+        </w:tc>
+      </w:tr>
+      <w:tr>
+        <w:tc>
+          <w:tcPr>
+            <w:tcW w:w="1600" w:type="dxa"/>
+            <w:tcMar>
+              <w:top w:w="60" w:type="dxa"/>
+              <w:bottom w:w="60" w:type="dxa"/>
+              <w:left w:w="80" w:type="dxa"/>
+              <w:right w:w="80" w:type="dxa"/>
+            </w:tcMar>
+          </w:tcPr>
+          <w:p>
+            <w:pPr>
+              <w:rPr>
+                <w:rFonts w:ascii="Times New Roman" w:cs="Times New Roman" w:eastAsia="Times New Roman" w:hAnsi="Times New Roman"/>
+              </w:rPr>
+            </w:pPr>
+            <w:r>
+              <w:rPr>
+                <w:rFonts w:ascii="Times New Roman" w:cs="Times New Roman" w:eastAsia="Times New Roman" w:hAnsi="Times New Roman"/>
+                <w:sz w:val="18"/>
+                <w:szCs w:val="18"/>
+              </w:rPr>
+              <w:t xml:space="preserve">user_average_stars</w:t>
+            </w:r>
+          </w:p>
+        </w:tc>
+        <w:tc>
+          <w:tcPr>
+            <w:tcW w:w="1000" w:type="dxa"/>
+            <w:tcMar>
+              <w:top w:w="60" w:type="dxa"/>
+              <w:bottom w:w="60" w:type="dxa"/>
+              <w:left w:w="80" w:type="dxa"/>
+              <w:right w:w="80" w:type="dxa"/>
+            </w:tcMar>
+          </w:tcPr>
+          <w:p>
+            <w:pPr>
+              <w:rPr>
+                <w:rFonts w:ascii="Times New Roman" w:cs="Times New Roman" w:eastAsia="Times New Roman" w:hAnsi="Times New Roman"/>
+              </w:rPr>
+            </w:pPr>
+            <w:r>
+              <w:rPr>
+                <w:rFonts w:ascii="Times New Roman" w:cs="Times New Roman" w:eastAsia="Times New Roman" w:hAnsi="Times New Roman"/>
+                <w:sz w:val="18"/>
+                <w:szCs w:val="18"/>
+              </w:rPr>
+              <w:t xml:space="preserve">reviews</w:t>
+            </w:r>
+          </w:p>
+        </w:tc>
+        <w:tc>
+          <w:tcPr>
+            <w:tcW w:w="1200" w:type="dxa"/>
+            <w:tcMar>
+              <w:top w:w="60" w:type="dxa"/>
+              <w:bottom w:w="60" w:type="dxa"/>
+              <w:left w:w="80" w:type="dxa"/>
+              <w:right w:w="80" w:type="dxa"/>
+            </w:tcMar>
+          </w:tcPr>
+          <w:p>
+            <w:pPr>
+              <w:rPr>
+                <w:rFonts w:ascii="Times New Roman" w:cs="Times New Roman" w:eastAsia="Times New Roman" w:hAnsi="Times New Roman"/>
+              </w:rPr>
+            </w:pPr>
+            <w:r>
+              <w:rPr>
+                <w:rFonts w:ascii="Times New Roman" w:cs="Times New Roman" w:eastAsia="Times New Roman" w:hAnsi="Times New Roman"/>
+                <w:sz w:val="18"/>
+                <w:szCs w:val="18"/>
+              </w:rPr>
+              <w:t xml:space="preserve">Soporte</w:t>
+            </w:r>
+          </w:p>
+        </w:tc>
+        <w:tc>
+          <w:tcPr>
+            <w:tcW w:w="4200" w:type="dxa"/>
+            <w:tcMar>
+              <w:top w:w="60" w:type="dxa"/>
+              <w:bottom w:w="60" w:type="dxa"/>
+              <w:left w:w="80" w:type="dxa"/>
+              <w:right w:w="80" w:type="dxa"/>
+            </w:tcMar>
+          </w:tcPr>
+          <w:p>
+            <w:pPr>
+              <w:rPr>
+                <w:rFonts w:ascii="Times New Roman" w:cs="Times New Roman" w:eastAsia="Times New Roman" w:hAnsi="Times New Roman"/>
+              </w:rPr>
+            </w:pPr>
+            <w:r>
+              <w:rPr>
+                <w:rFonts w:ascii="Times New Roman" w:cs="Times New Roman" w:eastAsia="Times New Roman" w:hAnsi="Times New Roman"/>
+                <w:sz w:val="18"/>
+                <w:szCs w:val="18"/>
+              </w:rPr>
+              <w:t xml:space="preserve">Permite calificacion ajustada: review_stars - user_average_stars.</w:t>
+            </w:r>
+          </w:p>
+        </w:tc>
+      </w:tr>
+      <w:tr>
+        <w:tc>
+          <w:tcPr>
+            <w:tcW w:w="1600" w:type="dxa"/>
+            <w:tcMar>
+              <w:top w:w="60" w:type="dxa"/>
+              <w:bottom w:w="60" w:type="dxa"/>
+              <w:left w:w="80" w:type="dxa"/>
+              <w:right w:w="80" w:type="dxa"/>
+            </w:tcMar>
+          </w:tcPr>
+          <w:p>
+            <w:pPr>
+              <w:rPr>
+                <w:rFonts w:ascii="Times New Roman" w:cs="Times New Roman" w:eastAsia="Times New Roman" w:hAnsi="Times New Roman"/>
+              </w:rPr>
+            </w:pPr>
+            <w:r>
+              <w:rPr>
+                <w:rFonts w:ascii="Times New Roman" w:cs="Times New Roman" w:eastAsia="Times New Roman" w:hAnsi="Times New Roman"/>
+                <w:sz w:val="18"/>
+                <w:szCs w:val="18"/>
+              </w:rPr>
+              <w:t xml:space="preserve">primary_category</w:t>
+            </w:r>
+          </w:p>
+        </w:tc>
+        <w:tc>
+          <w:tcPr>
+            <w:tcW w:w="1000" w:type="dxa"/>
+            <w:tcMar>
+              <w:top w:w="60" w:type="dxa"/>
+              <w:bottom w:w="60" w:type="dxa"/>
+              <w:left w:w="80" w:type="dxa"/>
+              <w:right w:w="80" w:type="dxa"/>
+            </w:tcMar>
+          </w:tcPr>
+          <w:p>
+            <w:pPr>
+              <w:rPr>
+                <w:rFonts w:ascii="Times New Roman" w:cs="Times New Roman" w:eastAsia="Times New Roman" w:hAnsi="Times New Roman"/>
+              </w:rPr>
+            </w:pPr>
+            <w:r>
+              <w:rPr>
+                <w:rFonts w:ascii="Times New Roman" w:cs="Times New Roman" w:eastAsia="Times New Roman" w:hAnsi="Times New Roman"/>
+                <w:sz w:val="18"/>
+                <w:szCs w:val="18"/>
+              </w:rPr>
+              <w:t xml:space="preserve">derivada</w:t>
+            </w:r>
+          </w:p>
+        </w:tc>
+        <w:tc>
+          <w:tcPr>
+            <w:tcW w:w="1200" w:type="dxa"/>
+            <w:tcMar>
+              <w:top w:w="60" w:type="dxa"/>
+              <w:bottom w:w="60" w:type="dxa"/>
+              <w:left w:w="80" w:type="dxa"/>
+              <w:right w:w="80" w:type="dxa"/>
+            </w:tcMar>
+          </w:tcPr>
+          <w:p>
+            <w:pPr>
+              <w:rPr>
+                <w:rFonts w:ascii="Times New Roman" w:cs="Times New Roman" w:eastAsia="Times New Roman" w:hAnsi="Times New Roman"/>
+              </w:rPr>
+            </w:pPr>
+            <w:r>
+              <w:rPr>
+                <w:rFonts w:ascii="Times New Roman" w:cs="Times New Roman" w:eastAsia="Times New Roman" w:hAnsi="Times New Roman"/>
+                <w:sz w:val="18"/>
+                <w:szCs w:val="18"/>
+              </w:rPr>
+              <w:t xml:space="preserve">Segmentacion</w:t>
+            </w:r>
+          </w:p>
+        </w:tc>
+        <w:tc>
+          <w:tcPr>
+            <w:tcW w:w="4200" w:type="dxa"/>
+            <w:tcMar>
+              <w:top w:w="60" w:type="dxa"/>
+              <w:bottom w:w="60" w:type="dxa"/>
+              <w:left w:w="80" w:type="dxa"/>
+              <w:right w:w="80" w:type="dxa"/>
+            </w:tcMar>
+          </w:tcPr>
+          <w:p>
+            <w:pPr>
+              <w:rPr>
+                <w:rFonts w:ascii="Times New Roman" w:cs="Times New Roman" w:eastAsia="Times New Roman" w:hAnsi="Times New Roman"/>
+              </w:rPr>
+            </w:pPr>
+            <w:r>
+              <w:rPr>
+                <w:rFonts w:ascii="Times New Roman" w:cs="Times New Roman" w:eastAsia="Times New Roman" w:hAnsi="Times New Roman"/>
+                <w:sz w:val="18"/>
+                <w:szCs w:val="18"/>
+              </w:rPr>
+              <w:t xml:space="preserve">Primera etiqueta de categories. Segmentacion simple en Tableau.</w:t>
+            </w:r>
+          </w:p>
+        </w:tc>
+      </w:tr>
+      <w:tr>
+        <w:tc>
+          <w:tcPr>
+            <w:tcW w:w="1600" w:type="dxa"/>
+            <w:tcMar>
+              <w:top w:w="60" w:type="dxa"/>
+              <w:bottom w:w="60" w:type="dxa"/>
+              <w:left w:w="80" w:type="dxa"/>
+              <w:right w:w="80" w:type="dxa"/>
+            </w:tcMar>
+          </w:tcPr>
+          <w:p>
+            <w:pPr>
+              <w:rPr>
+                <w:rFonts w:ascii="Times New Roman" w:cs="Times New Roman" w:eastAsia="Times New Roman" w:hAnsi="Times New Roman"/>
+              </w:rPr>
+            </w:pPr>
+            <w:r>
+              <w:rPr>
+                <w:rFonts w:ascii="Times New Roman" w:cs="Times New Roman" w:eastAsia="Times New Roman" w:hAnsi="Times New Roman"/>
+                <w:sz w:val="18"/>
+                <w:szCs w:val="18"/>
+              </w:rPr>
+              <w:t xml:space="preserve">log_review_count</w:t>
+            </w:r>
+          </w:p>
+        </w:tc>
+        <w:tc>
+          <w:tcPr>
+            <w:tcW w:w="1000" w:type="dxa"/>
+            <w:tcMar>
+              <w:top w:w="60" w:type="dxa"/>
+              <w:bottom w:w="60" w:type="dxa"/>
+              <w:left w:w="80" w:type="dxa"/>
+              <w:right w:w="80" w:type="dxa"/>
+            </w:tcMar>
+          </w:tcPr>
+          <w:p>
+            <w:pPr>
+              <w:rPr>
+                <w:rFonts w:ascii="Times New Roman" w:cs="Times New Roman" w:eastAsia="Times New Roman" w:hAnsi="Times New Roman"/>
+              </w:rPr>
+            </w:pPr>
+            <w:r>
+              <w:rPr>
+                <w:rFonts w:ascii="Times New Roman" w:cs="Times New Roman" w:eastAsia="Times New Roman" w:hAnsi="Times New Roman"/>
+                <w:sz w:val="18"/>
+                <w:szCs w:val="18"/>
+              </w:rPr>
+              <w:t xml:space="preserve">derivada</w:t>
+            </w:r>
+          </w:p>
+        </w:tc>
+        <w:tc>
+          <w:tcPr>
+            <w:tcW w:w="1200" w:type="dxa"/>
+            <w:tcMar>
+              <w:top w:w="60" w:type="dxa"/>
+              <w:bottom w:w="60" w:type="dxa"/>
+              <w:left w:w="80" w:type="dxa"/>
+              <w:right w:w="80" w:type="dxa"/>
+            </w:tcMar>
+          </w:tcPr>
+          <w:p>
+            <w:pPr>
+              <w:rPr>
+                <w:rFonts w:ascii="Times New Roman" w:cs="Times New Roman" w:eastAsia="Times New Roman" w:hAnsi="Times New Roman"/>
+              </w:rPr>
+            </w:pPr>
+            <w:r>
+              <w:rPr>
+                <w:rFonts w:ascii="Times New Roman" w:cs="Times New Roman" w:eastAsia="Times New Roman" w:hAnsi="Times New Roman"/>
+                <w:sz w:val="18"/>
+                <w:szCs w:val="18"/>
+              </w:rPr>
+              <w:t xml:space="preserve">Soporte</w:t>
+            </w:r>
+          </w:p>
+        </w:tc>
+        <w:tc>
+          <w:tcPr>
+            <w:tcW w:w="4200" w:type="dxa"/>
+            <w:tcMar>
+              <w:top w:w="60" w:type="dxa"/>
+              <w:bottom w:w="60" w:type="dxa"/>
+              <w:left w:w="80" w:type="dxa"/>
+              <w:right w:w="80" w:type="dxa"/>
+            </w:tcMar>
+          </w:tcPr>
+          <w:p>
+            <w:pPr>
+              <w:rPr>
+                <w:rFonts w:ascii="Times New Roman" w:cs="Times New Roman" w:eastAsia="Times New Roman" w:hAnsi="Times New Roman"/>
+              </w:rPr>
+            </w:pPr>
+            <w:r>
+              <w:rPr>
+                <w:rFonts w:ascii="Times New Roman" w:cs="Times New Roman" w:eastAsia="Times New Roman" w:hAnsi="Times New Roman"/>
+                <w:sz w:val="18"/>
+                <w:szCs w:val="18"/>
+              </w:rPr>
+              <w:t xml:space="preserve">log1p(review_count). Normaliza distribucion sesgada.</w:t>
+            </w:r>
+          </w:p>
+        </w:tc>
+      </w:tr>
+      <w:tr>
+        <w:tc>
+          <w:tcPr>
+            <w:tcW w:w="1600" w:type="dxa"/>
+            <w:tcMar>
+              <w:top w:w="60" w:type="dxa"/>
+              <w:bottom w:w="60" w:type="dxa"/>
+              <w:left w:w="80" w:type="dxa"/>
+              <w:right w:w="80" w:type="dxa"/>
+            </w:tcMar>
+          </w:tcPr>
+          <w:p>
+            <w:pPr>
+              <w:rPr>
+                <w:rFonts w:ascii="Times New Roman" w:cs="Times New Roman" w:eastAsia="Times New Roman" w:hAnsi="Times New Roman"/>
+              </w:rPr>
+            </w:pPr>
+            <w:r>
+              <w:rPr>
+                <w:rFonts w:ascii="Times New Roman" w:cs="Times New Roman" w:eastAsia="Times New Roman" w:hAnsi="Times New Roman"/>
+                <w:sz w:val="18"/>
+                <w:szCs w:val="18"/>
+              </w:rPr>
+              <w:t xml:space="preserve">divergence_score</w:t>
+            </w:r>
+          </w:p>
+        </w:tc>
+        <w:tc>
+          <w:tcPr>
+            <w:tcW w:w="1000" w:type="dxa"/>
+            <w:tcMar>
+              <w:top w:w="60" w:type="dxa"/>
+              <w:bottom w:w="60" w:type="dxa"/>
+              <w:left w:w="80" w:type="dxa"/>
+              <w:right w:w="80" w:type="dxa"/>
+            </w:tcMar>
+          </w:tcPr>
+          <w:p>
+            <w:pPr>
+              <w:rPr>
+                <w:rFonts w:ascii="Times New Roman" w:cs="Times New Roman" w:eastAsia="Times New Roman" w:hAnsi="Times New Roman"/>
+              </w:rPr>
+            </w:pPr>
+            <w:r>
+              <w:rPr>
+                <w:rFonts w:ascii="Times New Roman" w:cs="Times New Roman" w:eastAsia="Times New Roman" w:hAnsi="Times New Roman"/>
+                <w:sz w:val="18"/>
+                <w:szCs w:val="18"/>
+              </w:rPr>
+              <w:t xml:space="preserve">derivada</w:t>
+            </w:r>
+          </w:p>
+        </w:tc>
+        <w:tc>
+          <w:tcPr>
+            <w:tcW w:w="1200" w:type="dxa"/>
+            <w:tcMar>
+              <w:top w:w="60" w:type="dxa"/>
+              <w:bottom w:w="60" w:type="dxa"/>
+              <w:left w:w="80" w:type="dxa"/>
+              <w:right w:w="80" w:type="dxa"/>
+            </w:tcMar>
+          </w:tcPr>
+          <w:p>
+            <w:pPr>
+              <w:rPr>
+                <w:rFonts w:ascii="Times New Roman" w:cs="Times New Roman" w:eastAsia="Times New Roman" w:hAnsi="Times New Roman"/>
+              </w:rPr>
+            </w:pPr>
+            <w:r>
+              <w:rPr>
+                <w:rFonts w:ascii="Times New Roman" w:cs="Times New Roman" w:eastAsia="Times New Roman" w:hAnsi="Times New Roman"/>
+                <w:sz w:val="18"/>
+                <w:szCs w:val="18"/>
+              </w:rPr>
+              <w:t xml:space="preserve">KPI derivado</w:t>
+            </w:r>
+          </w:p>
+        </w:tc>
+        <w:tc>
+          <w:tcPr>
+            <w:tcW w:w="4200" w:type="dxa"/>
+            <w:tcMar>
+              <w:top w:w="60" w:type="dxa"/>
+              <w:bottom w:w="60" w:type="dxa"/>
+              <w:left w:w="80" w:type="dxa"/>
+              <w:right w:w="80" w:type="dxa"/>
+            </w:tcMar>
+          </w:tcPr>
+          <w:p>
+            <w:pPr>
+              <w:rPr>
+                <w:rFonts w:ascii="Times New Roman" w:cs="Times New Roman" w:eastAsia="Times New Roman" w:hAnsi="Times New Roman"/>
+              </w:rPr>
+            </w:pPr>
+            <w:r>
+              <w:rPr>
+                <w:rFonts w:ascii="Times New Roman" w:cs="Times New Roman" w:eastAsia="Times New Roman" w:hAnsi="Times New Roman"/>
+                <w:sz w:val="18"/>
+                <w:szCs w:val="18"/>
+              </w:rPr>
+              <w:t xml:space="preserve">stars_norm - log_rc_norm. Identifica joyas ocultas.</w:t>
+            </w:r>
+          </w:p>
+        </w:tc>
+      </w:tr>
+    </w:tbl>
+    <w:p>
+      <w:pPr>
+        <w:spacing w:before="40" w:after="40"/>
+        <w:rPr>
+          <w:rFonts w:ascii="Times New Roman" w:cs="Times New Roman" w:eastAsia="Times New Roman" w:hAnsi="Times New Roman"/>
+        </w:rPr>
+      </w:pPr>
+      <w:r>
+        <w:rPr>
+          <w:rFonts w:ascii="Times New Roman" w:cs="Times New Roman" w:eastAsia="Times New Roman" w:hAnsi="Times New Roman"/>
+          <w:sz w:val="18"/>
+          <w:szCs w:val="18"/>
+        </w:rPr>
+        <w:t xml:space="preserve"/>
+      </w:r>
+    </w:p>
+    <w:p>
+      <w:pPr>
+        <w:pStyle w:val="Heading1"/>
+        <w:spacing w:before="360" w:after="160"/>
+      </w:pPr>
+      <w:r>
+        <w:rPr>
+          <w:rFonts w:ascii="Times New Roman" w:cs="Times New Roman" w:eastAsia="Times New Roman" w:hAnsi="Times New Roman"/>
+        </w:rPr>
+        <w:t>15. Problemas de calidad identificados</w:t>
+      </w:r>
+    </w:p>
+    <w:tbl>
+      <w:tblPr>
+        <w:tblW w:w="8000" w:type="dxa"/>
+        <w:tblBorders>
+          <w:top w:val="single" w:sz="4" w:color="AAAAAA"/>
+          <w:left w:val="single" w:sz="4" w:color="AAAAAA"/>
+          <w:bottom w:val="single" w:sz="4" w:color="AAAAAA"/>
+          <w:right w:val="single" w:sz="4" w:color="AAAAAA"/>
+          <w:insideH w:val="single" w:sz="4" w:color="AAAAAA"/>
+          <w:insideV w:val="single" w:sz="4" w:color="AAAAAA"/>
+        </w:tblBorders>
+      </w:tblPr>
+      <w:tblGrid>
+        <w:gridCol w:w="300"/>
+        <w:gridCol w:w="1100"/>
+        <w:gridCol w:w="1700"/>
+        <w:gridCol w:w="900"/>
+        <w:gridCol w:w="4000"/>
+      </w:tblGrid>
+      <w:tr>
+        <w:tc>
+          <w:tcPr>
+            <w:tcW w:w="300" w:type="dxa"/>
+            <w:shd w:val="clear" w:color="auto" w:fill="D9E2F3"/>
+            <w:tcMar>
+              <w:top w:w="60" w:type="dxa"/>
+              <w:bottom w:w="60" w:type="dxa"/>
+              <w:left w:w="80" w:type="dxa"/>
+              <w:right w:w="80" w:type="dxa"/>
+            </w:tcMar>
+          </w:tcPr>
+          <w:p>
+            <w:pPr>
+              <w:rPr>
+                <w:rFonts w:ascii="Times New Roman" w:cs="Times New Roman" w:eastAsia="Times New Roman" w:hAnsi="Times New Roman"/>
+              </w:rPr>
+            </w:pPr>
+            <w:r>
+              <w:rPr>
+                <w:rFonts w:ascii="Times New Roman" w:cs="Times New Roman" w:eastAsia="Times New Roman" w:hAnsi="Times New Roman"/>
+                <w:b/>
+                <w:bCs/>
+                <w:sz w:val="18"/>
+                <w:szCs w:val="18"/>
+              </w:rPr>
+              <w:t xml:space="preserve">#</w:t>
+            </w:r>
+          </w:p>
+        </w:tc>
+        <w:tc>
+          <w:tcPr>
+            <w:tcW w:w="1100" w:type="dxa"/>
+            <w:shd w:val="clear" w:color="auto" w:fill="D9E2F3"/>
+            <w:tcMar>
+              <w:top w:w="60" w:type="dxa"/>
+              <w:bottom w:w="60" w:type="dxa"/>
+              <w:left w:w="80" w:type="dxa"/>
+              <w:right w:w="80" w:type="dxa"/>
+            </w:tcMar>
+          </w:tcPr>
+          <w:p>
+            <w:pPr>
+              <w:rPr>
+                <w:rFonts w:ascii="Times New Roman" w:cs="Times New Roman" w:eastAsia="Times New Roman" w:hAnsi="Times New Roman"/>
+              </w:rPr>
+            </w:pPr>
+            <w:r>
+              <w:rPr>
+                <w:rFonts w:ascii="Times New Roman" w:cs="Times New Roman" w:eastAsia="Times New Roman" w:hAnsi="Times New Roman"/>
+                <w:b/>
+                <w:bCs/>
+                <w:sz w:val="18"/>
+                <w:szCs w:val="18"/>
+              </w:rPr>
+              <w:t xml:space="preserve">Campo</w:t>
+            </w:r>
+          </w:p>
+        </w:tc>
+        <w:tc>
+          <w:tcPr>
+            <w:tcW w:w="1700" w:type="dxa"/>
+            <w:shd w:val="clear" w:color="auto" w:fill="D9E2F3"/>
+            <w:tcMar>
+              <w:top w:w="60" w:type="dxa"/>
+              <w:bottom w:w="60" w:type="dxa"/>
+              <w:left w:w="80" w:type="dxa"/>
+              <w:right w:w="80" w:type="dxa"/>
+            </w:tcMar>
+          </w:tcPr>
+          <w:p>
+            <w:pPr>
+              <w:rPr>
+                <w:rFonts w:ascii="Times New Roman" w:cs="Times New Roman" w:eastAsia="Times New Roman" w:hAnsi="Times New Roman"/>
+              </w:rPr>
+            </w:pPr>
+            <w:r>
+              <w:rPr>
+                <w:rFonts w:ascii="Times New Roman" w:cs="Times New Roman" w:eastAsia="Times New Roman" w:hAnsi="Times New Roman"/>
+                <w:b/>
+                <w:bCs/>
+                <w:sz w:val="18"/>
+                <w:szCs w:val="18"/>
+              </w:rPr>
+              <w:t xml:space="preserve">Tipo de problema</w:t>
+            </w:r>
+          </w:p>
+        </w:tc>
+        <w:tc>
+          <w:tcPr>
+            <w:tcW w:w="900" w:type="dxa"/>
+            <w:shd w:val="clear" w:color="auto" w:fill="D9E2F3"/>
+            <w:tcMar>
+              <w:top w:w="60" w:type="dxa"/>
+              <w:bottom w:w="60" w:type="dxa"/>
+              <w:left w:w="80" w:type="dxa"/>
+              <w:right w:w="80" w:type="dxa"/>
+            </w:tcMar>
+          </w:tcPr>
+          <w:p>
+            <w:pPr>
+              <w:rPr>
+                <w:rFonts w:ascii="Times New Roman" w:cs="Times New Roman" w:eastAsia="Times New Roman" w:hAnsi="Times New Roman"/>
+              </w:rPr>
+            </w:pPr>
+            <w:r>
+              <w:rPr>
+                <w:rFonts w:ascii="Times New Roman" w:cs="Times New Roman" w:eastAsia="Times New Roman" w:hAnsi="Times New Roman"/>
+                <w:b/>
+                <w:bCs/>
+                <w:sz w:val="18"/>
+                <w:szCs w:val="18"/>
+              </w:rPr>
+              <w:t xml:space="preserve">Severidad</w:t>
+            </w:r>
+          </w:p>
+        </w:tc>
+        <w:tc>
+          <w:tcPr>
+            <w:tcW w:w="4000" w:type="dxa"/>
+            <w:shd w:val="clear" w:color="auto" w:fill="D9E2F3"/>
+            <w:tcMar>
+              <w:top w:w="60" w:type="dxa"/>
+              <w:bottom w:w="60" w:type="dxa"/>
+              <w:left w:w="80" w:type="dxa"/>
+              <w:right w:w="80" w:type="dxa"/>
+            </w:tcMar>
+          </w:tcPr>
+          <w:p>
+            <w:pPr>
+              <w:rPr>
+                <w:rFonts w:ascii="Times New Roman" w:cs="Times New Roman" w:eastAsia="Times New Roman" w:hAnsi="Times New Roman"/>
+              </w:rPr>
+            </w:pPr>
+            <w:r>
+              <w:rPr>
+                <w:rFonts w:ascii="Times New Roman" w:cs="Times New Roman" w:eastAsia="Times New Roman" w:hAnsi="Times New Roman"/>
+                <w:b/>
+                <w:bCs/>
+                <w:sz w:val="18"/>
+                <w:szCs w:val="18"/>
+              </w:rPr>
+              <w:t xml:space="preserve">Decision de limpieza</w:t>
+            </w:r>
+          </w:p>
+        </w:tc>
+      </w:tr>
+      <w:tr>
+        <w:tc>
+          <w:tcPr>
+            <w:tcW w:w="300" w:type="dxa"/>
+            <w:tcMar>
+              <w:top w:w="60" w:type="dxa"/>
+              <w:bottom w:w="60" w:type="dxa"/>
+              <w:left w:w="80" w:type="dxa"/>
+              <w:right w:w="80" w:type="dxa"/>
+            </w:tcMar>
+          </w:tcPr>
+          <w:p>
+            <w:pPr>
+              <w:rPr>
+                <w:rFonts w:ascii="Times New Roman" w:cs="Times New Roman" w:eastAsia="Times New Roman" w:hAnsi="Times New Roman"/>
+              </w:rPr>
+            </w:pPr>
+            <w:r>
+              <w:rPr>
+                <w:rFonts w:ascii="Times New Roman" w:cs="Times New Roman" w:eastAsia="Times New Roman" w:hAnsi="Times New Roman"/>
+                <w:sz w:val="18"/>
+                <w:szCs w:val="18"/>
+              </w:rPr>
+              <w:t xml:space="preserve">1</w:t>
+            </w:r>
+          </w:p>
+        </w:tc>
+        <w:tc>
+          <w:tcPr>
+            <w:tcW w:w="1100" w:type="dxa"/>
+            <w:tcMar>
+              <w:top w:w="60" w:type="dxa"/>
+              <w:bottom w:w="60" w:type="dxa"/>
+              <w:left w:w="80" w:type="dxa"/>
+              <w:right w:w="80" w:type="dxa"/>
+            </w:tcMar>
+          </w:tcPr>
+          <w:p>
+            <w:pPr>
+              <w:rPr>
+                <w:rFonts w:ascii="Times New Roman" w:cs="Times New Roman" w:eastAsia="Times New Roman" w:hAnsi="Times New Roman"/>
+              </w:rPr>
+            </w:pPr>
+            <w:r>
+              <w:rPr>
+                <w:rFonts w:ascii="Times New Roman" w:cs="Times New Roman" w:eastAsia="Times New Roman" w:hAnsi="Times New Roman"/>
+                <w:sz w:val="18"/>
+                <w:szCs w:val="18"/>
+              </w:rPr>
+              <w:t xml:space="preserve">categories</w:t>
+            </w:r>
+          </w:p>
+        </w:tc>
+        <w:tc>
+          <w:tcPr>
+            <w:tcW w:w="1700" w:type="dxa"/>
+            <w:tcMar>
+              <w:top w:w="60" w:type="dxa"/>
+              <w:bottom w:w="60" w:type="dxa"/>
+              <w:left w:w="80" w:type="dxa"/>
+              <w:right w:w="80" w:type="dxa"/>
+            </w:tcMar>
+          </w:tcPr>
+          <w:p>
+            <w:pPr>
+              <w:rPr>
+                <w:rFonts w:ascii="Times New Roman" w:cs="Times New Roman" w:eastAsia="Times New Roman" w:hAnsi="Times New Roman"/>
+              </w:rPr>
+            </w:pPr>
+            <w:r>
+              <w:rPr>
+                <w:rFonts w:ascii="Times New Roman" w:cs="Times New Roman" w:eastAsia="Times New Roman" w:hAnsi="Times New Roman"/>
+                <w:sz w:val="18"/>
+                <w:szCs w:val="18"/>
+              </w:rPr>
+              <w:t xml:space="preserve">Nulos 0.1% + multi-valor</w:t>
+            </w:r>
+          </w:p>
+        </w:tc>
+        <w:tc>
+          <w:tcPr>
+            <w:tcW w:w="900" w:type="dxa"/>
+            <w:tcMar>
+              <w:top w:w="60" w:type="dxa"/>
+              <w:bottom w:w="60" w:type="dxa"/>
+              <w:left w:w="80" w:type="dxa"/>
+              <w:right w:w="80" w:type="dxa"/>
+            </w:tcMar>
+          </w:tcPr>
+          <w:p>
+            <w:pPr>
+              <w:rPr>
+                <w:rFonts w:ascii="Times New Roman" w:cs="Times New Roman" w:eastAsia="Times New Roman" w:hAnsi="Times New Roman"/>
+              </w:rPr>
+            </w:pPr>
+            <w:r>
+              <w:rPr>
+                <w:rFonts w:ascii="Times New Roman" w:cs="Times New Roman" w:eastAsia="Times New Roman" w:hAnsi="Times New Roman"/>
+                <w:sz w:val="18"/>
+                <w:szCs w:val="18"/>
+              </w:rPr>
+              <w:t xml:space="preserve">Media</w:t>
+            </w:r>
+          </w:p>
+        </w:tc>
+        <w:tc>
+          <w:tcPr>
+            <w:tcW w:w="4000" w:type="dxa"/>
+            <w:tcMar>
+              <w:top w:w="60" w:type="dxa"/>
+              <w:bottom w:w="60" w:type="dxa"/>
+              <w:left w:w="80" w:type="dxa"/>
+              <w:right w:w="80" w:type="dxa"/>
+            </w:tcMar>
+          </w:tcPr>
+          <w:p>
+            <w:pPr>
+              <w:rPr>
+                <w:rFonts w:ascii="Times New Roman" w:cs="Times New Roman" w:eastAsia="Times New Roman" w:hAnsi="Times New Roman"/>
+              </w:rPr>
+            </w:pPr>
+            <w:r>
+              <w:rPr>
+                <w:rFonts w:ascii="Times New Roman" w:cs="Times New Roman" w:eastAsia="Times New Roman" w:hAnsi="Times New Roman"/>
+                <w:sz w:val="18"/>
+                <w:szCs w:val="18"/>
+              </w:rPr>
+              <w:t xml:space="preserve">Parsear; primary_category = primera etiqueta; nulos -&gt; Unknown</w:t>
+            </w:r>
+          </w:p>
+        </w:tc>
+      </w:tr>
+      <w:tr>
+        <w:tc>
+          <w:tcPr>
+            <w:tcW w:w="300" w:type="dxa"/>
+            <w:tcMar>
+              <w:top w:w="60" w:type="dxa"/>
+              <w:bottom w:w="60" w:type="dxa"/>
+              <w:left w:w="80" w:type="dxa"/>
+              <w:right w:w="80" w:type="dxa"/>
+            </w:tcMar>
+          </w:tcPr>
+          <w:p>
+            <w:pPr>
+              <w:rPr>
+                <w:rFonts w:ascii="Times New Roman" w:cs="Times New Roman" w:eastAsia="Times New Roman" w:hAnsi="Times New Roman"/>
+              </w:rPr>
+            </w:pPr>
+            <w:r>
+              <w:rPr>
+                <w:rFonts w:ascii="Times New Roman" w:cs="Times New Roman" w:eastAsia="Times New Roman" w:hAnsi="Times New Roman"/>
+                <w:sz w:val="18"/>
+                <w:szCs w:val="18"/>
+              </w:rPr>
+              <w:t xml:space="preserve">2</w:t>
+            </w:r>
+          </w:p>
+        </w:tc>
+        <w:tc>
+          <w:tcPr>
+            <w:tcW w:w="1100" w:type="dxa"/>
+            <w:tcMar>
+              <w:top w:w="60" w:type="dxa"/>
+              <w:bottom w:w="60" w:type="dxa"/>
+              <w:left w:w="80" w:type="dxa"/>
+              <w:right w:w="80" w:type="dxa"/>
+            </w:tcMar>
+          </w:tcPr>
+          <w:p>
+            <w:pPr>
+              <w:rPr>
+                <w:rFonts w:ascii="Times New Roman" w:cs="Times New Roman" w:eastAsia="Times New Roman" w:hAnsi="Times New Roman"/>
+              </w:rPr>
+            </w:pPr>
+            <w:r>
+              <w:rPr>
+                <w:rFonts w:ascii="Times New Roman" w:cs="Times New Roman" w:eastAsia="Times New Roman" w:hAnsi="Times New Roman"/>
+                <w:sz w:val="18"/>
+                <w:szCs w:val="18"/>
+              </w:rPr>
+              <w:t xml:space="preserve">city</w:t>
+            </w:r>
+          </w:p>
+        </w:tc>
+        <w:tc>
+          <w:tcPr>
+            <w:tcW w:w="1700" w:type="dxa"/>
+            <w:tcMar>
+              <w:top w:w="60" w:type="dxa"/>
+              <w:bottom w:w="60" w:type="dxa"/>
+              <w:left w:w="80" w:type="dxa"/>
+              <w:right w:w="80" w:type="dxa"/>
+            </w:tcMar>
+          </w:tcPr>
+          <w:p>
+            <w:pPr>
+              <w:rPr>
+                <w:rFonts w:ascii="Times New Roman" w:cs="Times New Roman" w:eastAsia="Times New Roman" w:hAnsi="Times New Roman"/>
+              </w:rPr>
+            </w:pPr>
+            <w:r>
+              <w:rPr>
+                <w:rFonts w:ascii="Times New Roman" w:cs="Times New Roman" w:eastAsia="Times New Roman" w:hAnsi="Times New Roman"/>
+                <w:sz w:val="18"/>
+                <w:szCs w:val="18"/>
+              </w:rPr>
+              <w:t xml:space="preserve">Capitalizacion inconsistente</w:t>
+            </w:r>
+          </w:p>
+        </w:tc>
+        <w:tc>
+          <w:tcPr>
+            <w:tcW w:w="900" w:type="dxa"/>
+            <w:tcMar>
+              <w:top w:w="60" w:type="dxa"/>
+              <w:bottom w:w="60" w:type="dxa"/>
+              <w:left w:w="80" w:type="dxa"/>
+              <w:right w:w="80" w:type="dxa"/>
+            </w:tcMar>
+          </w:tcPr>
+          <w:p>
+            <w:pPr>
+              <w:rPr>
+                <w:rFonts w:ascii="Times New Roman" w:cs="Times New Roman" w:eastAsia="Times New Roman" w:hAnsi="Times New Roman"/>
+              </w:rPr>
+            </w:pPr>
+            <w:r>
+              <w:rPr>
+                <w:rFonts w:ascii="Times New Roman" w:cs="Times New Roman" w:eastAsia="Times New Roman" w:hAnsi="Times New Roman"/>
+                <w:sz w:val="18"/>
+                <w:szCs w:val="18"/>
+              </w:rPr>
+              <w:t xml:space="preserve">Media</w:t>
+            </w:r>
+          </w:p>
+        </w:tc>
+        <w:tc>
+          <w:tcPr>
+            <w:tcW w:w="4000" w:type="dxa"/>
+            <w:tcMar>
+              <w:top w:w="60" w:type="dxa"/>
+              <w:bottom w:w="60" w:type="dxa"/>
+              <w:left w:w="80" w:type="dxa"/>
+              <w:right w:w="80" w:type="dxa"/>
+            </w:tcMar>
+          </w:tcPr>
+          <w:p>
+            <w:pPr>
+              <w:rPr>
+                <w:rFonts w:ascii="Times New Roman" w:cs="Times New Roman" w:eastAsia="Times New Roman" w:hAnsi="Times New Roman"/>
+              </w:rPr>
+            </w:pPr>
+            <w:r>
+              <w:rPr>
+                <w:rFonts w:ascii="Times New Roman" w:cs="Times New Roman" w:eastAsia="Times New Roman" w:hAnsi="Times New Roman"/>
+                <w:sz w:val="18"/>
+                <w:szCs w:val="18"/>
+              </w:rPr>
+              <w:t xml:space="preserve">str.strip().str.title()</w:t>
+            </w:r>
+          </w:p>
+        </w:tc>
+      </w:tr>
+      <w:tr>
+        <w:tc>
+          <w:tcPr>
+            <w:tcW w:w="300" w:type="dxa"/>
+            <w:tcMar>
+              <w:top w:w="60" w:type="dxa"/>
+              <w:bottom w:w="60" w:type="dxa"/>
+              <w:left w:w="80" w:type="dxa"/>
+              <w:right w:w="80" w:type="dxa"/>
+            </w:tcMar>
+          </w:tcPr>
+          <w:p>
+            <w:pPr>
+              <w:rPr>
+                <w:rFonts w:ascii="Times New Roman" w:cs="Times New Roman" w:eastAsia="Times New Roman" w:hAnsi="Times New Roman"/>
+              </w:rPr>
+            </w:pPr>
+            <w:r>
+              <w:rPr>
+                <w:rFonts w:ascii="Times New Roman" w:cs="Times New Roman" w:eastAsia="Times New Roman" w:hAnsi="Times New Roman"/>
+                <w:sz w:val="18"/>
+                <w:szCs w:val="18"/>
+              </w:rPr>
+              <w:t xml:space="preserve">3</w:t>
+            </w:r>
+          </w:p>
+        </w:tc>
+        <w:tc>
+          <w:tcPr>
+            <w:tcW w:w="1100" w:type="dxa"/>
+            <w:tcMar>
+              <w:top w:w="60" w:type="dxa"/>
+              <w:bottom w:w="60" w:type="dxa"/>
+              <w:left w:w="80" w:type="dxa"/>
+              <w:right w:w="80" w:type="dxa"/>
+            </w:tcMar>
+          </w:tcPr>
+          <w:p>
+            <w:pPr>
+              <w:rPr>
+                <w:rFonts w:ascii="Times New Roman" w:cs="Times New Roman" w:eastAsia="Times New Roman" w:hAnsi="Times New Roman"/>
+              </w:rPr>
+            </w:pPr>
+            <w:r>
+              <w:rPr>
+                <w:rFonts w:ascii="Times New Roman" w:cs="Times New Roman" w:eastAsia="Times New Roman" w:hAnsi="Times New Roman"/>
+                <w:sz w:val="18"/>
+                <w:szCs w:val="18"/>
+              </w:rPr>
+              <w:t xml:space="preserve">review_count</w:t>
+            </w:r>
+          </w:p>
+        </w:tc>
+        <w:tc>
+          <w:tcPr>
+            <w:tcW w:w="1700" w:type="dxa"/>
+            <w:tcMar>
+              <w:top w:w="60" w:type="dxa"/>
+              <w:bottom w:w="60" w:type="dxa"/>
+              <w:left w:w="80" w:type="dxa"/>
+              <w:right w:w="80" w:type="dxa"/>
+            </w:tcMar>
+          </w:tcPr>
+          <w:p>
+            <w:pPr>
+              <w:rPr>
+                <w:rFonts w:ascii="Times New Roman" w:cs="Times New Roman" w:eastAsia="Times New Roman" w:hAnsi="Times New Roman"/>
+              </w:rPr>
+            </w:pPr>
+            <w:r>
+              <w:rPr>
+                <w:rFonts w:ascii="Times New Roman" w:cs="Times New Roman" w:eastAsia="Times New Roman" w:hAnsi="Times New Roman"/>
+                <w:sz w:val="18"/>
+                <w:szCs w:val="18"/>
+              </w:rPr>
+              <w:t xml:space="preserve">Distribucion muy sesgada a la derecha</w:t>
+            </w:r>
+          </w:p>
+        </w:tc>
+        <w:tc>
+          <w:tcPr>
+            <w:tcW w:w="900" w:type="dxa"/>
+            <w:tcMar>
+              <w:top w:w="60" w:type="dxa"/>
+              <w:bottom w:w="60" w:type="dxa"/>
+              <w:left w:w="80" w:type="dxa"/>
+              <w:right w:w="80" w:type="dxa"/>
+            </w:tcMar>
+          </w:tcPr>
+          <w:p>
+            <w:pPr>
+              <w:rPr>
+                <w:rFonts w:ascii="Times New Roman" w:cs="Times New Roman" w:eastAsia="Times New Roman" w:hAnsi="Times New Roman"/>
+              </w:rPr>
+            </w:pPr>
+            <w:r>
+              <w:rPr>
+                <w:rFonts w:ascii="Times New Roman" w:cs="Times New Roman" w:eastAsia="Times New Roman" w:hAnsi="Times New Roman"/>
+                <w:sz w:val="18"/>
+                <w:szCs w:val="18"/>
+              </w:rPr>
+              <w:t xml:space="preserve">Alta</w:t>
+            </w:r>
+          </w:p>
+        </w:tc>
+        <w:tc>
+          <w:tcPr>
+            <w:tcW w:w="4000" w:type="dxa"/>
+            <w:tcMar>
+              <w:top w:w="60" w:type="dxa"/>
+              <w:bottom w:w="60" w:type="dxa"/>
+              <w:left w:w="80" w:type="dxa"/>
+              <w:right w:w="80" w:type="dxa"/>
+            </w:tcMar>
+          </w:tcPr>
+          <w:p>
+            <w:pPr>
+              <w:rPr>
+                <w:rFonts w:ascii="Times New Roman" w:cs="Times New Roman" w:eastAsia="Times New Roman" w:hAnsi="Times New Roman"/>
+              </w:rPr>
+            </w:pPr>
+            <w:r>
+              <w:rPr>
+                <w:rFonts w:ascii="Times New Roman" w:cs="Times New Roman" w:eastAsia="Times New Roman" w:hAnsi="Times New Roman"/>
+                <w:sz w:val="18"/>
+                <w:szCs w:val="18"/>
+              </w:rPr>
+              <w:t xml:space="preserve">log_review_count = log1p(review_count)</w:t>
+            </w:r>
+          </w:p>
+        </w:tc>
+      </w:tr>
+      <w:tr>
+        <w:tc>
+          <w:tcPr>
+            <w:tcW w:w="300" w:type="dxa"/>
+            <w:tcMar>
+              <w:top w:w="60" w:type="dxa"/>
+              <w:bottom w:w="60" w:type="dxa"/>
+              <w:left w:w="80" w:type="dxa"/>
+              <w:right w:w="80" w:type="dxa"/>
+            </w:tcMar>
+          </w:tcPr>
+          <w:p>
+            <w:pPr>
+              <w:rPr>
+                <w:rFonts w:ascii="Times New Roman" w:cs="Times New Roman" w:eastAsia="Times New Roman" w:hAnsi="Times New Roman"/>
+              </w:rPr>
+            </w:pPr>
+            <w:r>
+              <w:rPr>
+                <w:rFonts w:ascii="Times New Roman" w:cs="Times New Roman" w:eastAsia="Times New Roman" w:hAnsi="Times New Roman"/>
+                <w:sz w:val="18"/>
+                <w:szCs w:val="18"/>
+              </w:rPr>
+              <w:t xml:space="preserve">4</w:t>
+            </w:r>
+          </w:p>
+        </w:tc>
+        <w:tc>
+          <w:tcPr>
+            <w:tcW w:w="1100" w:type="dxa"/>
+            <w:tcMar>
+              <w:top w:w="60" w:type="dxa"/>
+              <w:bottom w:w="60" w:type="dxa"/>
+              <w:left w:w="80" w:type="dxa"/>
+              <w:right w:w="80" w:type="dxa"/>
+            </w:tcMar>
+          </w:tcPr>
+          <w:p>
+            <w:pPr>
+              <w:rPr>
+                <w:rFonts w:ascii="Times New Roman" w:cs="Times New Roman" w:eastAsia="Times New Roman" w:hAnsi="Times New Roman"/>
+              </w:rPr>
+            </w:pPr>
+            <w:r>
+              <w:rPr>
+                <w:rFonts w:ascii="Times New Roman" w:cs="Times New Roman" w:eastAsia="Times New Roman" w:hAnsi="Times New Roman"/>
+                <w:sz w:val="18"/>
+                <w:szCs w:val="18"/>
+              </w:rPr>
+              <w:t xml:space="preserve">attributes/hours</w:t>
+            </w:r>
+          </w:p>
+        </w:tc>
+        <w:tc>
+          <w:tcPr>
+            <w:tcW w:w="1700" w:type="dxa"/>
+            <w:tcMar>
+              <w:top w:w="60" w:type="dxa"/>
+              <w:bottom w:w="60" w:type="dxa"/>
+              <w:left w:w="80" w:type="dxa"/>
+              <w:right w:w="80" w:type="dxa"/>
+            </w:tcMar>
+          </w:tcPr>
+          <w:p>
+            <w:pPr>
+              <w:rPr>
+                <w:rFonts w:ascii="Times New Roman" w:cs="Times New Roman" w:eastAsia="Times New Roman" w:hAnsi="Times New Roman"/>
+              </w:rPr>
+            </w:pPr>
+            <w:r>
+              <w:rPr>
+                <w:rFonts w:ascii="Times New Roman" w:cs="Times New Roman" w:eastAsia="Times New Roman" w:hAnsi="Times New Roman"/>
+                <w:sz w:val="18"/>
+                <w:szCs w:val="18"/>
+              </w:rPr>
+              <w:t xml:space="preserve">JSON anidado, alta tasa de nulos</w:t>
+            </w:r>
+          </w:p>
+        </w:tc>
+        <w:tc>
+          <w:tcPr>
+            <w:tcW w:w="900" w:type="dxa"/>
+            <w:tcMar>
+              <w:top w:w="60" w:type="dxa"/>
+              <w:bottom w:w="60" w:type="dxa"/>
+              <w:left w:w="80" w:type="dxa"/>
+              <w:right w:w="80" w:type="dxa"/>
+            </w:tcMar>
+          </w:tcPr>
+          <w:p>
+            <w:pPr>
+              <w:rPr>
+                <w:rFonts w:ascii="Times New Roman" w:cs="Times New Roman" w:eastAsia="Times New Roman" w:hAnsi="Times New Roman"/>
+              </w:rPr>
+            </w:pPr>
+            <w:r>
+              <w:rPr>
+                <w:rFonts w:ascii="Times New Roman" w:cs="Times New Roman" w:eastAsia="Times New Roman" w:hAnsi="Times New Roman"/>
+                <w:sz w:val="18"/>
+                <w:szCs w:val="18"/>
+              </w:rPr>
+              <w:t xml:space="preserve">Media</w:t>
+            </w:r>
+          </w:p>
+        </w:tc>
+        <w:tc>
+          <w:tcPr>
+            <w:tcW w:w="4000" w:type="dxa"/>
+            <w:tcMar>
+              <w:top w:w="60" w:type="dxa"/>
+              <w:bottom w:w="60" w:type="dxa"/>
+              <w:left w:w="80" w:type="dxa"/>
+              <w:right w:w="80" w:type="dxa"/>
+            </w:tcMar>
+          </w:tcPr>
+          <w:p>
+            <w:pPr>
+              <w:rPr>
+                <w:rFonts w:ascii="Times New Roman" w:cs="Times New Roman" w:eastAsia="Times New Roman" w:hAnsi="Times New Roman"/>
+              </w:rPr>
+            </w:pPr>
+            <w:r>
+              <w:rPr>
+                <w:rFonts w:ascii="Times New Roman" w:cs="Times New Roman" w:eastAsia="Times New Roman" w:hAnsi="Times New Roman"/>
+                <w:sz w:val="18"/>
+                <w:szCs w:val="18"/>
+              </w:rPr>
+              <w:t xml:space="preserve">Pendiente E3: aplanar atributos con cobertura &gt; 60%</w:t>
+            </w:r>
+          </w:p>
+        </w:tc>
+      </w:tr>
+      <w:tr>
+        <w:tc>
+          <w:tcPr>
+            <w:tcW w:w="300" w:type="dxa"/>
+            <w:tcMar>
+              <w:top w:w="60" w:type="dxa"/>
+              <w:bottom w:w="60" w:type="dxa"/>
+              <w:left w:w="80" w:type="dxa"/>
+              <w:right w:w="80" w:type="dxa"/>
+            </w:tcMar>
+          </w:tcPr>
+          <w:p>
+            <w:pPr>
+              <w:rPr>
+                <w:rFonts w:ascii="Times New Roman" w:cs="Times New Roman" w:eastAsia="Times New Roman" w:hAnsi="Times New Roman"/>
+              </w:rPr>
+            </w:pPr>
+            <w:r>
+              <w:rPr>
+                <w:rFonts w:ascii="Times New Roman" w:cs="Times New Roman" w:eastAsia="Times New Roman" w:hAnsi="Times New Roman"/>
+                <w:sz w:val="18"/>
+                <w:szCs w:val="18"/>
+              </w:rPr>
+              <w:t xml:space="preserve">5</w:t>
+            </w:r>
+          </w:p>
+        </w:tc>
+        <w:tc>
+          <w:tcPr>
+            <w:tcW w:w="1100" w:type="dxa"/>
+            <w:tcMar>
+              <w:top w:w="60" w:type="dxa"/>
+              <w:bottom w:w="60" w:type="dxa"/>
+              <w:left w:w="80" w:type="dxa"/>
+              <w:right w:w="80" w:type="dxa"/>
+            </w:tcMar>
+          </w:tcPr>
+          <w:p>
+            <w:pPr>
+              <w:rPr>
+                <w:rFonts w:ascii="Times New Roman" w:cs="Times New Roman" w:eastAsia="Times New Roman" w:hAnsi="Times New Roman"/>
+              </w:rPr>
+            </w:pPr>
+            <w:r>
+              <w:rPr>
+                <w:rFonts w:ascii="Times New Roman" w:cs="Times New Roman" w:eastAsia="Times New Roman" w:hAnsi="Times New Roman"/>
+                <w:sz w:val="18"/>
+                <w:szCs w:val="18"/>
+              </w:rPr>
+              <w:t xml:space="preserve">is_open</w:t>
+            </w:r>
+          </w:p>
+        </w:tc>
+        <w:tc>
+          <w:tcPr>
+            <w:tcW w:w="1700" w:type="dxa"/>
+            <w:tcMar>
+              <w:top w:w="60" w:type="dxa"/>
+              <w:bottom w:w="60" w:type="dxa"/>
+              <w:left w:w="80" w:type="dxa"/>
+              <w:right w:w="80" w:type="dxa"/>
+            </w:tcMar>
+          </w:tcPr>
+          <w:p>
+            <w:pPr>
+              <w:rPr>
+                <w:rFonts w:ascii="Times New Roman" w:cs="Times New Roman" w:eastAsia="Times New Roman" w:hAnsi="Times New Roman"/>
+              </w:rPr>
+            </w:pPr>
+            <w:r>
+              <w:rPr>
+                <w:rFonts w:ascii="Times New Roman" w:cs="Times New Roman" w:eastAsia="Times New Roman" w:hAnsi="Times New Roman"/>
+                <w:sz w:val="18"/>
+                <w:szCs w:val="18"/>
+              </w:rPr>
+              <w:t xml:space="preserve">Negocios cerrados mezclados con activos</w:t>
+            </w:r>
+          </w:p>
+        </w:tc>
+        <w:tc>
+          <w:tcPr>
+            <w:tcW w:w="900" w:type="dxa"/>
+            <w:tcMar>
+              <w:top w:w="60" w:type="dxa"/>
+              <w:bottom w:w="60" w:type="dxa"/>
+              <w:left w:w="80" w:type="dxa"/>
+              <w:right w:w="80" w:type="dxa"/>
+            </w:tcMar>
+          </w:tcPr>
+          <w:p>
+            <w:pPr>
+              <w:rPr>
+                <w:rFonts w:ascii="Times New Roman" w:cs="Times New Roman" w:eastAsia="Times New Roman" w:hAnsi="Times New Roman"/>
+              </w:rPr>
+            </w:pPr>
+            <w:r>
+              <w:rPr>
+                <w:rFonts w:ascii="Times New Roman" w:cs="Times New Roman" w:eastAsia="Times New Roman" w:hAnsi="Times New Roman"/>
+                <w:sz w:val="18"/>
+                <w:szCs w:val="18"/>
+              </w:rPr>
+              <w:t xml:space="preserve">Alta</w:t>
+            </w:r>
+          </w:p>
+        </w:tc>
+        <w:tc>
+          <w:tcPr>
+            <w:tcW w:w="4000" w:type="dxa"/>
+            <w:tcMar>
+              <w:top w:w="60" w:type="dxa"/>
+              <w:bottom w:w="60" w:type="dxa"/>
+              <w:left w:w="80" w:type="dxa"/>
+              <w:right w:w="80" w:type="dxa"/>
+            </w:tcMar>
+          </w:tcPr>
+          <w:p>
+            <w:pPr>
+              <w:rPr>
+                <w:rFonts w:ascii="Times New Roman" w:cs="Times New Roman" w:eastAsia="Times New Roman" w:hAnsi="Times New Roman"/>
+              </w:rPr>
+            </w:pPr>
+            <w:r>
+              <w:rPr>
+                <w:rFonts w:ascii="Times New Roman" w:cs="Times New Roman" w:eastAsia="Times New Roman" w:hAnsi="Times New Roman"/>
+                <w:sz w:val="18"/>
+                <w:szCs w:val="18"/>
+              </w:rPr>
+              <w:t xml:space="preserve">Filtrar is_open == 1 (excluidos 30,648 registros)</w:t>
+            </w:r>
+          </w:p>
+        </w:tc>
+      </w:tr>
+      <w:tr>
+        <w:tc>
+          <w:tcPr>
+            <w:tcW w:w="300" w:type="dxa"/>
+            <w:tcMar>
+              <w:top w:w="60" w:type="dxa"/>
+              <w:bottom w:w="60" w:type="dxa"/>
+              <w:left w:w="80" w:type="dxa"/>
+              <w:right w:w="80" w:type="dxa"/>
+            </w:tcMar>
+          </w:tcPr>
+          <w:p>
+            <w:pPr>
+              <w:rPr>
+                <w:rFonts w:ascii="Times New Roman" w:cs="Times New Roman" w:eastAsia="Times New Roman" w:hAnsi="Times New Roman"/>
+              </w:rPr>
+            </w:pPr>
+            <w:r>
+              <w:rPr>
+                <w:rFonts w:ascii="Times New Roman" w:cs="Times New Roman" w:eastAsia="Times New Roman" w:hAnsi="Times New Roman"/>
+                <w:sz w:val="18"/>
+                <w:szCs w:val="18"/>
+              </w:rPr>
+              <w:t xml:space="preserve">6</w:t>
+            </w:r>
+          </w:p>
+        </w:tc>
+        <w:tc>
+          <w:tcPr>
+            <w:tcW w:w="1100" w:type="dxa"/>
+            <w:tcMar>
+              <w:top w:w="60" w:type="dxa"/>
+              <w:bottom w:w="60" w:type="dxa"/>
+              <w:left w:w="80" w:type="dxa"/>
+              <w:right w:w="80" w:type="dxa"/>
+            </w:tcMar>
+          </w:tcPr>
+          <w:p>
+            <w:pPr>
+              <w:rPr>
+                <w:rFonts w:ascii="Times New Roman" w:cs="Times New Roman" w:eastAsia="Times New Roman" w:hAnsi="Times New Roman"/>
+              </w:rPr>
+            </w:pPr>
+            <w:r>
+              <w:rPr>
+                <w:rFonts w:ascii="Times New Roman" w:cs="Times New Roman" w:eastAsia="Times New Roman" w:hAnsi="Times New Roman"/>
+                <w:sz w:val="18"/>
+                <w:szCs w:val="18"/>
+              </w:rPr>
+              <w:t xml:space="preserve">lat/lon</w:t>
+            </w:r>
+          </w:p>
+        </w:tc>
+        <w:tc>
+          <w:tcPr>
+            <w:tcW w:w="1700" w:type="dxa"/>
+            <w:tcMar>
+              <w:top w:w="60" w:type="dxa"/>
+              <w:bottom w:w="60" w:type="dxa"/>
+              <w:left w:w="80" w:type="dxa"/>
+              <w:right w:w="80" w:type="dxa"/>
+            </w:tcMar>
+          </w:tcPr>
+          <w:p>
+            <w:pPr>
+              <w:rPr>
+                <w:rFonts w:ascii="Times New Roman" w:cs="Times New Roman" w:eastAsia="Times New Roman" w:hAnsi="Times New Roman"/>
+              </w:rPr>
+            </w:pPr>
+            <w:r>
+              <w:rPr>
+                <w:rFonts w:ascii="Times New Roman" w:cs="Times New Roman" w:eastAsia="Times New Roman" w:hAnsi="Times New Roman"/>
+                <w:sz w:val="18"/>
+                <w:szCs w:val="18"/>
+              </w:rPr>
+              <w:t xml:space="preserve">Posibles valores fuera de rango geografico</w:t>
+            </w:r>
+          </w:p>
+        </w:tc>
+        <w:tc>
+          <w:tcPr>
+            <w:tcW w:w="900" w:type="dxa"/>
+            <w:tcMar>
+              <w:top w:w="60" w:type="dxa"/>
+              <w:bottom w:w="60" w:type="dxa"/>
+              <w:left w:w="80" w:type="dxa"/>
+              <w:right w:w="80" w:type="dxa"/>
+            </w:tcMar>
+          </w:tcPr>
+          <w:p>
+            <w:pPr>
+              <w:rPr>
+                <w:rFonts w:ascii="Times New Roman" w:cs="Times New Roman" w:eastAsia="Times New Roman" w:hAnsi="Times New Roman"/>
+              </w:rPr>
+            </w:pPr>
+            <w:r>
+              <w:rPr>
+                <w:rFonts w:ascii="Times New Roman" w:cs="Times New Roman" w:eastAsia="Times New Roman" w:hAnsi="Times New Roman"/>
+                <w:sz w:val="18"/>
+                <w:szCs w:val="18"/>
+              </w:rPr>
+              <w:t xml:space="preserve">Baja</w:t>
+            </w:r>
+          </w:p>
+        </w:tc>
+        <w:tc>
+          <w:tcPr>
+            <w:tcW w:w="4000" w:type="dxa"/>
+            <w:tcMar>
+              <w:top w:w="60" w:type="dxa"/>
+              <w:bottom w:w="60" w:type="dxa"/>
+              <w:left w:w="80" w:type="dxa"/>
+              <w:right w:w="80" w:type="dxa"/>
+            </w:tcMar>
+          </w:tcPr>
+          <w:p>
+            <w:pPr>
+              <w:rPr>
+                <w:rFonts w:ascii="Times New Roman" w:cs="Times New Roman" w:eastAsia="Times New Roman" w:hAnsi="Times New Roman"/>
+              </w:rPr>
+            </w:pPr>
+            <w:r>
+              <w:rPr>
+                <w:rFonts w:ascii="Times New Roman" w:cs="Times New Roman" w:eastAsia="Times New Roman" w:hAnsi="Times New Roman"/>
+                <w:sz w:val="18"/>
+                <w:szCs w:val="18"/>
+              </w:rPr>
+              <w:t xml:space="preserve">Validar rango EE.UU./Canada (0 eliminados en este dataset)</w:t>
+            </w:r>
+          </w:p>
+        </w:tc>
+      </w:tr>
+      <w:tr>
+        <w:tc>
+          <w:tcPr>
+            <w:tcW w:w="300" w:type="dxa"/>
+            <w:tcMar>
+              <w:top w:w="60" w:type="dxa"/>
+              <w:bottom w:w="60" w:type="dxa"/>
+              <w:left w:w="80" w:type="dxa"/>
+              <w:right w:w="80" w:type="dxa"/>
+            </w:tcMar>
+          </w:tcPr>
+          <w:p>
+            <w:pPr>
+              <w:rPr>
+                <w:rFonts w:ascii="Times New Roman" w:cs="Times New Roman" w:eastAsia="Times New Roman" w:hAnsi="Times New Roman"/>
+              </w:rPr>
+            </w:pPr>
+            <w:r>
+              <w:rPr>
+                <w:rFonts w:ascii="Times New Roman" w:cs="Times New Roman" w:eastAsia="Times New Roman" w:hAnsi="Times New Roman"/>
+                <w:sz w:val="18"/>
+                <w:szCs w:val="18"/>
+              </w:rPr>
+              <w:t xml:space="preserve">7</w:t>
+            </w:r>
+          </w:p>
+        </w:tc>
+        <w:tc>
+          <w:tcPr>
+            <w:tcW w:w="1100" w:type="dxa"/>
+            <w:tcMar>
+              <w:top w:w="60" w:type="dxa"/>
+              <w:bottom w:w="60" w:type="dxa"/>
+              <w:left w:w="80" w:type="dxa"/>
+              <w:right w:w="80" w:type="dxa"/>
+            </w:tcMar>
+          </w:tcPr>
+          <w:p>
+            <w:pPr>
+              <w:rPr>
+                <w:rFonts w:ascii="Times New Roman" w:cs="Times New Roman" w:eastAsia="Times New Roman" w:hAnsi="Times New Roman"/>
+              </w:rPr>
+            </w:pPr>
+            <w:r>
+              <w:rPr>
+                <w:rFonts w:ascii="Times New Roman" w:cs="Times New Roman" w:eastAsia="Times New Roman" w:hAnsi="Times New Roman"/>
+                <w:sz w:val="18"/>
+                <w:szCs w:val="18"/>
+              </w:rPr>
+              <w:t xml:space="preserve">date (resenas)</w:t>
+            </w:r>
+          </w:p>
+        </w:tc>
+        <w:tc>
+          <w:tcPr>
+            <w:tcW w:w="1700" w:type="dxa"/>
+            <w:tcMar>
+              <w:top w:w="60" w:type="dxa"/>
+              <w:bottom w:w="60" w:type="dxa"/>
+              <w:left w:w="80" w:type="dxa"/>
+              <w:right w:w="80" w:type="dxa"/>
+            </w:tcMar>
+          </w:tcPr>
+          <w:p>
+            <w:pPr>
+              <w:rPr>
+                <w:rFonts w:ascii="Times New Roman" w:cs="Times New Roman" w:eastAsia="Times New Roman" w:hAnsi="Times New Roman"/>
+              </w:rPr>
+            </w:pPr>
+            <w:r>
+              <w:rPr>
+                <w:rFonts w:ascii="Times New Roman" w:cs="Times New Roman" w:eastAsia="Times New Roman" w:hAnsi="Times New Roman"/>
+                <w:sz w:val="18"/>
+                <w:szCs w:val="18"/>
+              </w:rPr>
+              <w:t xml:space="preserve">Dtype object al leer parquets</w:t>
+            </w:r>
+          </w:p>
+        </w:tc>
+        <w:tc>
+          <w:tcPr>
+            <w:tcW w:w="900" w:type="dxa"/>
+            <w:tcMar>
+              <w:top w:w="60" w:type="dxa"/>
+              <w:bottom w:w="60" w:type="dxa"/>
+              <w:left w:w="80" w:type="dxa"/>
+              <w:right w:w="80" w:type="dxa"/>
+            </w:tcMar>
+          </w:tcPr>
+          <w:p>
+            <w:pPr>
+              <w:rPr>
+                <w:rFonts w:ascii="Times New Roman" w:cs="Times New Roman" w:eastAsia="Times New Roman" w:hAnsi="Times New Roman"/>
+              </w:rPr>
+            </w:pPr>
+            <w:r>
+              <w:rPr>
+                <w:rFonts w:ascii="Times New Roman" w:cs="Times New Roman" w:eastAsia="Times New Roman" w:hAnsi="Times New Roman"/>
+                <w:sz w:val="18"/>
+                <w:szCs w:val="18"/>
+              </w:rPr>
+              <w:t xml:space="preserve">Alta</w:t>
+            </w:r>
+          </w:p>
+        </w:tc>
+        <w:tc>
+          <w:tcPr>
+            <w:tcW w:w="4000" w:type="dxa"/>
+            <w:tcMar>
+              <w:top w:w="60" w:type="dxa"/>
+              <w:bottom w:w="60" w:type="dxa"/>
+              <w:left w:w="80" w:type="dxa"/>
+              <w:right w:w="80" w:type="dxa"/>
+            </w:tcMar>
+          </w:tcPr>
+          <w:p>
+            <w:pPr>
+              <w:rPr>
+                <w:rFonts w:ascii="Times New Roman" w:cs="Times New Roman" w:eastAsia="Times New Roman" w:hAnsi="Times New Roman"/>
+              </w:rPr>
+            </w:pPr>
+            <w:r>
+              <w:rPr>
+                <w:rFonts w:ascii="Times New Roman" w:cs="Times New Roman" w:eastAsia="Times New Roman" w:hAnsi="Times New Roman"/>
+                <w:sz w:val="18"/>
+                <w:szCs w:val="18"/>
+              </w:rPr>
+              <w:t xml:space="preserve">pd.to_datetime() - aplicado en carga</w:t>
+            </w:r>
+          </w:p>
+        </w:tc>
+      </w:tr>
+      <w:tr>
+        <w:tc>
+          <w:tcPr>
+            <w:tcW w:w="300" w:type="dxa"/>
+            <w:tcMar>
+              <w:top w:w="60" w:type="dxa"/>
+              <w:bottom w:w="60" w:type="dxa"/>
+              <w:left w:w="80" w:type="dxa"/>
+              <w:right w:w="80" w:type="dxa"/>
+            </w:tcMar>
+          </w:tcPr>
+          <w:p>
+            <w:pPr>
+              <w:rPr>
+                <w:rFonts w:ascii="Times New Roman" w:cs="Times New Roman" w:eastAsia="Times New Roman" w:hAnsi="Times New Roman"/>
+              </w:rPr>
+            </w:pPr>
+            <w:r>
+              <w:rPr>
+                <w:rFonts w:ascii="Times New Roman" w:cs="Times New Roman" w:eastAsia="Times New Roman" w:hAnsi="Times New Roman"/>
+                <w:sz w:val="18"/>
+                <w:szCs w:val="18"/>
+              </w:rPr>
+              <w:t xml:space="preserve">8</w:t>
+            </w:r>
+          </w:p>
+        </w:tc>
+        <w:tc>
+          <w:tcPr>
+            <w:tcW w:w="1100" w:type="dxa"/>
+            <w:tcMar>
+              <w:top w:w="60" w:type="dxa"/>
+              <w:bottom w:w="60" w:type="dxa"/>
+              <w:left w:w="80" w:type="dxa"/>
+              <w:right w:w="80" w:type="dxa"/>
+            </w:tcMar>
+          </w:tcPr>
+          <w:p>
+            <w:pPr>
+              <w:rPr>
+                <w:rFonts w:ascii="Times New Roman" w:cs="Times New Roman" w:eastAsia="Times New Roman" w:hAnsi="Times New Roman"/>
+              </w:rPr>
+            </w:pPr>
+            <w:r>
+              <w:rPr>
+                <w:rFonts w:ascii="Times New Roman" w:cs="Times New Roman" w:eastAsia="Times New Roman" w:hAnsi="Times New Roman"/>
+                <w:sz w:val="18"/>
+                <w:szCs w:val="18"/>
+              </w:rPr>
+              <w:t xml:space="preserve">2020-2021</w:t>
+            </w:r>
+          </w:p>
+        </w:tc>
+        <w:tc>
+          <w:tcPr>
+            <w:tcW w:w="1700" w:type="dxa"/>
+            <w:tcMar>
+              <w:top w:w="60" w:type="dxa"/>
+              <w:bottom w:w="60" w:type="dxa"/>
+              <w:left w:w="80" w:type="dxa"/>
+              <w:right w:w="80" w:type="dxa"/>
+            </w:tcMar>
+          </w:tcPr>
+          <w:p>
+            <w:pPr>
+              <w:rPr>
+                <w:rFonts w:ascii="Times New Roman" w:cs="Times New Roman" w:eastAsia="Times New Roman" w:hAnsi="Times New Roman"/>
+              </w:rPr>
+            </w:pPr>
+            <w:r>
+              <w:rPr>
+                <w:rFonts w:ascii="Times New Roman" w:cs="Times New Roman" w:eastAsia="Times New Roman" w:hAnsi="Times New Roman"/>
+                <w:sz w:val="18"/>
+                <w:szCs w:val="18"/>
+              </w:rPr>
+              <w:t xml:space="preserve">Caida pronunciada por COVID</w:t>
+            </w:r>
+          </w:p>
+        </w:tc>
+        <w:tc>
+          <w:tcPr>
+            <w:tcW w:w="900" w:type="dxa"/>
+            <w:tcMar>
+              <w:top w:w="60" w:type="dxa"/>
+              <w:bottom w:w="60" w:type="dxa"/>
+              <w:left w:w="80" w:type="dxa"/>
+              <w:right w:w="80" w:type="dxa"/>
+            </w:tcMar>
+          </w:tcPr>
+          <w:p>
+            <w:pPr>
+              <w:rPr>
+                <w:rFonts w:ascii="Times New Roman" w:cs="Times New Roman" w:eastAsia="Times New Roman" w:hAnsi="Times New Roman"/>
+              </w:rPr>
+            </w:pPr>
+            <w:r>
+              <w:rPr>
+                <w:rFonts w:ascii="Times New Roman" w:cs="Times New Roman" w:eastAsia="Times New Roman" w:hAnsi="Times New Roman"/>
+                <w:sz w:val="18"/>
+                <w:szCs w:val="18"/>
+              </w:rPr>
+              <w:t xml:space="preserve">Informativa</w:t>
+            </w:r>
+          </w:p>
+        </w:tc>
+        <w:tc>
+          <w:tcPr>
+            <w:tcW w:w="4000" w:type="dxa"/>
+            <w:tcMar>
+              <w:top w:w="60" w:type="dxa"/>
+              <w:bottom w:w="60" w:type="dxa"/>
+              <w:left w:w="80" w:type="dxa"/>
+              <w:right w:w="80" w:type="dxa"/>
+            </w:tcMar>
+          </w:tcPr>
+          <w:p>
+            <w:pPr>
+              <w:rPr>
+                <w:rFonts w:ascii="Times New Roman" w:cs="Times New Roman" w:eastAsia="Times New Roman" w:hAnsi="Times New Roman"/>
+              </w:rPr>
+            </w:pPr>
+            <w:r>
+              <w:rPr>
+                <w:rFonts w:ascii="Times New Roman" w:cs="Times New Roman" w:eastAsia="Times New Roman" w:hAnsi="Times New Roman"/>
+                <w:sz w:val="18"/>
+                <w:szCs w:val="18"/>
+              </w:rPr>
+              <w:t xml:space="preserve">Anomalia real; no excluir; documentar y marcar en visualizaciones</w:t>
+            </w:r>
+          </w:p>
+        </w:tc>
+      </w:tr>
+    </w:tbl>
+    <w:p>
+      <w:pPr>
+        <w:spacing w:before="40" w:after="40"/>
+        <w:rPr>
+          <w:rFonts w:ascii="Times New Roman" w:cs="Times New Roman" w:eastAsia="Times New Roman" w:hAnsi="Times New Roman"/>
+        </w:rPr>
+      </w:pPr>
+      <w:r>
+        <w:rPr>
+          <w:rFonts w:ascii="Times New Roman" w:cs="Times New Roman" w:eastAsia="Times New Roman" w:hAnsi="Times New Roman"/>
+          <w:sz w:val="18"/>
+          <w:szCs w:val="18"/>
+        </w:rPr>
+        <w:t xml:space="preserve"/>
+      </w:r>
+    </w:p>
+    <w:p>
+      <w:pPr>
+        <w:pStyle w:val="Heading1"/>
+        <w:spacing w:before="360" w:after="160"/>
+      </w:pPr>
+      <w:r>
+        <w:rPr>
+          <w:rFonts w:ascii="Times New Roman" w:cs="Times New Roman" w:eastAsia="Times New Roman" w:hAnsi="Times New Roman"/>
+        </w:rPr>
+        <w:t>16. Bitacora de transformaciones</w:t>
+      </w:r>
+    </w:p>
+    <w:p>
+      <w:pPr>
+        <w:spacing w:before="160" w:after="80"/>
+        <w:rPr>
+          <w:rFonts w:ascii="Times New Roman" w:cs="Times New Roman" w:eastAsia="Times New Roman" w:hAnsi="Times New Roman"/>
+        </w:rPr>
+      </w:pPr>
+      <w:r>
+        <w:rPr>
+          <w:rFonts w:ascii="Times New Roman" w:cs="Times New Roman" w:eastAsia="Times New Roman" w:hAnsi="Times New Roman"/>
+          <w:sz w:val="22"/>
+          <w:szCs w:val="22"/>
+        </w:rPr>
+        <w:t xml:space="preserve">Archivo exportado: eda_output/bitacora_transformaciones.csv. Cada registro distingue valor original vs. valor transformado y la razon metodologica.</w:t>
+      </w:r>
+    </w:p>
+    <w:tbl>
+      <w:tblPr>
+        <w:tblW w:w="8000" w:type="dxa"/>
+        <w:tblBorders>
+          <w:top w:val="single" w:sz="4" w:color="AAAAAA"/>
+          <w:left w:val="single" w:sz="4" w:color="AAAAAA"/>
+          <w:bottom w:val="single" w:sz="4" w:color="AAAAAA"/>
+          <w:right w:val="single" w:sz="4" w:color="AAAAAA"/>
+          <w:insideH w:val="single" w:sz="4" w:color="AAAAAA"/>
+          <w:insideV w:val="single" w:sz="4" w:color="AAAAAA"/>
+        </w:tblBorders>
+      </w:tblPr>
+      <w:tblGrid>
+        <w:gridCol w:w="1100"/>
+        <w:gridCol w:w="900"/>
+        <w:gridCol w:w="1900"/>
+        <w:gridCol w:w="2100"/>
+        <w:gridCol w:w="2000"/>
+      </w:tblGrid>
+      <w:tr>
+        <w:tc>
+          <w:tcPr>
+            <w:tcW w:w="1100" w:type="dxa"/>
+            <w:shd w:val="clear" w:color="auto" w:fill="D9E2F3"/>
+            <w:tcMar>
+              <w:top w:w="60" w:type="dxa"/>
+              <w:bottom w:w="60" w:type="dxa"/>
+              <w:left w:w="80" w:type="dxa"/>
+              <w:right w:w="80" w:type="dxa"/>
+            </w:tcMar>
+          </w:tcPr>
+          <w:p>
+            <w:pPr>
+              <w:rPr>
+                <w:rFonts w:ascii="Times New Roman" w:cs="Times New Roman" w:eastAsia="Times New Roman" w:hAnsi="Times New Roman"/>
+              </w:rPr>
+            </w:pPr>
+            <w:r>
+              <w:rPr>
+                <w:rFonts w:ascii="Times New Roman" w:cs="Times New Roman" w:eastAsia="Times New Roman" w:hAnsi="Times New Roman"/>
+                <w:b/>
+                <w:bCs/>
+                <w:sz w:val="18"/>
+                <w:szCs w:val="18"/>
+              </w:rPr>
+              <w:t xml:space="preserve">Campo</w:t>
+            </w:r>
+          </w:p>
+        </w:tc>
+        <w:tc>
+          <w:tcPr>
+            <w:tcW w:w="900" w:type="dxa"/>
+            <w:shd w:val="clear" w:color="auto" w:fill="D9E2F3"/>
+            <w:tcMar>
+              <w:top w:w="60" w:type="dxa"/>
+              <w:bottom w:w="60" w:type="dxa"/>
+              <w:left w:w="80" w:type="dxa"/>
+              <w:right w:w="80" w:type="dxa"/>
+            </w:tcMar>
+          </w:tcPr>
+          <w:p>
+            <w:pPr>
+              <w:rPr>
+                <w:rFonts w:ascii="Times New Roman" w:cs="Times New Roman" w:eastAsia="Times New Roman" w:hAnsi="Times New Roman"/>
+              </w:rPr>
+            </w:pPr>
+            <w:r>
+              <w:rPr>
+                <w:rFonts w:ascii="Times New Roman" w:cs="Times New Roman" w:eastAsia="Times New Roman" w:hAnsi="Times New Roman"/>
+                <w:b/>
+                <w:bCs/>
+                <w:sz w:val="18"/>
+                <w:szCs w:val="18"/>
+              </w:rPr>
+              <w:t xml:space="preserve">Tipo</w:t>
+            </w:r>
+          </w:p>
+        </w:tc>
+        <w:tc>
+          <w:tcPr>
+            <w:tcW w:w="1900" w:type="dxa"/>
+            <w:shd w:val="clear" w:color="auto" w:fill="D9E2F3"/>
+            <w:tcMar>
+              <w:top w:w="60" w:type="dxa"/>
+              <w:bottom w:w="60" w:type="dxa"/>
+              <w:left w:w="80" w:type="dxa"/>
+              <w:right w:w="80" w:type="dxa"/>
+            </w:tcMar>
+          </w:tcPr>
+          <w:p>
+            <w:pPr>
+              <w:rPr>
+                <w:rFonts w:ascii="Times New Roman" w:cs="Times New Roman" w:eastAsia="Times New Roman" w:hAnsi="Times New Roman"/>
+              </w:rPr>
+            </w:pPr>
+            <w:r>
+              <w:rPr>
+                <w:rFonts w:ascii="Times New Roman" w:cs="Times New Roman" w:eastAsia="Times New Roman" w:hAnsi="Times New Roman"/>
+                <w:b/>
+                <w:bCs/>
+                <w:sz w:val="18"/>
+                <w:szCs w:val="18"/>
+              </w:rPr>
+              <w:t xml:space="preserve">Valor original</w:t>
+            </w:r>
+          </w:p>
+        </w:tc>
+        <w:tc>
+          <w:tcPr>
+            <w:tcW w:w="2100" w:type="dxa"/>
+            <w:shd w:val="clear" w:color="auto" w:fill="D9E2F3"/>
+            <w:tcMar>
+              <w:top w:w="60" w:type="dxa"/>
+              <w:bottom w:w="60" w:type="dxa"/>
+              <w:left w:w="80" w:type="dxa"/>
+              <w:right w:w="80" w:type="dxa"/>
+            </w:tcMar>
+          </w:tcPr>
+          <w:p>
+            <w:pPr>
+              <w:rPr>
+                <w:rFonts w:ascii="Times New Roman" w:cs="Times New Roman" w:eastAsia="Times New Roman" w:hAnsi="Times New Roman"/>
+              </w:rPr>
+            </w:pPr>
+            <w:r>
+              <w:rPr>
+                <w:rFonts w:ascii="Times New Roman" w:cs="Times New Roman" w:eastAsia="Times New Roman" w:hAnsi="Times New Roman"/>
+                <w:b/>
+                <w:bCs/>
+                <w:sz w:val="18"/>
+                <w:szCs w:val="18"/>
+              </w:rPr>
+              <w:t xml:space="preserve">Valor transformado</w:t>
+            </w:r>
+          </w:p>
+        </w:tc>
+        <w:tc>
+          <w:tcPr>
+            <w:tcW w:w="2000" w:type="dxa"/>
+            <w:shd w:val="clear" w:color="auto" w:fill="D9E2F3"/>
+            <w:tcMar>
+              <w:top w:w="60" w:type="dxa"/>
+              <w:bottom w:w="60" w:type="dxa"/>
+              <w:left w:w="80" w:type="dxa"/>
+              <w:right w:w="80" w:type="dxa"/>
+            </w:tcMar>
+          </w:tcPr>
+          <w:p>
+            <w:pPr>
+              <w:rPr>
+                <w:rFonts w:ascii="Times New Roman" w:cs="Times New Roman" w:eastAsia="Times New Roman" w:hAnsi="Times New Roman"/>
+              </w:rPr>
+            </w:pPr>
+            <w:r>
+              <w:rPr>
+                <w:rFonts w:ascii="Times New Roman" w:cs="Times New Roman" w:eastAsia="Times New Roman" w:hAnsi="Times New Roman"/>
+                <w:b/>
+                <w:bCs/>
+                <w:sz w:val="18"/>
+                <w:szCs w:val="18"/>
+              </w:rPr>
+              <w:t xml:space="preserve">Razon</w:t>
+            </w:r>
+          </w:p>
+        </w:tc>
+      </w:tr>
+      <w:tr>
+        <w:tc>
+          <w:tcPr>
+            <w:tcW w:w="1100" w:type="dxa"/>
+            <w:tcMar>
+              <w:top w:w="60" w:type="dxa"/>
+              <w:bottom w:w="60" w:type="dxa"/>
+              <w:left w:w="80" w:type="dxa"/>
+              <w:right w:w="80" w:type="dxa"/>
+            </w:tcMar>
+          </w:tcPr>
+          <w:p>
+            <w:pPr>
+              <w:rPr>
+                <w:rFonts w:ascii="Times New Roman" w:cs="Times New Roman" w:eastAsia="Times New Roman" w:hAnsi="Times New Roman"/>
+              </w:rPr>
+            </w:pPr>
+            <w:r>
+              <w:rPr>
+                <w:rFonts w:ascii="Times New Roman" w:cs="Times New Roman" w:eastAsia="Times New Roman" w:hAnsi="Times New Roman"/>
+                <w:sz w:val="18"/>
+                <w:szCs w:val="18"/>
+              </w:rPr>
+              <w:t xml:space="preserve">is_open</w:t>
+            </w:r>
+          </w:p>
+        </w:tc>
+        <w:tc>
+          <w:tcPr>
+            <w:tcW w:w="900" w:type="dxa"/>
+            <w:tcMar>
+              <w:top w:w="60" w:type="dxa"/>
+              <w:bottom w:w="60" w:type="dxa"/>
+              <w:left w:w="80" w:type="dxa"/>
+              <w:right w:w="80" w:type="dxa"/>
+            </w:tcMar>
+          </w:tcPr>
+          <w:p>
+            <w:pPr>
+              <w:rPr>
+                <w:rFonts w:ascii="Times New Roman" w:cs="Times New Roman" w:eastAsia="Times New Roman" w:hAnsi="Times New Roman"/>
+              </w:rPr>
+            </w:pPr>
+            <w:r>
+              <w:rPr>
+                <w:rFonts w:ascii="Times New Roman" w:cs="Times New Roman" w:eastAsia="Times New Roman" w:hAnsi="Times New Roman"/>
+                <w:sz w:val="18"/>
+                <w:szCs w:val="18"/>
+              </w:rPr>
+              <w:t xml:space="preserve">Filtrado</w:t>
+            </w:r>
+          </w:p>
+        </w:tc>
+        <w:tc>
+          <w:tcPr>
+            <w:tcW w:w="1900" w:type="dxa"/>
+            <w:tcMar>
+              <w:top w:w="60" w:type="dxa"/>
+              <w:bottom w:w="60" w:type="dxa"/>
+              <w:left w:w="80" w:type="dxa"/>
+              <w:right w:w="80" w:type="dxa"/>
+            </w:tcMar>
+          </w:tcPr>
+          <w:p>
+            <w:pPr>
+              <w:rPr>
+                <w:rFonts w:ascii="Times New Roman" w:cs="Times New Roman" w:eastAsia="Times New Roman" w:hAnsi="Times New Roman"/>
+              </w:rPr>
+            </w:pPr>
+            <w:r>
+              <w:rPr>
+                <w:rFonts w:ascii="Times New Roman" w:cs="Times New Roman" w:eastAsia="Times New Roman" w:hAnsi="Times New Roman"/>
+                <w:sz w:val="18"/>
+                <w:szCs w:val="18"/>
+              </w:rPr>
+              <w:t xml:space="preserve">150,346 filas (incluye cerrados)</w:t>
+            </w:r>
+          </w:p>
+        </w:tc>
+        <w:tc>
+          <w:tcPr>
+            <w:tcW w:w="2100" w:type="dxa"/>
+            <w:tcMar>
+              <w:top w:w="60" w:type="dxa"/>
+              <w:bottom w:w="60" w:type="dxa"/>
+              <w:left w:w="80" w:type="dxa"/>
+              <w:right w:w="80" w:type="dxa"/>
+            </w:tcMar>
+          </w:tcPr>
+          <w:p>
+            <w:pPr>
+              <w:rPr>
+                <w:rFonts w:ascii="Times New Roman" w:cs="Times New Roman" w:eastAsia="Times New Roman" w:hAnsi="Times New Roman"/>
+              </w:rPr>
+            </w:pPr>
+            <w:r>
+              <w:rPr>
+                <w:rFonts w:ascii="Times New Roman" w:cs="Times New Roman" w:eastAsia="Times New Roman" w:hAnsi="Times New Roman"/>
+                <w:sz w:val="18"/>
+                <w:szCs w:val="18"/>
+              </w:rPr>
+              <w:t xml:space="preserve">119,698 filas (solo abiertos)</w:t>
+            </w:r>
+          </w:p>
+        </w:tc>
+        <w:tc>
+          <w:tcPr>
+            <w:tcW w:w="2000" w:type="dxa"/>
+            <w:tcMar>
+              <w:top w:w="60" w:type="dxa"/>
+              <w:bottom w:w="60" w:type="dxa"/>
+              <w:left w:w="80" w:type="dxa"/>
+              <w:right w:w="80" w:type="dxa"/>
+            </w:tcMar>
+          </w:tcPr>
+          <w:p>
+            <w:pPr>
+              <w:rPr>
+                <w:rFonts w:ascii="Times New Roman" w:cs="Times New Roman" w:eastAsia="Times New Roman" w:hAnsi="Times New Roman"/>
+              </w:rPr>
+            </w:pPr>
+            <w:r>
+              <w:rPr>
+                <w:rFonts w:ascii="Times New Roman" w:cs="Times New Roman" w:eastAsia="Times New Roman" w:hAnsi="Times New Roman"/>
+                <w:sz w:val="18"/>
+                <w:szCs w:val="18"/>
+              </w:rPr>
+              <w:t xml:space="preserve">Analisis de oportunidad requiere negocios activos</w:t>
+            </w:r>
+          </w:p>
+        </w:tc>
+      </w:tr>
+      <w:tr>
+        <w:tc>
+          <w:tcPr>
+            <w:tcW w:w="1100" w:type="dxa"/>
+            <w:tcMar>
+              <w:top w:w="60" w:type="dxa"/>
+              <w:bottom w:w="60" w:type="dxa"/>
+              <w:left w:w="80" w:type="dxa"/>
+              <w:right w:w="80" w:type="dxa"/>
+            </w:tcMar>
+          </w:tcPr>
+          <w:p>
+            <w:pPr>
+              <w:rPr>
+                <w:rFonts w:ascii="Times New Roman" w:cs="Times New Roman" w:eastAsia="Times New Roman" w:hAnsi="Times New Roman"/>
+              </w:rPr>
+            </w:pPr>
+            <w:r>
+              <w:rPr>
+                <w:rFonts w:ascii="Times New Roman" w:cs="Times New Roman" w:eastAsia="Times New Roman" w:hAnsi="Times New Roman"/>
+                <w:sz w:val="18"/>
+                <w:szCs w:val="18"/>
+              </w:rPr>
+              <w:t xml:space="preserve">city</w:t>
+            </w:r>
+          </w:p>
+        </w:tc>
+        <w:tc>
+          <w:tcPr>
+            <w:tcW w:w="900" w:type="dxa"/>
+            <w:tcMar>
+              <w:top w:w="60" w:type="dxa"/>
+              <w:bottom w:w="60" w:type="dxa"/>
+              <w:left w:w="80" w:type="dxa"/>
+              <w:right w:w="80" w:type="dxa"/>
+            </w:tcMar>
+          </w:tcPr>
+          <w:p>
+            <w:pPr>
+              <w:rPr>
+                <w:rFonts w:ascii="Times New Roman" w:cs="Times New Roman" w:eastAsia="Times New Roman" w:hAnsi="Times New Roman"/>
+              </w:rPr>
+            </w:pPr>
+            <w:r>
+              <w:rPr>
+                <w:rFonts w:ascii="Times New Roman" w:cs="Times New Roman" w:eastAsia="Times New Roman" w:hAnsi="Times New Roman"/>
+                <w:sz w:val="18"/>
+                <w:szCs w:val="18"/>
+              </w:rPr>
+              <w:t xml:space="preserve">Homologacion</w:t>
+            </w:r>
+          </w:p>
+        </w:tc>
+        <w:tc>
+          <w:tcPr>
+            <w:tcW w:w="1900" w:type="dxa"/>
+            <w:tcMar>
+              <w:top w:w="60" w:type="dxa"/>
+              <w:bottom w:w="60" w:type="dxa"/>
+              <w:left w:w="80" w:type="dxa"/>
+              <w:right w:w="80" w:type="dxa"/>
+            </w:tcMar>
+          </w:tcPr>
+          <w:p>
+            <w:pPr>
+              <w:rPr>
+                <w:rFonts w:ascii="Times New Roman" w:cs="Times New Roman" w:eastAsia="Times New Roman" w:hAnsi="Times New Roman"/>
+              </w:rPr>
+            </w:pPr>
+            <w:r>
+              <w:rPr>
+                <w:rFonts w:ascii="Times New Roman" w:cs="Times New Roman" w:eastAsia="Times New Roman" w:hAnsi="Times New Roman"/>
+                <w:sz w:val="18"/>
+                <w:szCs w:val="18"/>
+              </w:rPr>
+              <w:t xml:space="preserve">Texto libre con variaciones de capitalizacion</w:t>
+            </w:r>
+          </w:p>
+        </w:tc>
+        <w:tc>
+          <w:tcPr>
+            <w:tcW w:w="2100" w:type="dxa"/>
+            <w:tcMar>
+              <w:top w:w="60" w:type="dxa"/>
+              <w:bottom w:w="60" w:type="dxa"/>
+              <w:left w:w="80" w:type="dxa"/>
+              <w:right w:w="80" w:type="dxa"/>
+            </w:tcMar>
+          </w:tcPr>
+          <w:p>
+            <w:pPr>
+              <w:rPr>
+                <w:rFonts w:ascii="Times New Roman" w:cs="Times New Roman" w:eastAsia="Times New Roman" w:hAnsi="Times New Roman"/>
+              </w:rPr>
+            </w:pPr>
+            <w:r>
+              <w:rPr>
+                <w:rFonts w:ascii="Times New Roman" w:cs="Times New Roman" w:eastAsia="Times New Roman" w:hAnsi="Times New Roman"/>
+                <w:sz w:val="18"/>
+                <w:szCs w:val="18"/>
+              </w:rPr>
+              <w:t xml:space="preserve">str.strip().str.title()</w:t>
+            </w:r>
+          </w:p>
+        </w:tc>
+        <w:tc>
+          <w:tcPr>
+            <w:tcW w:w="2000" w:type="dxa"/>
+            <w:tcMar>
+              <w:top w:w="60" w:type="dxa"/>
+              <w:bottom w:w="60" w:type="dxa"/>
+              <w:left w:w="80" w:type="dxa"/>
+              <w:right w:w="80" w:type="dxa"/>
+            </w:tcMar>
+          </w:tcPr>
+          <w:p>
+            <w:pPr>
+              <w:rPr>
+                <w:rFonts w:ascii="Times New Roman" w:cs="Times New Roman" w:eastAsia="Times New Roman" w:hAnsi="Times New Roman"/>
+              </w:rPr>
+            </w:pPr>
+            <w:r>
+              <w:rPr>
+                <w:rFonts w:ascii="Times New Roman" w:cs="Times New Roman" w:eastAsia="Times New Roman" w:hAnsi="Times New Roman"/>
+                <w:sz w:val="18"/>
+                <w:szCs w:val="18"/>
+              </w:rPr>
+              <w:t xml:space="preserve">Agrupaciones geograficas consistentes en Tableau</w:t>
+            </w:r>
+          </w:p>
+        </w:tc>
+      </w:tr>
+      <w:tr>
+        <w:tc>
+          <w:tcPr>
+            <w:tcW w:w="1100" w:type="dxa"/>
+            <w:tcMar>
+              <w:top w:w="60" w:type="dxa"/>
+              <w:bottom w:w="60" w:type="dxa"/>
+              <w:left w:w="80" w:type="dxa"/>
+              <w:right w:w="80" w:type="dxa"/>
+            </w:tcMar>
+          </w:tcPr>
+          <w:p>
+            <w:pPr>
+              <w:rPr>
+                <w:rFonts w:ascii="Times New Roman" w:cs="Times New Roman" w:eastAsia="Times New Roman" w:hAnsi="Times New Roman"/>
+              </w:rPr>
+            </w:pPr>
+            <w:r>
+              <w:rPr>
+                <w:rFonts w:ascii="Times New Roman" w:cs="Times New Roman" w:eastAsia="Times New Roman" w:hAnsi="Times New Roman"/>
+                <w:sz w:val="18"/>
+                <w:szCs w:val="18"/>
+              </w:rPr>
+              <w:t xml:space="preserve">categories</w:t>
+            </w:r>
+          </w:p>
+        </w:tc>
+        <w:tc>
+          <w:tcPr>
+            <w:tcW w:w="900" w:type="dxa"/>
+            <w:tcMar>
+              <w:top w:w="60" w:type="dxa"/>
+              <w:bottom w:w="60" w:type="dxa"/>
+              <w:left w:w="80" w:type="dxa"/>
+              <w:right w:w="80" w:type="dxa"/>
+            </w:tcMar>
+          </w:tcPr>
+          <w:p>
+            <w:pPr>
+              <w:rPr>
+                <w:rFonts w:ascii="Times New Roman" w:cs="Times New Roman" w:eastAsia="Times New Roman" w:hAnsi="Times New Roman"/>
+              </w:rPr>
+            </w:pPr>
+            <w:r>
+              <w:rPr>
+                <w:rFonts w:ascii="Times New Roman" w:cs="Times New Roman" w:eastAsia="Times New Roman" w:hAnsi="Times New Roman"/>
+                <w:sz w:val="18"/>
+                <w:szCs w:val="18"/>
+              </w:rPr>
+              <w:t xml:space="preserve">Parseo+derivada</w:t>
+            </w:r>
+          </w:p>
+        </w:tc>
+        <w:tc>
+          <w:tcPr>
+            <w:tcW w:w="1900" w:type="dxa"/>
+            <w:tcMar>
+              <w:top w:w="60" w:type="dxa"/>
+              <w:bottom w:w="60" w:type="dxa"/>
+              <w:left w:w="80" w:type="dxa"/>
+              <w:right w:w="80" w:type="dxa"/>
+            </w:tcMar>
+          </w:tcPr>
+          <w:p>
+            <w:pPr>
+              <w:rPr>
+                <w:rFonts w:ascii="Times New Roman" w:cs="Times New Roman" w:eastAsia="Times New Roman" w:hAnsi="Times New Roman"/>
+              </w:rPr>
+            </w:pPr>
+            <w:r>
+              <w:rPr>
+                <w:rFonts w:ascii="Times New Roman" w:cs="Times New Roman" w:eastAsia="Times New Roman" w:hAnsi="Times New Roman"/>
+                <w:sz w:val="18"/>
+                <w:szCs w:val="18"/>
+              </w:rPr>
+              <w:t xml:space="preserve">Multi-valor separado por coma, 0.1% nulos</w:t>
+            </w:r>
+          </w:p>
+        </w:tc>
+        <w:tc>
+          <w:tcPr>
+            <w:tcW w:w="2100" w:type="dxa"/>
+            <w:tcMar>
+              <w:top w:w="60" w:type="dxa"/>
+              <w:bottom w:w="60" w:type="dxa"/>
+              <w:left w:w="80" w:type="dxa"/>
+              <w:right w:w="80" w:type="dxa"/>
+            </w:tcMar>
+          </w:tcPr>
+          <w:p>
+            <w:pPr>
+              <w:rPr>
+                <w:rFonts w:ascii="Times New Roman" w:cs="Times New Roman" w:eastAsia="Times New Roman" w:hAnsi="Times New Roman"/>
+              </w:rPr>
+            </w:pPr>
+            <w:r>
+              <w:rPr>
+                <w:rFonts w:ascii="Times New Roman" w:cs="Times New Roman" w:eastAsia="Times New Roman" w:hAnsi="Times New Roman"/>
+                <w:sz w:val="18"/>
+                <w:szCs w:val="18"/>
+              </w:rPr>
+              <w:t xml:space="preserve">primary_category = primera etiqueta; nulos -&gt; Unknown</w:t>
+            </w:r>
+          </w:p>
+        </w:tc>
+        <w:tc>
+          <w:tcPr>
+            <w:tcW w:w="2000" w:type="dxa"/>
+            <w:tcMar>
+              <w:top w:w="60" w:type="dxa"/>
+              <w:bottom w:w="60" w:type="dxa"/>
+              <w:left w:w="80" w:type="dxa"/>
+              <w:right w:w="80" w:type="dxa"/>
+            </w:tcMar>
+          </w:tcPr>
+          <w:p>
+            <w:pPr>
+              <w:rPr>
+                <w:rFonts w:ascii="Times New Roman" w:cs="Times New Roman" w:eastAsia="Times New Roman" w:hAnsi="Times New Roman"/>
+              </w:rPr>
+            </w:pPr>
+            <w:r>
+              <w:rPr>
+                <w:rFonts w:ascii="Times New Roman" w:cs="Times New Roman" w:eastAsia="Times New Roman" w:hAnsi="Times New Roman"/>
+                <w:sz w:val="18"/>
+                <w:szCs w:val="18"/>
+              </w:rPr>
+              <w:t xml:space="preserve">Segmentacion simple sin explosion de filas en Tableau</w:t>
+            </w:r>
+          </w:p>
+        </w:tc>
+      </w:tr>
+      <w:tr>
+        <w:tc>
+          <w:tcPr>
+            <w:tcW w:w="1100" w:type="dxa"/>
+            <w:tcMar>
+              <w:top w:w="60" w:type="dxa"/>
+              <w:bottom w:w="60" w:type="dxa"/>
+              <w:left w:w="80" w:type="dxa"/>
+              <w:right w:w="80" w:type="dxa"/>
+            </w:tcMar>
+          </w:tcPr>
+          <w:p>
+            <w:pPr>
+              <w:rPr>
+                <w:rFonts w:ascii="Times New Roman" w:cs="Times New Roman" w:eastAsia="Times New Roman" w:hAnsi="Times New Roman"/>
+              </w:rPr>
+            </w:pPr>
+            <w:r>
+              <w:rPr>
+                <w:rFonts w:ascii="Times New Roman" w:cs="Times New Roman" w:eastAsia="Times New Roman" w:hAnsi="Times New Roman"/>
+                <w:sz w:val="18"/>
+                <w:szCs w:val="18"/>
+              </w:rPr>
+              <w:t xml:space="preserve">review_count</w:t>
+            </w:r>
+          </w:p>
+        </w:tc>
+        <w:tc>
+          <w:tcPr>
+            <w:tcW w:w="900" w:type="dxa"/>
+            <w:tcMar>
+              <w:top w:w="60" w:type="dxa"/>
+              <w:bottom w:w="60" w:type="dxa"/>
+              <w:left w:w="80" w:type="dxa"/>
+              <w:right w:w="80" w:type="dxa"/>
+            </w:tcMar>
+          </w:tcPr>
+          <w:p>
+            <w:pPr>
+              <w:rPr>
+                <w:rFonts w:ascii="Times New Roman" w:cs="Times New Roman" w:eastAsia="Times New Roman" w:hAnsi="Times New Roman"/>
+              </w:rPr>
+            </w:pPr>
+            <w:r>
+              <w:rPr>
+                <w:rFonts w:ascii="Times New Roman" w:cs="Times New Roman" w:eastAsia="Times New Roman" w:hAnsi="Times New Roman"/>
+                <w:sz w:val="18"/>
+                <w:szCs w:val="18"/>
+              </w:rPr>
+              <w:t xml:space="preserve">Transformacion</w:t>
+            </w:r>
+          </w:p>
+        </w:tc>
+        <w:tc>
+          <w:tcPr>
+            <w:tcW w:w="1900" w:type="dxa"/>
+            <w:tcMar>
+              <w:top w:w="60" w:type="dxa"/>
+              <w:bottom w:w="60" w:type="dxa"/>
+              <w:left w:w="80" w:type="dxa"/>
+              <w:right w:w="80" w:type="dxa"/>
+            </w:tcMar>
+          </w:tcPr>
+          <w:p>
+            <w:pPr>
+              <w:rPr>
+                <w:rFonts w:ascii="Times New Roman" w:cs="Times New Roman" w:eastAsia="Times New Roman" w:hAnsi="Times New Roman"/>
+              </w:rPr>
+            </w:pPr>
+            <w:r>
+              <w:rPr>
+                <w:rFonts w:ascii="Times New Roman" w:cs="Times New Roman" w:eastAsia="Times New Roman" w:hAnsi="Times New Roman"/>
+                <w:sz w:val="18"/>
+                <w:szCs w:val="18"/>
+              </w:rPr>
+              <w:t xml:space="preserve">Distribucion muy sesgada (max &gt;&gt; mediana)</w:t>
+            </w:r>
+          </w:p>
+        </w:tc>
+        <w:tc>
+          <w:tcPr>
+            <w:tcW w:w="2100" w:type="dxa"/>
+            <w:tcMar>
+              <w:top w:w="60" w:type="dxa"/>
+              <w:bottom w:w="60" w:type="dxa"/>
+              <w:left w:w="80" w:type="dxa"/>
+              <w:right w:w="80" w:type="dxa"/>
+            </w:tcMar>
+          </w:tcPr>
+          <w:p>
+            <w:pPr>
+              <w:rPr>
+                <w:rFonts w:ascii="Times New Roman" w:cs="Times New Roman" w:eastAsia="Times New Roman" w:hAnsi="Times New Roman"/>
+              </w:rPr>
+            </w:pPr>
+            <w:r>
+              <w:rPr>
+                <w:rFonts w:ascii="Times New Roman" w:cs="Times New Roman" w:eastAsia="Times New Roman" w:hAnsi="Times New Roman"/>
+                <w:sz w:val="18"/>
+                <w:szCs w:val="18"/>
+              </w:rPr>
+              <w:t xml:space="preserve">log_review_count = log1p(review_count)</w:t>
+            </w:r>
+          </w:p>
+        </w:tc>
+        <w:tc>
+          <w:tcPr>
+            <w:tcW w:w="2000" w:type="dxa"/>
+            <w:tcMar>
+              <w:top w:w="60" w:type="dxa"/>
+              <w:bottom w:w="60" w:type="dxa"/>
+              <w:left w:w="80" w:type="dxa"/>
+              <w:right w:w="80" w:type="dxa"/>
+            </w:tcMar>
+          </w:tcPr>
+          <w:p>
+            <w:pPr>
+              <w:rPr>
+                <w:rFonts w:ascii="Times New Roman" w:cs="Times New Roman" w:eastAsia="Times New Roman" w:hAnsi="Times New Roman"/>
+              </w:rPr>
+            </w:pPr>
+            <w:r>
+              <w:rPr>
+                <w:rFonts w:ascii="Times New Roman" w:cs="Times New Roman" w:eastAsia="Times New Roman" w:hAnsi="Times New Roman"/>
+                <w:sz w:val="18"/>
+                <w:szCs w:val="18"/>
+              </w:rPr>
+              <w:t xml:space="preserve">Normaliza para score de oportunidad y comparaciones</w:t>
+            </w:r>
+          </w:p>
+        </w:tc>
+      </w:tr>
+      <w:tr>
+        <w:tc>
+          <w:tcPr>
+            <w:tcW w:w="1100" w:type="dxa"/>
+            <w:tcMar>
+              <w:top w:w="60" w:type="dxa"/>
+              <w:bottom w:w="60" w:type="dxa"/>
+              <w:left w:w="80" w:type="dxa"/>
+              <w:right w:w="80" w:type="dxa"/>
+            </w:tcMar>
+          </w:tcPr>
+          <w:p>
+            <w:pPr>
+              <w:rPr>
+                <w:rFonts w:ascii="Times New Roman" w:cs="Times New Roman" w:eastAsia="Times New Roman" w:hAnsi="Times New Roman"/>
+              </w:rPr>
+            </w:pPr>
+            <w:r>
+              <w:rPr>
+                <w:rFonts w:ascii="Times New Roman" w:cs="Times New Roman" w:eastAsia="Times New Roman" w:hAnsi="Times New Roman"/>
+                <w:sz w:val="18"/>
+                <w:szCs w:val="18"/>
+              </w:rPr>
+              <w:t xml:space="preserve">lat/lon</w:t>
+            </w:r>
+          </w:p>
+        </w:tc>
+        <w:tc>
+          <w:tcPr>
+            <w:tcW w:w="900" w:type="dxa"/>
+            <w:tcMar>
+              <w:top w:w="60" w:type="dxa"/>
+              <w:bottom w:w="60" w:type="dxa"/>
+              <w:left w:w="80" w:type="dxa"/>
+              <w:right w:w="80" w:type="dxa"/>
+            </w:tcMar>
+          </w:tcPr>
+          <w:p>
+            <w:pPr>
+              <w:rPr>
+                <w:rFonts w:ascii="Times New Roman" w:cs="Times New Roman" w:eastAsia="Times New Roman" w:hAnsi="Times New Roman"/>
+              </w:rPr>
+            </w:pPr>
+            <w:r>
+              <w:rPr>
+                <w:rFonts w:ascii="Times New Roman" w:cs="Times New Roman" w:eastAsia="Times New Roman" w:hAnsi="Times New Roman"/>
+                <w:sz w:val="18"/>
+                <w:szCs w:val="18"/>
+              </w:rPr>
+              <w:t xml:space="preserve">Filtrado</w:t>
+            </w:r>
+          </w:p>
+        </w:tc>
+        <w:tc>
+          <w:tcPr>
+            <w:tcW w:w="1900" w:type="dxa"/>
+            <w:tcMar>
+              <w:top w:w="60" w:type="dxa"/>
+              <w:bottom w:w="60" w:type="dxa"/>
+              <w:left w:w="80" w:type="dxa"/>
+              <w:right w:w="80" w:type="dxa"/>
+            </w:tcMar>
+          </w:tcPr>
+          <w:p>
+            <w:pPr>
+              <w:rPr>
+                <w:rFonts w:ascii="Times New Roman" w:cs="Times New Roman" w:eastAsia="Times New Roman" w:hAnsi="Times New Roman"/>
+              </w:rPr>
+            </w:pPr>
+            <w:r>
+              <w:rPr>
+                <w:rFonts w:ascii="Times New Roman" w:cs="Times New Roman" w:eastAsia="Times New Roman" w:hAnsi="Times New Roman"/>
+                <w:sz w:val="18"/>
+                <w:szCs w:val="18"/>
+              </w:rPr>
+              <w:t xml:space="preserve">Sin restriccion de rango geografico</w:t>
+            </w:r>
+          </w:p>
+        </w:tc>
+        <w:tc>
+          <w:tcPr>
+            <w:tcW w:w="2100" w:type="dxa"/>
+            <w:tcMar>
+              <w:top w:w="60" w:type="dxa"/>
+              <w:bottom w:w="60" w:type="dxa"/>
+              <w:left w:w="80" w:type="dxa"/>
+              <w:right w:w="80" w:type="dxa"/>
+            </w:tcMar>
+          </w:tcPr>
+          <w:p>
+            <w:pPr>
+              <w:rPr>
+                <w:rFonts w:ascii="Times New Roman" w:cs="Times New Roman" w:eastAsia="Times New Roman" w:hAnsi="Times New Roman"/>
+              </w:rPr>
+            </w:pPr>
+            <w:r>
+              <w:rPr>
+                <w:rFonts w:ascii="Times New Roman" w:cs="Times New Roman" w:eastAsia="Times New Roman" w:hAnsi="Times New Roman"/>
+                <w:sz w:val="18"/>
+                <w:szCs w:val="18"/>
+              </w:rPr>
+              <w:t xml:space="preserve">Excluidos fuera de lat[24,72] lon[-141,-52]</w:t>
+            </w:r>
+          </w:p>
+        </w:tc>
+        <w:tc>
+          <w:tcPr>
+            <w:tcW w:w="2000" w:type="dxa"/>
+            <w:tcMar>
+              <w:top w:w="60" w:type="dxa"/>
+              <w:bottom w:w="60" w:type="dxa"/>
+              <w:left w:w="80" w:type="dxa"/>
+              <w:right w:w="80" w:type="dxa"/>
+            </w:tcMar>
+          </w:tcPr>
+          <w:p>
+            <w:pPr>
+              <w:rPr>
+                <w:rFonts w:ascii="Times New Roman" w:cs="Times New Roman" w:eastAsia="Times New Roman" w:hAnsi="Times New Roman"/>
+              </w:rPr>
+            </w:pPr>
+            <w:r>
+              <w:rPr>
+                <w:rFonts w:ascii="Times New Roman" w:cs="Times New Roman" w:eastAsia="Times New Roman" w:hAnsi="Times New Roman"/>
+                <w:sz w:val="18"/>
+                <w:szCs w:val="18"/>
+              </w:rPr>
+              <w:t xml:space="preserve">Dataset EE.UU./Canada; coordenadas fuera = error de entrada</w:t>
+            </w:r>
+          </w:p>
+        </w:tc>
+      </w:tr>
+      <w:tr>
+        <w:tc>
+          <w:tcPr>
+            <w:tcW w:w="1100" w:type="dxa"/>
+            <w:tcMar>
+              <w:top w:w="60" w:type="dxa"/>
+              <w:bottom w:w="60" w:type="dxa"/>
+              <w:left w:w="80" w:type="dxa"/>
+              <w:right w:w="80" w:type="dxa"/>
+            </w:tcMar>
+          </w:tcPr>
+          <w:p>
+            <w:pPr>
+              <w:rPr>
+                <w:rFonts w:ascii="Times New Roman" w:cs="Times New Roman" w:eastAsia="Times New Roman" w:hAnsi="Times New Roman"/>
+              </w:rPr>
+            </w:pPr>
+            <w:r>
+              <w:rPr>
+                <w:rFonts w:ascii="Times New Roman" w:cs="Times New Roman" w:eastAsia="Times New Roman" w:hAnsi="Times New Roman"/>
+                <w:sz w:val="18"/>
+                <w:szCs w:val="18"/>
+              </w:rPr>
+              <w:t xml:space="preserve">stars / log_rc</w:t>
+            </w:r>
+          </w:p>
+        </w:tc>
+        <w:tc>
+          <w:tcPr>
+            <w:tcW w:w="900" w:type="dxa"/>
+            <w:tcMar>
+              <w:top w:w="60" w:type="dxa"/>
+              <w:bottom w:w="60" w:type="dxa"/>
+              <w:left w:w="80" w:type="dxa"/>
+              <w:right w:w="80" w:type="dxa"/>
+            </w:tcMar>
+          </w:tcPr>
+          <w:p>
+            <w:pPr>
+              <w:rPr>
+                <w:rFonts w:ascii="Times New Roman" w:cs="Times New Roman" w:eastAsia="Times New Roman" w:hAnsi="Times New Roman"/>
+              </w:rPr>
+            </w:pPr>
+            <w:r>
+              <w:rPr>
+                <w:rFonts w:ascii="Times New Roman" w:cs="Times New Roman" w:eastAsia="Times New Roman" w:hAnsi="Times New Roman"/>
+                <w:sz w:val="18"/>
+                <w:szCs w:val="18"/>
+              </w:rPr>
+              <w:t xml:space="preserve">Derivada</w:t>
+            </w:r>
+          </w:p>
+        </w:tc>
+        <w:tc>
+          <w:tcPr>
+            <w:tcW w:w="1900" w:type="dxa"/>
+            <w:tcMar>
+              <w:top w:w="60" w:type="dxa"/>
+              <w:bottom w:w="60" w:type="dxa"/>
+              <w:left w:w="80" w:type="dxa"/>
+              <w:right w:w="80" w:type="dxa"/>
+            </w:tcMar>
+          </w:tcPr>
+          <w:p>
+            <w:pPr>
+              <w:rPr>
+                <w:rFonts w:ascii="Times New Roman" w:cs="Times New Roman" w:eastAsia="Times New Roman" w:hAnsi="Times New Roman"/>
+              </w:rPr>
+            </w:pPr>
+            <w:r>
+              <w:rPr>
+                <w:rFonts w:ascii="Times New Roman" w:cs="Times New Roman" w:eastAsia="Times New Roman" w:hAnsi="Times New Roman"/>
+                <w:sz w:val="18"/>
+                <w:szCs w:val="18"/>
+              </w:rPr>
+              <w:t xml:space="preserve">Valores absolutos no comparables entre si</w:t>
+            </w:r>
+          </w:p>
+        </w:tc>
+        <w:tc>
+          <w:tcPr>
+            <w:tcW w:w="2100" w:type="dxa"/>
+            <w:tcMar>
+              <w:top w:w="60" w:type="dxa"/>
+              <w:bottom w:w="60" w:type="dxa"/>
+              <w:left w:w="80" w:type="dxa"/>
+              <w:right w:w="80" w:type="dxa"/>
+            </w:tcMar>
+          </w:tcPr>
+          <w:p>
+            <w:pPr>
+              <w:rPr>
+                <w:rFonts w:ascii="Times New Roman" w:cs="Times New Roman" w:eastAsia="Times New Roman" w:hAnsi="Times New Roman"/>
+              </w:rPr>
+            </w:pPr>
+            <w:r>
+              <w:rPr>
+                <w:rFonts w:ascii="Times New Roman" w:cs="Times New Roman" w:eastAsia="Times New Roman" w:hAnsi="Times New Roman"/>
+                <w:sz w:val="18"/>
+                <w:szCs w:val="18"/>
+              </w:rPr>
+              <w:t xml:space="preserve">stars_norm y log_rc_norm en [0,1]; divergence_score = resta</w:t>
+            </w:r>
+          </w:p>
+        </w:tc>
+        <w:tc>
+          <w:tcPr>
+            <w:tcW w:w="2000" w:type="dxa"/>
+            <w:tcMar>
+              <w:top w:w="60" w:type="dxa"/>
+              <w:bottom w:w="60" w:type="dxa"/>
+              <w:left w:w="80" w:type="dxa"/>
+              <w:right w:w="80" w:type="dxa"/>
+            </w:tcMar>
+          </w:tcPr>
+          <w:p>
+            <w:pPr>
+              <w:rPr>
+                <w:rFonts w:ascii="Times New Roman" w:cs="Times New Roman" w:eastAsia="Times New Roman" w:hAnsi="Times New Roman"/>
+              </w:rPr>
+            </w:pPr>
+            <w:r>
+              <w:rPr>
+                <w:rFonts w:ascii="Times New Roman" w:cs="Times New Roman" w:eastAsia="Times New Roman" w:hAnsi="Times New Roman"/>
+                <w:sz w:val="18"/>
+                <w:szCs w:val="18"/>
+              </w:rPr>
+              <w:t xml:space="preserve">Insumo para score de oportunidad del dashboard</w:t>
+            </w:r>
+          </w:p>
+        </w:tc>
+      </w:tr>
+    </w:tbl>
+    <w:p>
+      <w:pPr>
+        <w:spacing w:before="40" w:after="40"/>
+        <w:rPr>
+          <w:rFonts w:ascii="Times New Roman" w:cs="Times New Roman" w:eastAsia="Times New Roman" w:hAnsi="Times New Roman"/>
+        </w:rPr>
+      </w:pPr>
+      <w:r>
+        <w:rPr>
+          <w:rFonts w:ascii="Times New Roman" w:cs="Times New Roman" w:eastAsia="Times New Roman" w:hAnsi="Times New Roman"/>
+          <w:sz w:val="18"/>
+          <w:szCs w:val="18"/>
+        </w:rPr>
+        <w:t xml:space="preserve"/>
+      </w:r>
+    </w:p>
+    <w:p>
+      <w:pPr>
+        <w:pStyle w:val="Heading1"/>
+        <w:spacing w:before="360" w:after="160"/>
+      </w:pPr>
+      <w:r>
+        <w:rPr>
+          <w:rFonts w:ascii="Times New Roman" w:cs="Times New Roman" w:eastAsia="Times New Roman" w:hAnsi="Times New Roman"/>
+        </w:rPr>
+        <w:t>17. Modelado relacional</w:t>
+      </w:r>
+    </w:p>
+    <w:p>
+      <w:pPr>
+        <w:pStyle w:val="Heading2"/>
+        <w:spacing w:before="240" w:after="100"/>
+      </w:pPr>
+      <w:r>
+        <w:rPr>
+          <w:rFonts w:ascii="Times New Roman" w:cs="Times New Roman" w:eastAsia="Times New Roman" w:hAnsi="Times New Roman"/>
+        </w:rPr>
+        <w:t>17.1 Estructura de tablas y cardinalidad</w:t>
+      </w:r>
+    </w:p>
+    <w:tbl>
+      <w:tblPr>
+        <w:tblW w:w="8000" w:type="dxa"/>
+        <w:tblBorders>
+          <w:top w:val="single" w:sz="4" w:color="AAAAAA"/>
+          <w:left w:val="single" w:sz="4" w:color="AAAAAA"/>
+          <w:bottom w:val="single" w:sz="4" w:color="AAAAAA"/>
+          <w:right w:val="single" w:sz="4" w:color="AAAAAA"/>
+          <w:insideH w:val="single" w:sz="4" w:color="AAAAAA"/>
+          <w:insideV w:val="single" w:sz="4" w:color="AAAAAA"/>
+        </w:tblBorders>
+      </w:tblPr>
+      <w:tblGrid>
+        <w:gridCol w:w="2000"/>
+        <w:gridCol w:w="1900"/>
+        <w:gridCol w:w="1200"/>
+        <w:gridCol w:w="900"/>
+        <w:gridCol w:w="2000"/>
+      </w:tblGrid>
+      <w:tr>
+        <w:tc>
+          <w:tcPr>
+            <w:tcW w:w="2000" w:type="dxa"/>
+            <w:shd w:val="clear" w:color="auto" w:fill="D9E2F3"/>
+            <w:tcMar>
+              <w:top w:w="60" w:type="dxa"/>
+              <w:bottom w:w="60" w:type="dxa"/>
+              <w:left w:w="80" w:type="dxa"/>
+              <w:right w:w="80" w:type="dxa"/>
+            </w:tcMar>
+          </w:tcPr>
+          <w:p>
+            <w:pPr>
+              <w:rPr>
+                <w:rFonts w:ascii="Times New Roman" w:cs="Times New Roman" w:eastAsia="Times New Roman" w:hAnsi="Times New Roman"/>
+              </w:rPr>
+            </w:pPr>
+            <w:r>
+              <w:rPr>
+                <w:rFonts w:ascii="Times New Roman" w:cs="Times New Roman" w:eastAsia="Times New Roman" w:hAnsi="Times New Roman"/>
+                <w:b/>
+                <w:bCs/>
+                <w:sz w:val="18"/>
+                <w:szCs w:val="18"/>
+              </w:rPr>
+              <w:t xml:space="preserve">Tabla</w:t>
+            </w:r>
+          </w:p>
+        </w:tc>
+        <w:tc>
+          <w:tcPr>
+            <w:tcW w:w="1900" w:type="dxa"/>
+            <w:shd w:val="clear" w:color="auto" w:fill="D9E2F3"/>
+            <w:tcMar>
+              <w:top w:w="60" w:type="dxa"/>
+              <w:bottom w:w="60" w:type="dxa"/>
+              <w:left w:w="80" w:type="dxa"/>
+              <w:right w:w="80" w:type="dxa"/>
+            </w:tcMar>
+          </w:tcPr>
+          <w:p>
+            <w:pPr>
+              <w:rPr>
+                <w:rFonts w:ascii="Times New Roman" w:cs="Times New Roman" w:eastAsia="Times New Roman" w:hAnsi="Times New Roman"/>
+              </w:rPr>
+            </w:pPr>
+            <w:r>
+              <w:rPr>
+                <w:rFonts w:ascii="Times New Roman" w:cs="Times New Roman" w:eastAsia="Times New Roman" w:hAnsi="Times New Roman"/>
+                <w:b/>
+                <w:bCs/>
+                <w:sz w:val="18"/>
+                <w:szCs w:val="18"/>
+              </w:rPr>
+              <w:t xml:space="preserve">Tipo</w:t>
+            </w:r>
+          </w:p>
+        </w:tc>
+        <w:tc>
+          <w:tcPr>
+            <w:tcW w:w="1200" w:type="dxa"/>
+            <w:shd w:val="clear" w:color="auto" w:fill="D9E2F3"/>
+            <w:tcMar>
+              <w:top w:w="60" w:type="dxa"/>
+              <w:bottom w:w="60" w:type="dxa"/>
+              <w:left w:w="80" w:type="dxa"/>
+              <w:right w:w="80" w:type="dxa"/>
+            </w:tcMar>
+          </w:tcPr>
+          <w:p>
+            <w:pPr>
+              <w:rPr>
+                <w:rFonts w:ascii="Times New Roman" w:cs="Times New Roman" w:eastAsia="Times New Roman" w:hAnsi="Times New Roman"/>
+              </w:rPr>
+            </w:pPr>
+            <w:r>
+              <w:rPr>
+                <w:rFonts w:ascii="Times New Roman" w:cs="Times New Roman" w:eastAsia="Times New Roman" w:hAnsi="Times New Roman"/>
+                <w:b/>
+                <w:bCs/>
+                <w:sz w:val="18"/>
+                <w:szCs w:val="18"/>
+              </w:rPr>
+              <w:t xml:space="preserve">Llave primaria</w:t>
+            </w:r>
+          </w:p>
+        </w:tc>
+        <w:tc>
+          <w:tcPr>
+            <w:tcW w:w="900" w:type="dxa"/>
+            <w:shd w:val="clear" w:color="auto" w:fill="D9E2F3"/>
+            <w:tcMar>
+              <w:top w:w="60" w:type="dxa"/>
+              <w:bottom w:w="60" w:type="dxa"/>
+              <w:left w:w="80" w:type="dxa"/>
+              <w:right w:w="80" w:type="dxa"/>
+            </w:tcMar>
+          </w:tcPr>
+          <w:p>
+            <w:pPr>
+              <w:rPr>
+                <w:rFonts w:ascii="Times New Roman" w:cs="Times New Roman" w:eastAsia="Times New Roman" w:hAnsi="Times New Roman"/>
+              </w:rPr>
+            </w:pPr>
+            <w:r>
+              <w:rPr>
+                <w:rFonts w:ascii="Times New Roman" w:cs="Times New Roman" w:eastAsia="Times New Roman" w:hAnsi="Times New Roman"/>
+                <w:b/>
+                <w:bCs/>
+                <w:sz w:val="18"/>
+                <w:szCs w:val="18"/>
+              </w:rPr>
+              <w:t xml:space="preserve">Filas</w:t>
+            </w:r>
+          </w:p>
+        </w:tc>
+        <w:tc>
+          <w:tcPr>
+            <w:tcW w:w="2000" w:type="dxa"/>
+            <w:shd w:val="clear" w:color="auto" w:fill="D9E2F3"/>
+            <w:tcMar>
+              <w:top w:w="60" w:type="dxa"/>
+              <w:bottom w:w="60" w:type="dxa"/>
+              <w:left w:w="80" w:type="dxa"/>
+              <w:right w:w="80" w:type="dxa"/>
+            </w:tcMar>
+          </w:tcPr>
+          <w:p>
+            <w:pPr>
+              <w:rPr>
+                <w:rFonts w:ascii="Times New Roman" w:cs="Times New Roman" w:eastAsia="Times New Roman" w:hAnsi="Times New Roman"/>
+              </w:rPr>
+            </w:pPr>
+            <w:r>
+              <w:rPr>
+                <w:rFonts w:ascii="Times New Roman" w:cs="Times New Roman" w:eastAsia="Times New Roman" w:hAnsi="Times New Roman"/>
+                <w:b/>
+                <w:bCs/>
+                <w:sz w:val="18"/>
+                <w:szCs w:val="18"/>
+              </w:rPr>
+              <w:t xml:space="preserve">Observacion</w:t>
+            </w:r>
+          </w:p>
+        </w:tc>
+      </w:tr>
+      <w:tr>
+        <w:tc>
+          <w:tcPr>
+            <w:tcW w:w="2000" w:type="dxa"/>
+            <w:tcMar>
+              <w:top w:w="60" w:type="dxa"/>
+              <w:bottom w:w="60" w:type="dxa"/>
+              <w:left w:w="80" w:type="dxa"/>
+              <w:right w:w="80" w:type="dxa"/>
+            </w:tcMar>
+          </w:tcPr>
+          <w:p>
+            <w:pPr>
+              <w:rPr>
+                <w:rFonts w:ascii="Times New Roman" w:cs="Times New Roman" w:eastAsia="Times New Roman" w:hAnsi="Times New Roman"/>
+              </w:rPr>
+            </w:pPr>
+            <w:r>
+              <w:rPr>
+                <w:rFonts w:ascii="Times New Roman" w:cs="Times New Roman" w:eastAsia="Times New Roman" w:hAnsi="Times New Roman"/>
+                <w:sz w:val="18"/>
+                <w:szCs w:val="18"/>
+              </w:rPr>
+              <w:t xml:space="preserve">business_clean.csv</w:t>
+            </w:r>
+          </w:p>
+        </w:tc>
+        <w:tc>
+          <w:tcPr>
+            <w:tcW w:w="1900" w:type="dxa"/>
+            <w:tcMar>
+              <w:top w:w="60" w:type="dxa"/>
+              <w:bottom w:w="60" w:type="dxa"/>
+              <w:left w:w="80" w:type="dxa"/>
+              <w:right w:w="80" w:type="dxa"/>
+            </w:tcMar>
+          </w:tcPr>
+          <w:p>
+            <w:pPr>
+              <w:rPr>
+                <w:rFonts w:ascii="Times New Roman" w:cs="Times New Roman" w:eastAsia="Times New Roman" w:hAnsi="Times New Roman"/>
+              </w:rPr>
+            </w:pPr>
+            <w:r>
+              <w:rPr>
+                <w:rFonts w:ascii="Times New Roman" w:cs="Times New Roman" w:eastAsia="Times New Roman" w:hAnsi="Times New Roman"/>
+                <w:sz w:val="18"/>
+                <w:szCs w:val="18"/>
+              </w:rPr>
+              <w:t xml:space="preserve">Dimension (Negocios)</w:t>
+            </w:r>
+          </w:p>
+        </w:tc>
+        <w:tc>
+          <w:tcPr>
+            <w:tcW w:w="1200" w:type="dxa"/>
+            <w:tcMar>
+              <w:top w:w="60" w:type="dxa"/>
+              <w:bottom w:w="60" w:type="dxa"/>
+              <w:left w:w="80" w:type="dxa"/>
+              <w:right w:w="80" w:type="dxa"/>
+            </w:tcMar>
+          </w:tcPr>
+          <w:p>
+            <w:pPr>
+              <w:rPr>
+                <w:rFonts w:ascii="Times New Roman" w:cs="Times New Roman" w:eastAsia="Times New Roman" w:hAnsi="Times New Roman"/>
+              </w:rPr>
+            </w:pPr>
+            <w:r>
+              <w:rPr>
+                <w:rFonts w:ascii="Times New Roman" w:cs="Times New Roman" w:eastAsia="Times New Roman" w:hAnsi="Times New Roman"/>
+                <w:sz w:val="18"/>
+                <w:szCs w:val="18"/>
+              </w:rPr>
+              <w:t xml:space="preserve">business_id</w:t>
+            </w:r>
+          </w:p>
+        </w:tc>
+        <w:tc>
+          <w:tcPr>
+            <w:tcW w:w="900" w:type="dxa"/>
+            <w:tcMar>
+              <w:top w:w="60" w:type="dxa"/>
+              <w:bottom w:w="60" w:type="dxa"/>
+              <w:left w:w="80" w:type="dxa"/>
+              <w:right w:w="80" w:type="dxa"/>
+            </w:tcMar>
+          </w:tcPr>
+          <w:p>
+            <w:pPr>
+              <w:rPr>
+                <w:rFonts w:ascii="Times New Roman" w:cs="Times New Roman" w:eastAsia="Times New Roman" w:hAnsi="Times New Roman"/>
+              </w:rPr>
+            </w:pPr>
+            <w:r>
+              <w:rPr>
+                <w:rFonts w:ascii="Times New Roman" w:cs="Times New Roman" w:eastAsia="Times New Roman" w:hAnsi="Times New Roman"/>
+                <w:sz w:val="18"/>
+                <w:szCs w:val="18"/>
+              </w:rPr>
+              <w:t xml:space="preserve">119,698</w:t>
+            </w:r>
+          </w:p>
+        </w:tc>
+        <w:tc>
+          <w:tcPr>
+            <w:tcW w:w="2000" w:type="dxa"/>
+            <w:tcMar>
+              <w:top w:w="60" w:type="dxa"/>
+              <w:bottom w:w="60" w:type="dxa"/>
+              <w:left w:w="80" w:type="dxa"/>
+              <w:right w:w="80" w:type="dxa"/>
+            </w:tcMar>
+          </w:tcPr>
+          <w:p>
+            <w:pPr>
+              <w:rPr>
+                <w:rFonts w:ascii="Times New Roman" w:cs="Times New Roman" w:eastAsia="Times New Roman" w:hAnsi="Times New Roman"/>
+              </w:rPr>
+            </w:pPr>
+            <w:r>
+              <w:rPr>
+                <w:rFonts w:ascii="Times New Roman" w:cs="Times New Roman" w:eastAsia="Times New Roman" w:hAnsi="Times New Roman"/>
+                <w:sz w:val="18"/>
+                <w:szCs w:val="18"/>
+              </w:rPr>
+              <w:t xml:space="preserve">Negocios activos con 16 variables limpias y derivadas</w:t>
+            </w:r>
+          </w:p>
+        </w:tc>
+      </w:tr>
+      <w:tr>
+        <w:tc>
+          <w:tcPr>
+            <w:tcW w:w="2000" w:type="dxa"/>
+            <w:tcMar>
+              <w:top w:w="60" w:type="dxa"/>
+              <w:bottom w:w="60" w:type="dxa"/>
+              <w:left w:w="80" w:type="dxa"/>
+              <w:right w:w="80" w:type="dxa"/>
+            </w:tcMar>
+          </w:tcPr>
+          <w:p>
+            <w:pPr>
+              <w:rPr>
+                <w:rFonts w:ascii="Times New Roman" w:cs="Times New Roman" w:eastAsia="Times New Roman" w:hAnsi="Times New Roman"/>
+              </w:rPr>
+            </w:pPr>
+            <w:r>
+              <w:rPr>
+                <w:rFonts w:ascii="Times New Roman" w:cs="Times New Roman" w:eastAsia="Times New Roman" w:hAnsi="Times New Roman"/>
+                <w:sz w:val="18"/>
+                <w:szCs w:val="18"/>
+              </w:rPr>
+              <w:t xml:space="preserve">reviews_enriched_v1</w:t>
+            </w:r>
+          </w:p>
+        </w:tc>
+        <w:tc>
+          <w:tcPr>
+            <w:tcW w:w="1900" w:type="dxa"/>
+            <w:tcMar>
+              <w:top w:w="60" w:type="dxa"/>
+              <w:bottom w:w="60" w:type="dxa"/>
+              <w:left w:w="80" w:type="dxa"/>
+              <w:right w:w="80" w:type="dxa"/>
+            </w:tcMar>
+          </w:tcPr>
+          <w:p>
+            <w:pPr>
+              <w:rPr>
+                <w:rFonts w:ascii="Times New Roman" w:cs="Times New Roman" w:eastAsia="Times New Roman" w:hAnsi="Times New Roman"/>
+              </w:rPr>
+            </w:pPr>
+            <w:r>
+              <w:rPr>
+                <w:rFonts w:ascii="Times New Roman" w:cs="Times New Roman" w:eastAsia="Times New Roman" w:hAnsi="Times New Roman"/>
+                <w:sz w:val="18"/>
+                <w:szCs w:val="18"/>
+              </w:rPr>
+              <w:t xml:space="preserve">Tabla de hechos (Resenas)</w:t>
+            </w:r>
+          </w:p>
+        </w:tc>
+        <w:tc>
+          <w:tcPr>
+            <w:tcW w:w="1200" w:type="dxa"/>
+            <w:tcMar>
+              <w:top w:w="60" w:type="dxa"/>
+              <w:bottom w:w="60" w:type="dxa"/>
+              <w:left w:w="80" w:type="dxa"/>
+              <w:right w:w="80" w:type="dxa"/>
+            </w:tcMar>
+          </w:tcPr>
+          <w:p>
+            <w:pPr>
+              <w:rPr>
+                <w:rFonts w:ascii="Times New Roman" w:cs="Times New Roman" w:eastAsia="Times New Roman" w:hAnsi="Times New Roman"/>
+              </w:rPr>
+            </w:pPr>
+            <w:r>
+              <w:rPr>
+                <w:rFonts w:ascii="Times New Roman" w:cs="Times New Roman" w:eastAsia="Times New Roman" w:hAnsi="Times New Roman"/>
+                <w:sz w:val="18"/>
+                <w:szCs w:val="18"/>
+              </w:rPr>
+              <w:t xml:space="preserve">review_id</w:t>
+            </w:r>
+          </w:p>
+        </w:tc>
+        <w:tc>
+          <w:tcPr>
+            <w:tcW w:w="900" w:type="dxa"/>
+            <w:tcMar>
+              <w:top w:w="60" w:type="dxa"/>
+              <w:bottom w:w="60" w:type="dxa"/>
+              <w:left w:w="80" w:type="dxa"/>
+              <w:right w:w="80" w:type="dxa"/>
+            </w:tcMar>
+          </w:tcPr>
+          <w:p>
+            <w:pPr>
+              <w:rPr>
+                <w:rFonts w:ascii="Times New Roman" w:cs="Times New Roman" w:eastAsia="Times New Roman" w:hAnsi="Times New Roman"/>
+              </w:rPr>
+            </w:pPr>
+            <w:r>
+              <w:rPr>
+                <w:rFonts w:ascii="Times New Roman" w:cs="Times New Roman" w:eastAsia="Times New Roman" w:hAnsi="Times New Roman"/>
+                <w:sz w:val="18"/>
+                <w:szCs w:val="18"/>
+              </w:rPr>
+              <w:t xml:space="preserve">775,955</w:t>
+            </w:r>
+          </w:p>
+        </w:tc>
+        <w:tc>
+          <w:tcPr>
+            <w:tcW w:w="2000" w:type="dxa"/>
+            <w:tcMar>
+              <w:top w:w="60" w:type="dxa"/>
+              <w:bottom w:w="60" w:type="dxa"/>
+              <w:left w:w="80" w:type="dxa"/>
+              <w:right w:w="80" w:type="dxa"/>
+            </w:tcMar>
+          </w:tcPr>
+          <w:p>
+            <w:pPr>
+              <w:rPr>
+                <w:rFonts w:ascii="Times New Roman" w:cs="Times New Roman" w:eastAsia="Times New Roman" w:hAnsi="Times New Roman"/>
+              </w:rPr>
+            </w:pPr>
+            <w:r>
+              <w:rPr>
+                <w:rFonts w:ascii="Times New Roman" w:cs="Times New Roman" w:eastAsia="Times New Roman" w:hAnsi="Times New Roman"/>
+                <w:sz w:val="18"/>
+                <w:szCs w:val="18"/>
+              </w:rPr>
+              <w:t xml:space="preserve">Variables de negocio y usuario desnormalizadas - no requiere joins adicionales</w:t>
+            </w:r>
+          </w:p>
+        </w:tc>
+      </w:tr>
+    </w:tbl>
+    <w:p>
+      <w:pPr>
+        <w:spacing w:before="40" w:after="40"/>
+        <w:rPr>
+          <w:rFonts w:ascii="Times New Roman" w:cs="Times New Roman" w:eastAsia="Times New Roman" w:hAnsi="Times New Roman"/>
+        </w:rPr>
+      </w:pPr>
+      <w:r>
+        <w:rPr>
+          <w:rFonts w:ascii="Times New Roman" w:cs="Times New Roman" w:eastAsia="Times New Roman" w:hAnsi="Times New Roman"/>
+          <w:sz w:val="18"/>
+          <w:szCs w:val="18"/>
+        </w:rPr>
+        <w:t xml:space="preserve"/>
+      </w:r>
+    </w:p>
+    <w:tbl>
+      <w:tblPr>
+        <w:tblW w:w="8000" w:type="dxa"/>
+        <w:tblBorders>
+          <w:top w:val="single" w:sz="4" w:color="AAAAAA"/>
+          <w:left w:val="single" w:sz="4" w:color="AAAAAA"/>
+          <w:bottom w:val="single" w:sz="4" w:color="AAAAAA"/>
+          <w:right w:val="single" w:sz="4" w:color="AAAAAA"/>
+          <w:insideH w:val="single" w:sz="4" w:color="AAAAAA"/>
+          <w:insideV w:val="single" w:sz="4" w:color="AAAAAA"/>
+        </w:tblBorders>
+      </w:tblPr>
+      <w:tblGrid>
+        <w:gridCol w:w="1800"/>
+        <w:gridCol w:w="1800"/>
+        <w:gridCol w:w="4400"/>
+      </w:tblGrid>
+      <w:tr>
+        <w:tc>
+          <w:tcPr>
+            <w:tcW w:w="1800" w:type="dxa"/>
+            <w:shd w:val="clear" w:color="auto" w:fill="D9E2F3"/>
+            <w:tcMar>
+              <w:top w:w="60" w:type="dxa"/>
+              <w:bottom w:w="60" w:type="dxa"/>
+              <w:left w:w="80" w:type="dxa"/>
+              <w:right w:w="80" w:type="dxa"/>
+            </w:tcMar>
+          </w:tcPr>
+          <w:p>
+            <w:pPr>
+              <w:rPr>
+                <w:rFonts w:ascii="Times New Roman" w:cs="Times New Roman" w:eastAsia="Times New Roman" w:hAnsi="Times New Roman"/>
+              </w:rPr>
+            </w:pPr>
+            <w:r>
+              <w:rPr>
+                <w:rFonts w:ascii="Times New Roman" w:cs="Times New Roman" w:eastAsia="Times New Roman" w:hAnsi="Times New Roman"/>
+                <w:b/>
+                <w:bCs/>
+                <w:sz w:val="18"/>
+                <w:szCs w:val="18"/>
+              </w:rPr>
+              <w:t xml:space="preserve">Relacion</w:t>
+            </w:r>
+          </w:p>
+        </w:tc>
+        <w:tc>
+          <w:tcPr>
+            <w:tcW w:w="1800" w:type="dxa"/>
+            <w:shd w:val="clear" w:color="auto" w:fill="D9E2F3"/>
+            <w:tcMar>
+              <w:top w:w="60" w:type="dxa"/>
+              <w:bottom w:w="60" w:type="dxa"/>
+              <w:left w:w="80" w:type="dxa"/>
+              <w:right w:w="80" w:type="dxa"/>
+            </w:tcMar>
+          </w:tcPr>
+          <w:p>
+            <w:pPr>
+              <w:rPr>
+                <w:rFonts w:ascii="Times New Roman" w:cs="Times New Roman" w:eastAsia="Times New Roman" w:hAnsi="Times New Roman"/>
+              </w:rPr>
+            </w:pPr>
+            <w:r>
+              <w:rPr>
+                <w:rFonts w:ascii="Times New Roman" w:cs="Times New Roman" w:eastAsia="Times New Roman" w:hAnsi="Times New Roman"/>
+                <w:b/>
+                <w:bCs/>
+                <w:sz w:val="18"/>
+                <w:szCs w:val="18"/>
+              </w:rPr>
+              <w:t xml:space="preserve">Tipo</w:t>
+            </w:r>
+          </w:p>
+        </w:tc>
+        <w:tc>
+          <w:tcPr>
+            <w:tcW w:w="4400" w:type="dxa"/>
+            <w:shd w:val="clear" w:color="auto" w:fill="D9E2F3"/>
+            <w:tcMar>
+              <w:top w:w="60" w:type="dxa"/>
+              <w:bottom w:w="60" w:type="dxa"/>
+              <w:left w:w="80" w:type="dxa"/>
+              <w:right w:w="80" w:type="dxa"/>
+            </w:tcMar>
+          </w:tcPr>
+          <w:p>
+            <w:pPr>
+              <w:rPr>
+                <w:rFonts w:ascii="Times New Roman" w:cs="Times New Roman" w:eastAsia="Times New Roman" w:hAnsi="Times New Roman"/>
+              </w:rPr>
+            </w:pPr>
+            <w:r>
+              <w:rPr>
+                <w:rFonts w:ascii="Times New Roman" w:cs="Times New Roman" w:eastAsia="Times New Roman" w:hAnsi="Times New Roman"/>
+                <w:b/>
+                <w:bCs/>
+                <w:sz w:val="18"/>
+                <w:szCs w:val="18"/>
+              </w:rPr>
+              <w:t xml:space="preserve">Resultado de validacion</w:t>
+            </w:r>
+          </w:p>
+        </w:tc>
+      </w:tr>
+      <w:tr>
+        <w:tc>
+          <w:tcPr>
+            <w:tcW w:w="1800" w:type="dxa"/>
+            <w:tcMar>
+              <w:top w:w="60" w:type="dxa"/>
+              <w:bottom w:w="60" w:type="dxa"/>
+              <w:left w:w="80" w:type="dxa"/>
+              <w:right w:w="80" w:type="dxa"/>
+            </w:tcMar>
+          </w:tcPr>
+          <w:p>
+            <w:pPr>
+              <w:rPr>
+                <w:rFonts w:ascii="Times New Roman" w:cs="Times New Roman" w:eastAsia="Times New Roman" w:hAnsi="Times New Roman"/>
+              </w:rPr>
+            </w:pPr>
+            <w:r>
+              <w:rPr>
+                <w:rFonts w:ascii="Times New Roman" w:cs="Times New Roman" w:eastAsia="Times New Roman" w:hAnsi="Times New Roman"/>
+                <w:sz w:val="18"/>
+                <w:szCs w:val="18"/>
+              </w:rPr>
+              <w:t xml:space="preserve">Negocios -&gt; Resenas</w:t>
+            </w:r>
+          </w:p>
+        </w:tc>
+        <w:tc>
+          <w:tcPr>
+            <w:tcW w:w="1800" w:type="dxa"/>
+            <w:tcMar>
+              <w:top w:w="60" w:type="dxa"/>
+              <w:bottom w:w="60" w:type="dxa"/>
+              <w:left w:w="80" w:type="dxa"/>
+              <w:right w:w="80" w:type="dxa"/>
+            </w:tcMar>
+          </w:tcPr>
+          <w:p>
+            <w:pPr>
+              <w:rPr>
+                <w:rFonts w:ascii="Times New Roman" w:cs="Times New Roman" w:eastAsia="Times New Roman" w:hAnsi="Times New Roman"/>
+              </w:rPr>
+            </w:pPr>
+            <w:r>
+              <w:rPr>
+                <w:rFonts w:ascii="Times New Roman" w:cs="Times New Roman" w:eastAsia="Times New Roman" w:hAnsi="Times New Roman"/>
+                <w:sz w:val="18"/>
+                <w:szCs w:val="18"/>
+              </w:rPr>
+              <w:t xml:space="preserve">1 : N por business_id</w:t>
+            </w:r>
+          </w:p>
+        </w:tc>
+        <w:tc>
+          <w:tcPr>
+            <w:tcW w:w="4400" w:type="dxa"/>
+            <w:tcMar>
+              <w:top w:w="60" w:type="dxa"/>
+              <w:bottom w:w="60" w:type="dxa"/>
+              <w:left w:w="80" w:type="dxa"/>
+              <w:right w:w="80" w:type="dxa"/>
+            </w:tcMar>
+          </w:tcPr>
+          <w:p>
+            <w:pPr>
+              <w:rPr>
+                <w:rFonts w:ascii="Times New Roman" w:cs="Times New Roman" w:eastAsia="Times New Roman" w:hAnsi="Times New Roman"/>
+              </w:rPr>
+            </w:pPr>
+            <w:r>
+              <w:rPr>
+                <w:rFonts w:ascii="Times New Roman" w:cs="Times New Roman" w:eastAsia="Times New Roman" w:hAnsi="Times New Roman"/>
+                <w:sz w:val="18"/>
+                <w:szCs w:val="18"/>
+              </w:rPr>
+              <w:t xml:space="preserve">7,129 negocios con match; 2,801 excluidos (cerrados). Aceptable.</w:t>
+            </w:r>
+          </w:p>
+        </w:tc>
+      </w:tr>
+      <w:tr>
+        <w:tc>
+          <w:tcPr>
+            <w:tcW w:w="1800" w:type="dxa"/>
+            <w:tcMar>
+              <w:top w:w="60" w:type="dxa"/>
+              <w:bottom w:w="60" w:type="dxa"/>
+              <w:left w:w="80" w:type="dxa"/>
+              <w:right w:w="80" w:type="dxa"/>
+            </w:tcMar>
+          </w:tcPr>
+          <w:p>
+            <w:pPr>
+              <w:rPr>
+                <w:rFonts w:ascii="Times New Roman" w:cs="Times New Roman" w:eastAsia="Times New Roman" w:hAnsi="Times New Roman"/>
+              </w:rPr>
+            </w:pPr>
+            <w:r>
+              <w:rPr>
+                <w:rFonts w:ascii="Times New Roman" w:cs="Times New Roman" w:eastAsia="Times New Roman" w:hAnsi="Times New Roman"/>
+                <w:sz w:val="18"/>
+                <w:szCs w:val="18"/>
+              </w:rPr>
+              <w:t xml:space="preserve">Resenas unicas</w:t>
+            </w:r>
+          </w:p>
+        </w:tc>
+        <w:tc>
+          <w:tcPr>
+            <w:tcW w:w="1800" w:type="dxa"/>
+            <w:tcMar>
+              <w:top w:w="60" w:type="dxa"/>
+              <w:bottom w:w="60" w:type="dxa"/>
+              <w:left w:w="80" w:type="dxa"/>
+              <w:right w:w="80" w:type="dxa"/>
+            </w:tcMar>
+          </w:tcPr>
+          <w:p>
+            <w:pPr>
+              <w:rPr>
+                <w:rFonts w:ascii="Times New Roman" w:cs="Times New Roman" w:eastAsia="Times New Roman" w:hAnsi="Times New Roman"/>
+              </w:rPr>
+            </w:pPr>
+            <w:r>
+              <w:rPr>
+                <w:rFonts w:ascii="Times New Roman" w:cs="Times New Roman" w:eastAsia="Times New Roman" w:hAnsi="Times New Roman"/>
+                <w:sz w:val="18"/>
+                <w:szCs w:val="18"/>
+              </w:rPr>
+              <w:t xml:space="preserve">Llave primaria integra</w:t>
+            </w:r>
+          </w:p>
+        </w:tc>
+        <w:tc>
+          <w:tcPr>
+            <w:tcW w:w="4400" w:type="dxa"/>
+            <w:tcMar>
+              <w:top w:w="60" w:type="dxa"/>
+              <w:bottom w:w="60" w:type="dxa"/>
+              <w:left w:w="80" w:type="dxa"/>
+              <w:right w:w="80" w:type="dxa"/>
+            </w:tcMar>
+          </w:tcPr>
+          <w:p>
+            <w:pPr>
+              <w:rPr>
+                <w:rFonts w:ascii="Times New Roman" w:cs="Times New Roman" w:eastAsia="Times New Roman" w:hAnsi="Times New Roman"/>
+              </w:rPr>
+            </w:pPr>
+            <w:r>
+              <w:rPr>
+                <w:rFonts w:ascii="Times New Roman" w:cs="Times New Roman" w:eastAsia="Times New Roman" w:hAnsi="Times New Roman"/>
+                <w:sz w:val="18"/>
+                <w:szCs w:val="18"/>
+              </w:rPr>
+              <w:t xml:space="preserve">0 duplicados en review_id. Integridad confirmada.</w:t>
+            </w:r>
+          </w:p>
+        </w:tc>
+      </w:tr>
+      <w:tr>
+        <w:tc>
+          <w:tcPr>
+            <w:tcW w:w="1800" w:type="dxa"/>
+            <w:tcMar>
+              <w:top w:w="60" w:type="dxa"/>
+              <w:bottom w:w="60" w:type="dxa"/>
+              <w:left w:w="80" w:type="dxa"/>
+              <w:right w:w="80" w:type="dxa"/>
+            </w:tcMar>
+          </w:tcPr>
+          <w:p>
+            <w:pPr>
+              <w:rPr>
+                <w:rFonts w:ascii="Times New Roman" w:cs="Times New Roman" w:eastAsia="Times New Roman" w:hAnsi="Times New Roman"/>
+              </w:rPr>
+            </w:pPr>
+            <w:r>
+              <w:rPr>
+                <w:rFonts w:ascii="Times New Roman" w:cs="Times New Roman" w:eastAsia="Times New Roman" w:hAnsi="Times New Roman"/>
+                <w:sz w:val="18"/>
+                <w:szCs w:val="18"/>
+              </w:rPr>
+              <w:t xml:space="preserve">Usuarios en resenas</w:t>
+            </w:r>
+          </w:p>
+        </w:tc>
+        <w:tc>
+          <w:tcPr>
+            <w:tcW w:w="1800" w:type="dxa"/>
+            <w:tcMar>
+              <w:top w:w="60" w:type="dxa"/>
+              <w:bottom w:w="60" w:type="dxa"/>
+              <w:left w:w="80" w:type="dxa"/>
+              <w:right w:w="80" w:type="dxa"/>
+            </w:tcMar>
+          </w:tcPr>
+          <w:p>
+            <w:pPr>
+              <w:rPr>
+                <w:rFonts w:ascii="Times New Roman" w:cs="Times New Roman" w:eastAsia="Times New Roman" w:hAnsi="Times New Roman"/>
+              </w:rPr>
+            </w:pPr>
+            <w:r>
+              <w:rPr>
+                <w:rFonts w:ascii="Times New Roman" w:cs="Times New Roman" w:eastAsia="Times New Roman" w:hAnsi="Times New Roman"/>
+                <w:sz w:val="18"/>
+                <w:szCs w:val="18"/>
+              </w:rPr>
+              <w:t xml:space="preserve">154,035 unicos</w:t>
+            </w:r>
+          </w:p>
+        </w:tc>
+        <w:tc>
+          <w:tcPr>
+            <w:tcW w:w="4400" w:type="dxa"/>
+            <w:tcMar>
+              <w:top w:w="60" w:type="dxa"/>
+              <w:bottom w:w="60" w:type="dxa"/>
+              <w:left w:w="80" w:type="dxa"/>
+              <w:right w:w="80" w:type="dxa"/>
+            </w:tcMar>
+          </w:tcPr>
+          <w:p>
+            <w:pPr>
+              <w:rPr>
+                <w:rFonts w:ascii="Times New Roman" w:cs="Times New Roman" w:eastAsia="Times New Roman" w:hAnsi="Times New Roman"/>
+              </w:rPr>
+            </w:pPr>
+            <w:r>
+              <w:rPr>
+                <w:rFonts w:ascii="Times New Roman" w:cs="Times New Roman" w:eastAsia="Times New Roman" w:hAnsi="Times New Roman"/>
+                <w:sz w:val="18"/>
+                <w:szCs w:val="18"/>
+              </w:rPr>
+              <w:t xml:space="preserve">user_average_stars disponible sin cargar user.json completo.</w:t>
+            </w:r>
+          </w:p>
+        </w:tc>
+      </w:tr>
+    </w:tbl>
+    <w:p>
+      <w:pPr>
+        <w:spacing w:before="40" w:after="40"/>
+        <w:rPr>
+          <w:rFonts w:ascii="Times New Roman" w:cs="Times New Roman" w:eastAsia="Times New Roman" w:hAnsi="Times New Roman"/>
+        </w:rPr>
+      </w:pPr>
+      <w:r>
+        <w:rPr>
+          <w:rFonts w:ascii="Times New Roman" w:cs="Times New Roman" w:eastAsia="Times New Roman" w:hAnsi="Times New Roman"/>
+          <w:sz w:val="18"/>
+          <w:szCs w:val="18"/>
+        </w:rPr>
+        <w:t xml:space="preserve"/>
+      </w:r>
+    </w:p>
+    <w:p>
+      <w:pPr>
+        <w:pStyle w:val="Heading1"/>
+        <w:spacing w:before="360" w:after="160"/>
+      </w:pPr>
+      <w:r>
+        <w:rPr>
+          <w:rFonts w:ascii="Times New Roman" w:cs="Times New Roman" w:eastAsia="Times New Roman" w:hAnsi="Times New Roman"/>
+        </w:rPr>
+        <w:t>18. Resultado final: dataset limpio listo para Tableau</w:t>
+      </w:r>
+    </w:p>
+    <w:tbl>
+      <w:tblPr>
+        <w:tblW w:w="8000" w:type="dxa"/>
+        <w:tblBorders>
+          <w:top w:val="single" w:sz="4" w:color="AAAAAA"/>
+          <w:left w:val="single" w:sz="4" w:color="AAAAAA"/>
+          <w:bottom w:val="single" w:sz="4" w:color="AAAAAA"/>
+          <w:right w:val="single" w:sz="4" w:color="AAAAAA"/>
+          <w:insideH w:val="single" w:sz="4" w:color="AAAAAA"/>
+          <w:insideV w:val="single" w:sz="4" w:color="AAAAAA"/>
+        </w:tblBorders>
+      </w:tblPr>
+      <w:tblGrid>
+        <w:gridCol w:w="3500"/>
+        <w:gridCol w:w="4500"/>
+      </w:tblGrid>
+      <w:tr>
+        <w:tc>
+          <w:tcPr>
+            <w:tcW w:w="3500" w:type="dxa"/>
+            <w:shd w:val="clear" w:color="auto" w:fill="D9E2F3"/>
+            <w:tcMar>
+              <w:top w:w="60" w:type="dxa"/>
+              <w:bottom w:w="60" w:type="dxa"/>
+              <w:left w:w="80" w:type="dxa"/>
+              <w:right w:w="80" w:type="dxa"/>
+            </w:tcMar>
+          </w:tcPr>
+          <w:p>
+            <w:pPr>
+              <w:rPr>
+                <w:rFonts w:ascii="Times New Roman" w:cs="Times New Roman" w:eastAsia="Times New Roman" w:hAnsi="Times New Roman"/>
+              </w:rPr>
+            </w:pPr>
+            <w:r>
+              <w:rPr>
+                <w:rFonts w:ascii="Times New Roman" w:cs="Times New Roman" w:eastAsia="Times New Roman" w:hAnsi="Times New Roman"/>
+                <w:b/>
+                <w:bCs/>
+                <w:sz w:val="18"/>
+                <w:szCs w:val="18"/>
+              </w:rPr>
+              <w:t xml:space="preserve">Metrica</w:t>
+            </w:r>
+          </w:p>
+        </w:tc>
+        <w:tc>
+          <w:tcPr>
+            <w:tcW w:w="4500" w:type="dxa"/>
+            <w:shd w:val="clear" w:color="auto" w:fill="D9E2F3"/>
+            <w:tcMar>
+              <w:top w:w="60" w:type="dxa"/>
+              <w:bottom w:w="60" w:type="dxa"/>
+              <w:left w:w="80" w:type="dxa"/>
+              <w:right w:w="80" w:type="dxa"/>
+            </w:tcMar>
+          </w:tcPr>
+          <w:p>
+            <w:pPr>
+              <w:rPr>
+                <w:rFonts w:ascii="Times New Roman" w:cs="Times New Roman" w:eastAsia="Times New Roman" w:hAnsi="Times New Roman"/>
+              </w:rPr>
+            </w:pPr>
+            <w:r>
+              <w:rPr>
+                <w:rFonts w:ascii="Times New Roman" w:cs="Times New Roman" w:eastAsia="Times New Roman" w:hAnsi="Times New Roman"/>
+                <w:b/>
+                <w:bCs/>
+                <w:sz w:val="18"/>
+                <w:szCs w:val="18"/>
+              </w:rPr>
+              <w:t xml:space="preserve">Valor</w:t>
+            </w:r>
+          </w:p>
+        </w:tc>
+      </w:tr>
+      <w:tr>
+        <w:tc>
+          <w:tcPr>
+            <w:tcW w:w="3500" w:type="dxa"/>
+            <w:tcMar>
+              <w:top w:w="60" w:type="dxa"/>
+              <w:bottom w:w="60" w:type="dxa"/>
+              <w:left w:w="80" w:type="dxa"/>
+              <w:right w:w="80" w:type="dxa"/>
+            </w:tcMar>
+          </w:tcPr>
+          <w:p>
+            <w:pPr>
+              <w:rPr>
+                <w:rFonts w:ascii="Times New Roman" w:cs="Times New Roman" w:eastAsia="Times New Roman" w:hAnsi="Times New Roman"/>
+              </w:rPr>
+            </w:pPr>
+            <w:r>
+              <w:rPr>
+                <w:rFonts w:ascii="Times New Roman" w:cs="Times New Roman" w:eastAsia="Times New Roman" w:hAnsi="Times New Roman"/>
+                <w:sz w:val="18"/>
+                <w:szCs w:val="18"/>
+              </w:rPr>
+              <w:t xml:space="preserve">Archivo principal</w:t>
+            </w:r>
+          </w:p>
+        </w:tc>
+        <w:tc>
+          <w:tcPr>
+            <w:tcW w:w="4500" w:type="dxa"/>
+            <w:tcMar>
+              <w:top w:w="60" w:type="dxa"/>
+              <w:bottom w:w="60" w:type="dxa"/>
+              <w:left w:w="80" w:type="dxa"/>
+              <w:right w:w="80" w:type="dxa"/>
+            </w:tcMar>
+          </w:tcPr>
+          <w:p>
+            <w:pPr>
+              <w:rPr>
+                <w:rFonts w:ascii="Times New Roman" w:cs="Times New Roman" w:eastAsia="Times New Roman" w:hAnsi="Times New Roman"/>
+              </w:rPr>
+            </w:pPr>
+            <w:r>
+              <w:rPr>
+                <w:rFonts w:ascii="Times New Roman" w:cs="Times New Roman" w:eastAsia="Times New Roman" w:hAnsi="Times New Roman"/>
+                <w:sz w:val="18"/>
+                <w:szCs w:val="18"/>
+              </w:rPr>
+              <w:t xml:space="preserve">eda_output/business_clean.csv</w:t>
+            </w:r>
+          </w:p>
+        </w:tc>
+      </w:tr>
+      <w:tr>
+        <w:tc>
+          <w:tcPr>
+            <w:tcW w:w="3500" w:type="dxa"/>
+            <w:tcMar>
+              <w:top w:w="60" w:type="dxa"/>
+              <w:bottom w:w="60" w:type="dxa"/>
+              <w:left w:w="80" w:type="dxa"/>
+              <w:right w:w="80" w:type="dxa"/>
+            </w:tcMar>
+          </w:tcPr>
+          <w:p>
+            <w:pPr>
+              <w:rPr>
+                <w:rFonts w:ascii="Times New Roman" w:cs="Times New Roman" w:eastAsia="Times New Roman" w:hAnsi="Times New Roman"/>
+              </w:rPr>
+            </w:pPr>
+            <w:r>
+              <w:rPr>
+                <w:rFonts w:ascii="Times New Roman" w:cs="Times New Roman" w:eastAsia="Times New Roman" w:hAnsi="Times New Roman"/>
+                <w:sz w:val="18"/>
+                <w:szCs w:val="18"/>
+              </w:rPr>
+              <w:t xml:space="preserve">Filas (negocios activos)</w:t>
+            </w:r>
+          </w:p>
+        </w:tc>
+        <w:tc>
+          <w:tcPr>
+            <w:tcW w:w="4500" w:type="dxa"/>
+            <w:tcMar>
+              <w:top w:w="60" w:type="dxa"/>
+              <w:bottom w:w="60" w:type="dxa"/>
+              <w:left w:w="80" w:type="dxa"/>
+              <w:right w:w="80" w:type="dxa"/>
+            </w:tcMar>
+          </w:tcPr>
+          <w:p>
+            <w:pPr>
+              <w:rPr>
+                <w:rFonts w:ascii="Times New Roman" w:cs="Times New Roman" w:eastAsia="Times New Roman" w:hAnsi="Times New Roman"/>
+              </w:rPr>
+            </w:pPr>
+            <w:r>
+              <w:rPr>
+                <w:rFonts w:ascii="Times New Roman" w:cs="Times New Roman" w:eastAsia="Times New Roman" w:hAnsi="Times New Roman"/>
+                <w:sz w:val="18"/>
+                <w:szCs w:val="18"/>
+              </w:rPr>
+              <w:t xml:space="preserve">119,698</w:t>
+            </w:r>
+          </w:p>
+        </w:tc>
+      </w:tr>
+      <w:tr>
+        <w:tc>
+          <w:tcPr>
+            <w:tcW w:w="3500" w:type="dxa"/>
+            <w:tcMar>
+              <w:top w:w="60" w:type="dxa"/>
+              <w:bottom w:w="60" w:type="dxa"/>
+              <w:left w:w="80" w:type="dxa"/>
+              <w:right w:w="80" w:type="dxa"/>
+            </w:tcMar>
+          </w:tcPr>
+          <w:p>
+            <w:pPr>
+              <w:rPr>
+                <w:rFonts w:ascii="Times New Roman" w:cs="Times New Roman" w:eastAsia="Times New Roman" w:hAnsi="Times New Roman"/>
+              </w:rPr>
+            </w:pPr>
+            <w:r>
+              <w:rPr>
+                <w:rFonts w:ascii="Times New Roman" w:cs="Times New Roman" w:eastAsia="Times New Roman" w:hAnsi="Times New Roman"/>
+                <w:sz w:val="18"/>
+                <w:szCs w:val="18"/>
+              </w:rPr>
+              <w:t xml:space="preserve">Columnas exportadas</w:t>
+            </w:r>
+          </w:p>
+        </w:tc>
+        <w:tc>
+          <w:tcPr>
+            <w:tcW w:w="4500" w:type="dxa"/>
+            <w:tcMar>
+              <w:top w:w="60" w:type="dxa"/>
+              <w:bottom w:w="60" w:type="dxa"/>
+              <w:left w:w="80" w:type="dxa"/>
+              <w:right w:w="80" w:type="dxa"/>
+            </w:tcMar>
+          </w:tcPr>
+          <w:p>
+            <w:pPr>
+              <w:rPr>
+                <w:rFonts w:ascii="Times New Roman" w:cs="Times New Roman" w:eastAsia="Times New Roman" w:hAnsi="Times New Roman"/>
+              </w:rPr>
+            </w:pPr>
+            <w:r>
+              <w:rPr>
+                <w:rFonts w:ascii="Times New Roman" w:cs="Times New Roman" w:eastAsia="Times New Roman" w:hAnsi="Times New Roman"/>
+                <w:sz w:val="18"/>
+                <w:szCs w:val="18"/>
+              </w:rPr>
+              <w:t xml:space="preserve">16 (sin JSON anidados de attributes/hours)</w:t>
+            </w:r>
+          </w:p>
+        </w:tc>
+      </w:tr>
+      <w:tr>
+        <w:tc>
+          <w:tcPr>
+            <w:tcW w:w="3500" w:type="dxa"/>
+            <w:tcMar>
+              <w:top w:w="60" w:type="dxa"/>
+              <w:bottom w:w="60" w:type="dxa"/>
+              <w:left w:w="80" w:type="dxa"/>
+              <w:right w:w="80" w:type="dxa"/>
+            </w:tcMar>
+          </w:tcPr>
+          <w:p>
+            <w:pPr>
+              <w:rPr>
+                <w:rFonts w:ascii="Times New Roman" w:cs="Times New Roman" w:eastAsia="Times New Roman" w:hAnsi="Times New Roman"/>
+              </w:rPr>
+            </w:pPr>
+            <w:r>
+              <w:rPr>
+                <w:rFonts w:ascii="Times New Roman" w:cs="Times New Roman" w:eastAsia="Times New Roman" w:hAnsi="Times New Roman"/>
+                <w:sz w:val="18"/>
+                <w:szCs w:val="18"/>
+              </w:rPr>
+              <w:t xml:space="preserve">Nulos residuales</w:t>
+            </w:r>
+          </w:p>
+        </w:tc>
+        <w:tc>
+          <w:tcPr>
+            <w:tcW w:w="4500" w:type="dxa"/>
+            <w:tcMar>
+              <w:top w:w="60" w:type="dxa"/>
+              <w:bottom w:w="60" w:type="dxa"/>
+              <w:left w:w="80" w:type="dxa"/>
+              <w:right w:w="80" w:type="dxa"/>
+            </w:tcMar>
+          </w:tcPr>
+          <w:p>
+            <w:pPr>
+              <w:rPr>
+                <w:rFonts w:ascii="Times New Roman" w:cs="Times New Roman" w:eastAsia="Times New Roman" w:hAnsi="Times New Roman"/>
+              </w:rPr>
+            </w:pPr>
+            <w:r>
+              <w:rPr>
+                <w:rFonts w:ascii="Times New Roman" w:cs="Times New Roman" w:eastAsia="Times New Roman" w:hAnsi="Times New Roman"/>
+                <w:sz w:val="18"/>
+                <w:szCs w:val="18"/>
+              </w:rPr>
+              <w:t xml:space="preserve">95 en categories (0.08%) - documentados</w:t>
+            </w:r>
+          </w:p>
+        </w:tc>
+      </w:tr>
+      <w:tr>
+        <w:tc>
+          <w:tcPr>
+            <w:tcW w:w="3500" w:type="dxa"/>
+            <w:tcMar>
+              <w:top w:w="60" w:type="dxa"/>
+              <w:bottom w:w="60" w:type="dxa"/>
+              <w:left w:w="80" w:type="dxa"/>
+              <w:right w:w="80" w:type="dxa"/>
+            </w:tcMar>
+          </w:tcPr>
+          <w:p>
+            <w:pPr>
+              <w:rPr>
+                <w:rFonts w:ascii="Times New Roman" w:cs="Times New Roman" w:eastAsia="Times New Roman" w:hAnsi="Times New Roman"/>
+              </w:rPr>
+            </w:pPr>
+            <w:r>
+              <w:rPr>
+                <w:rFonts w:ascii="Times New Roman" w:cs="Times New Roman" w:eastAsia="Times New Roman" w:hAnsi="Times New Roman"/>
+                <w:sz w:val="18"/>
+                <w:szCs w:val="18"/>
+              </w:rPr>
+              <w:t xml:space="preserve">Todos is_open == 1</w:t>
+            </w:r>
+          </w:p>
+        </w:tc>
+        <w:tc>
+          <w:tcPr>
+            <w:tcW w:w="4500" w:type="dxa"/>
+            <w:tcMar>
+              <w:top w:w="60" w:type="dxa"/>
+              <w:bottom w:w="60" w:type="dxa"/>
+              <w:left w:w="80" w:type="dxa"/>
+              <w:right w:w="80" w:type="dxa"/>
+            </w:tcMar>
+          </w:tcPr>
+          <w:p>
+            <w:pPr>
+              <w:rPr>
+                <w:rFonts w:ascii="Times New Roman" w:cs="Times New Roman" w:eastAsia="Times New Roman" w:hAnsi="Times New Roman"/>
+              </w:rPr>
+            </w:pPr>
+            <w:r>
+              <w:rPr>
+                <w:rFonts w:ascii="Times New Roman" w:cs="Times New Roman" w:eastAsia="Times New Roman" w:hAnsi="Times New Roman"/>
+                <w:sz w:val="18"/>
+                <w:szCs w:val="18"/>
+              </w:rPr>
+              <w:t xml:space="preserve">Confirmado - solo negocios activos</w:t>
+            </w:r>
+          </w:p>
+        </w:tc>
+      </w:tr>
+      <w:tr>
+        <w:tc>
+          <w:tcPr>
+            <w:tcW w:w="3500" w:type="dxa"/>
+            <w:tcMar>
+              <w:top w:w="60" w:type="dxa"/>
+              <w:bottom w:w="60" w:type="dxa"/>
+              <w:left w:w="80" w:type="dxa"/>
+              <w:right w:w="80" w:type="dxa"/>
+            </w:tcMar>
+          </w:tcPr>
+          <w:p>
+            <w:pPr>
+              <w:rPr>
+                <w:rFonts w:ascii="Times New Roman" w:cs="Times New Roman" w:eastAsia="Times New Roman" w:hAnsi="Times New Roman"/>
+              </w:rPr>
+            </w:pPr>
+            <w:r>
+              <w:rPr>
+                <w:rFonts w:ascii="Times New Roman" w:cs="Times New Roman" w:eastAsia="Times New Roman" w:hAnsi="Times New Roman"/>
+                <w:sz w:val="18"/>
+                <w:szCs w:val="18"/>
+              </w:rPr>
+              <w:t xml:space="preserve">Ciudades cubiertas</w:t>
+            </w:r>
+          </w:p>
+        </w:tc>
+        <w:tc>
+          <w:tcPr>
+            <w:tcW w:w="4500" w:type="dxa"/>
+            <w:tcMar>
+              <w:top w:w="60" w:type="dxa"/>
+              <w:bottom w:w="60" w:type="dxa"/>
+              <w:left w:w="80" w:type="dxa"/>
+              <w:right w:w="80" w:type="dxa"/>
+            </w:tcMar>
+          </w:tcPr>
+          <w:p>
+            <w:pPr>
+              <w:rPr>
+                <w:rFonts w:ascii="Times New Roman" w:cs="Times New Roman" w:eastAsia="Times New Roman" w:hAnsi="Times New Roman"/>
+              </w:rPr>
+            </w:pPr>
+            <w:r>
+              <w:rPr>
+                <w:rFonts w:ascii="Times New Roman" w:cs="Times New Roman" w:eastAsia="Times New Roman" w:hAnsi="Times New Roman"/>
+                <w:sz w:val="18"/>
+                <w:szCs w:val="18"/>
+              </w:rPr>
+              <w:t xml:space="preserve">1,156</w:t>
+            </w:r>
+          </w:p>
+        </w:tc>
+      </w:tr>
+      <w:tr>
+        <w:tc>
+          <w:tcPr>
+            <w:tcW w:w="3500" w:type="dxa"/>
+            <w:tcMar>
+              <w:top w:w="60" w:type="dxa"/>
+              <w:bottom w:w="60" w:type="dxa"/>
+              <w:left w:w="80" w:type="dxa"/>
+              <w:right w:w="80" w:type="dxa"/>
+            </w:tcMar>
+          </w:tcPr>
+          <w:p>
+            <w:pPr>
+              <w:rPr>
+                <w:rFonts w:ascii="Times New Roman" w:cs="Times New Roman" w:eastAsia="Times New Roman" w:hAnsi="Times New Roman"/>
+              </w:rPr>
+            </w:pPr>
+            <w:r>
+              <w:rPr>
+                <w:rFonts w:ascii="Times New Roman" w:cs="Times New Roman" w:eastAsia="Times New Roman" w:hAnsi="Times New Roman"/>
+                <w:sz w:val="18"/>
+                <w:szCs w:val="18"/>
+              </w:rPr>
+              <w:t xml:space="preserve">Estados cubiertos</w:t>
+            </w:r>
+          </w:p>
+        </w:tc>
+        <w:tc>
+          <w:tcPr>
+            <w:tcW w:w="4500" w:type="dxa"/>
+            <w:tcMar>
+              <w:top w:w="60" w:type="dxa"/>
+              <w:bottom w:w="60" w:type="dxa"/>
+              <w:left w:w="80" w:type="dxa"/>
+              <w:right w:w="80" w:type="dxa"/>
+            </w:tcMar>
+          </w:tcPr>
+          <w:p>
+            <w:pPr>
+              <w:rPr>
+                <w:rFonts w:ascii="Times New Roman" w:cs="Times New Roman" w:eastAsia="Times New Roman" w:hAnsi="Times New Roman"/>
+              </w:rPr>
+            </w:pPr>
+            <w:r>
+              <w:rPr>
+                <w:rFonts w:ascii="Times New Roman" w:cs="Times New Roman" w:eastAsia="Times New Roman" w:hAnsi="Times New Roman"/>
+                <w:sz w:val="18"/>
+                <w:szCs w:val="18"/>
+              </w:rPr>
+              <w:t xml:space="preserve">24</w:t>
+            </w:r>
+          </w:p>
+        </w:tc>
+      </w:tr>
+      <w:tr>
+        <w:tc>
+          <w:tcPr>
+            <w:tcW w:w="3500" w:type="dxa"/>
+            <w:tcMar>
+              <w:top w:w="60" w:type="dxa"/>
+              <w:bottom w:w="60" w:type="dxa"/>
+              <w:left w:w="80" w:type="dxa"/>
+              <w:right w:w="80" w:type="dxa"/>
+            </w:tcMar>
+          </w:tcPr>
+          <w:p>
+            <w:pPr>
+              <w:rPr>
+                <w:rFonts w:ascii="Times New Roman" w:cs="Times New Roman" w:eastAsia="Times New Roman" w:hAnsi="Times New Roman"/>
+              </w:rPr>
+            </w:pPr>
+            <w:r>
+              <w:rPr>
+                <w:rFonts w:ascii="Times New Roman" w:cs="Times New Roman" w:eastAsia="Times New Roman" w:hAnsi="Times New Roman"/>
+                <w:sz w:val="18"/>
+                <w:szCs w:val="18"/>
+              </w:rPr>
+              <w:t xml:space="preserve">Rango stars</w:t>
+            </w:r>
+          </w:p>
+        </w:tc>
+        <w:tc>
+          <w:tcPr>
+            <w:tcW w:w="4500" w:type="dxa"/>
+            <w:tcMar>
+              <w:top w:w="60" w:type="dxa"/>
+              <w:bottom w:w="60" w:type="dxa"/>
+              <w:left w:w="80" w:type="dxa"/>
+              <w:right w:w="80" w:type="dxa"/>
+            </w:tcMar>
+          </w:tcPr>
+          <w:p>
+            <w:pPr>
+              <w:rPr>
+                <w:rFonts w:ascii="Times New Roman" w:cs="Times New Roman" w:eastAsia="Times New Roman" w:hAnsi="Times New Roman"/>
+              </w:rPr>
+            </w:pPr>
+            <w:r>
+              <w:rPr>
+                <w:rFonts w:ascii="Times New Roman" w:cs="Times New Roman" w:eastAsia="Times New Roman" w:hAnsi="Times New Roman"/>
+                <w:sz w:val="18"/>
+                <w:szCs w:val="18"/>
+              </w:rPr>
+              <w:t xml:space="preserve">1.0 - 5.0</w:t>
+            </w:r>
+          </w:p>
+        </w:tc>
+      </w:tr>
+      <w:tr>
+        <w:tc>
+          <w:tcPr>
+            <w:tcW w:w="3500" w:type="dxa"/>
+            <w:tcMar>
+              <w:top w:w="60" w:type="dxa"/>
+              <w:bottom w:w="60" w:type="dxa"/>
+              <w:left w:w="80" w:type="dxa"/>
+              <w:right w:w="80" w:type="dxa"/>
+            </w:tcMar>
+          </w:tcPr>
+          <w:p>
+            <w:pPr>
+              <w:rPr>
+                <w:rFonts w:ascii="Times New Roman" w:cs="Times New Roman" w:eastAsia="Times New Roman" w:hAnsi="Times New Roman"/>
+              </w:rPr>
+            </w:pPr>
+            <w:r>
+              <w:rPr>
+                <w:rFonts w:ascii="Times New Roman" w:cs="Times New Roman" w:eastAsia="Times New Roman" w:hAnsi="Times New Roman"/>
+                <w:sz w:val="18"/>
+                <w:szCs w:val="18"/>
+              </w:rPr>
+              <w:t xml:space="preserve">Archivos de soporte</w:t>
+            </w:r>
+          </w:p>
+        </w:tc>
+        <w:tc>
+          <w:tcPr>
+            <w:tcW w:w="4500" w:type="dxa"/>
+            <w:tcMar>
+              <w:top w:w="60" w:type="dxa"/>
+              <w:bottom w:w="60" w:type="dxa"/>
+              <w:left w:w="80" w:type="dxa"/>
+              <w:right w:w="80" w:type="dxa"/>
+            </w:tcMar>
+          </w:tcPr>
+          <w:p>
+            <w:pPr>
+              <w:rPr>
+                <w:rFonts w:ascii="Times New Roman" w:cs="Times New Roman" w:eastAsia="Times New Roman" w:hAnsi="Times New Roman"/>
+              </w:rPr>
+            </w:pPr>
+            <w:r>
+              <w:rPr>
+                <w:rFonts w:ascii="Times New Roman" w:cs="Times New Roman" w:eastAsia="Times New Roman" w:hAnsi="Times New Roman"/>
+                <w:sz w:val="18"/>
+                <w:szCs w:val="18"/>
+              </w:rPr>
+              <w:t xml:space="preserve">bitacora_transformaciones.csv</w:t>
+            </w:r>
+          </w:p>
+        </w:tc>
+      </w:tr>
+      <w:tr>
+        <w:tc>
+          <w:tcPr>
+            <w:tcW w:w="3500" w:type="dxa"/>
+            <w:tcMar>
+              <w:top w:w="60" w:type="dxa"/>
+              <w:bottom w:w="60" w:type="dxa"/>
+              <w:left w:w="80" w:type="dxa"/>
+              <w:right w:w="80" w:type="dxa"/>
+            </w:tcMar>
+          </w:tcPr>
+          <w:p>
+            <w:pPr>
+              <w:rPr>
+                <w:rFonts w:ascii="Times New Roman" w:cs="Times New Roman" w:eastAsia="Times New Roman" w:hAnsi="Times New Roman"/>
+              </w:rPr>
+            </w:pPr>
+            <w:r>
+              <w:rPr>
+                <w:rFonts w:ascii="Times New Roman" w:cs="Times New Roman" w:eastAsia="Times New Roman" w:hAnsi="Times New Roman"/>
+                <w:sz w:val="18"/>
+                <w:szCs w:val="18"/>
+              </w:rPr>
+              <w:t xml:space="preserve">Notebook reproducible</w:t>
+            </w:r>
+          </w:p>
+        </w:tc>
+        <w:tc>
+          <w:tcPr>
+            <w:tcW w:w="4500" w:type="dxa"/>
+            <w:tcMar>
+              <w:top w:w="60" w:type="dxa"/>
+              <w:bottom w:w="60" w:type="dxa"/>
+              <w:left w:w="80" w:type="dxa"/>
+              <w:right w:w="80" w:type="dxa"/>
+            </w:tcMar>
+          </w:tcPr>
+          <w:p>
+            <w:pPr>
+              <w:rPr>
+                <w:rFonts w:ascii="Times New Roman" w:cs="Times New Roman" w:eastAsia="Times New Roman" w:hAnsi="Times New Roman"/>
+              </w:rPr>
+            </w:pPr>
+            <w:r>
+              <w:rPr>
+                <w:rFonts w:ascii="Times New Roman" w:cs="Times New Roman" w:eastAsia="Times New Roman" w:hAnsi="Times New Roman"/>
+                <w:sz w:val="18"/>
+                <w:szCs w:val="18"/>
+              </w:rPr>
+              <w:t xml:space="preserve">notebooks/02_perfilado_limpieza.ipynb</w:t>
+            </w:r>
+          </w:p>
+        </w:tc>
+      </w:tr>
+    </w:tbl>
+    <w:p>
+      <w:pPr>
+        <w:spacing w:before="40" w:after="40"/>
+        <w:rPr>
+          <w:rFonts w:ascii="Times New Roman" w:cs="Times New Roman" w:eastAsia="Times New Roman" w:hAnsi="Times New Roman"/>
+        </w:rPr>
+      </w:pPr>
+      <w:r>
+        <w:rPr>
+          <w:rFonts w:ascii="Times New Roman" w:cs="Times New Roman" w:eastAsia="Times New Roman" w:hAnsi="Times New Roman"/>
+          <w:sz w:val="18"/>
+          <w:szCs w:val="18"/>
+        </w:rPr>
+        <w:t xml:space="preserve"/>
       </w:r>
     </w:p>
     <w:sectPr>
